--- a/UrbanPulse_구현설계서.docx
+++ b/UrbanPulse_구현설계서.docx
@@ -2,13 +2,13 @@
 <file path=word/document.xml><?xml version="1.0" encoding="utf-8"?>
 <w:document xmlns:w="http://schemas.openxmlformats.org/wordprocessingml/2006/main" xmlns:m="http://schemas.openxmlformats.org/officeDocument/2006/math" xmlns:r="http://schemas.openxmlformats.org/officeDocument/2006/relationships" xmlns:o="urn:schemas-microsoft-com:office:office" xmlns:v="urn:schemas-microsoft-com:vml" xmlns:w10="urn:schemas-microsoft-com:office:word" xmlns:a="http://schemas.openxmlformats.org/drawingml/2006/main" xmlns:pic="http://schemas.openxmlformats.org/drawingml/2006/picture" xmlns:wp="http://schemas.openxmlformats.org/drawingml/2006/wordprocessingDrawing">
   <w:body>
-    <w:bookmarkStart w:id="40" w:name="urbanpulse-구현-설계서-v7.1-2026-10-01"/>
+    <w:bookmarkStart w:id="40" w:name="urbanpulse-구현-설계서-v7.2-2026-10-01"/>
     <w:p>
       <w:pPr>
         <w:pStyle w:val="Heading1"/>
       </w:pPr>
       <w:r>
-        <w:t xml:space="preserve">UrbanPulse 구현 설계서 v7.1 (2026-10-01)</w:t>
+        <w:t xml:space="preserve">UrbanPulse 구현 설계서 v7.2 (2026-10-01)</w:t>
       </w:r>
     </w:p>
     <w:p>
@@ -53,6 +53,66 @@
       </w:r>
       <w:r>
         <w:t xml:space="preserve">에 있습니다.</w:t>
+      </w:r>
+      <w:r>
+        <w:t xml:space="preserve"> </w:t>
+      </w:r>
+      <w:r>
+        <w:t xml:space="preserve">v7.2: M1 검수에서 나온 사실을 반영했습니다(작업 지시서</w:t>
+      </w:r>
+      <w:r>
+        <w:t xml:space="preserve"> </w:t>
+      </w:r>
+      <w:r>
+        <w:rPr>
+          <w:rStyle w:val="VerbatimChar"/>
+        </w:rPr>
+        <w:t xml:space="preserve">docs/sow/SOW-M2.md</w:t>
+      </w:r>
+      <w:r>
+        <w:t xml:space="preserve">). ① 수집은 원본을 먼저 저장하고 DB는 그다음에 씁니다(DB가 꺼져도 원본은 남고,</w:t>
+      </w:r>
+      <w:r>
+        <w:t xml:space="preserve"> </w:t>
+      </w:r>
+      <w:r>
+        <w:rPr>
+          <w:rStyle w:val="VerbatimChar"/>
+        </w:rPr>
+        <w:t xml:space="preserve">ingest_raw</w:t>
+      </w:r>
+      <w:r>
+        <w:t xml:space="preserve">로 나중에 넣음). ② 장소의 등급과 제공 상태는 과거 추출본이 아니라 수집된 데이터로 매일 다시 정합니다(결제 데이터가 최근 28일에 있으면 A1, 실시간이 7일 없으면 꺼짐, 모델 번호표·단계 경계·14일 이력이 있으면 켬).</w:t>
+      </w:r>
+      <w:r>
+        <w:t xml:space="preserve"> </w:t>
+      </w:r>
+      <w:r>
+        <w:t xml:space="preserve">“데이터가 없던 10곳”</w:t>
+      </w:r>
+      <w:r>
+        <w:t xml:space="preserve">(POI122~131)이 지금은 데이터를 주고 있어서입니다. ③ 시간별 값은 그 시각 구간의 평균(내림)으로 정의합니다. 연구 코드는 30분 단위 시각을 짝수 시로 반올림해서 홀수 시가 비어 있었고, 백테스트의</w:t>
+      </w:r>
+      <w:r>
+        <w:t xml:space="preserve"> </w:t>
+      </w:r>
+      <w:r>
+        <w:t xml:space="preserve">“1시간 빈칸”</w:t>
+      </w:r>
+      <w:r>
+        <w:t xml:space="preserve">이 여기서 나왔습니다. 모델 이식은 옛 격자로 연구 수치를 재현해 증명하고, 운영 모델은 새 격자로 다시 평가해 관문을 판정합니다. ④ 결제 업종은 8개 고정 키로 저장합니다. ⑤ 공휴일은 API의</w:t>
+      </w:r>
+      <w:r>
+        <w:t xml:space="preserve"> </w:t>
+      </w:r>
+      <w:r>
+        <w:rPr>
+          <w:rStyle w:val="VerbatimChar"/>
+        </w:rPr>
+        <w:t xml:space="preserve">isHoliday</w:t>
+      </w:r>
+      <w:r>
+        <w:t xml:space="preserve">가 Y인 날만 씁니다.</w:t>
       </w:r>
       <w:r>
         <w:t xml:space="preserve"> </w:t>

--- a/UrbanPulse_구현설계서.docx
+++ b/UrbanPulse_구현설계서.docx
@@ -2,13 +2,13 @@
 <file path=word/document.xml><?xml version="1.0" encoding="utf-8"?>
 <w:document xmlns:w="http://schemas.openxmlformats.org/wordprocessingml/2006/main" xmlns:m="http://schemas.openxmlformats.org/officeDocument/2006/math" xmlns:r="http://schemas.openxmlformats.org/officeDocument/2006/relationships" xmlns:o="urn:schemas-microsoft-com:office:office" xmlns:v="urn:schemas-microsoft-com:vml" xmlns:w10="urn:schemas-microsoft-com:office:word" xmlns:a="http://schemas.openxmlformats.org/drawingml/2006/main" xmlns:pic="http://schemas.openxmlformats.org/drawingml/2006/picture" xmlns:wp="http://schemas.openxmlformats.org/drawingml/2006/wordprocessingDrawing">
   <w:body>
-    <w:bookmarkStart w:id="40" w:name="urbanpulse-구현-설계서-v7.2-2026-10-01"/>
+    <w:bookmarkStart w:id="40" w:name="urbanpulse-구현-설계서-v7.3-2026-10-01"/>
     <w:p>
       <w:pPr>
         <w:pStyle w:val="Heading1"/>
       </w:pPr>
       <w:r>
-        <w:t xml:space="preserve">UrbanPulse 구현 설계서 v7.2 (2026-10-01)</w:t>
+        <w:t xml:space="preserve">UrbanPulse 구현 설계서 v7.3 (2026-10-01)</w:t>
       </w:r>
     </w:p>
     <w:p>
@@ -53,6 +53,129 @@
       </w:r>
       <w:r>
         <w:t xml:space="preserve">에 있습니다.</w:t>
+      </w:r>
+      <w:r>
+        <w:t xml:space="preserve"> </w:t>
+      </w:r>
+      <w:r>
+        <w:t xml:space="preserve">v7.3: M2~M5 구현·검수와 실험 15·16 결과 반영. ① 추천 창은</w:t>
+      </w:r>
+      <w:r>
+        <w:t xml:space="preserve"> </w:t>
+      </w:r>
+      <w:r>
+        <w:t xml:space="preserve">“가도 괜찮아요”</w:t>
+      </w:r>
+      <w:r>
+        <w:t xml:space="preserve"> </w:t>
+      </w:r>
+      <w:r>
+        <w:t xml:space="preserve">시간에서만 선택, 오늘은 남은 시간에서만 선택(4.4-3). ② A1 구경·산책의</w:t>
+      </w:r>
+      <w:r>
+        <w:t xml:space="preserve"> </w:t>
+      </w:r>
+      <w:r>
+        <w:t xml:space="preserve">“한적”</w:t>
+      </w:r>
+      <w:r>
+        <w:t xml:space="preserve">을 끔으로 변경(켜기·끄기 표). ③ 표 추가:</w:t>
+      </w:r>
+      <w:r>
+        <w:t xml:space="preserve"> </w:t>
+      </w:r>
+      <w:r>
+        <w:rPr>
+          <w:rStyle w:val="VerbatimChar"/>
+        </w:rPr>
+        <w:t xml:space="preserve">recommendation_log</w:t>
+      </w:r>
+      <w:r>
+        <w:t xml:space="preserve">,</w:t>
+      </w:r>
+      <w:r>
+        <w:t xml:space="preserve"> </w:t>
+      </w:r>
+      <w:r>
+        <w:rPr>
+          <w:rStyle w:val="VerbatimChar"/>
+        </w:rPr>
+        <w:t xml:space="preserve">lively_norm</w:t>
+      </w:r>
+      <w:r>
+        <w:t xml:space="preserve">, 컬럼</w:t>
+      </w:r>
+      <w:r>
+        <w:t xml:space="preserve"> </w:t>
+      </w:r>
+      <w:r>
+        <w:rPr>
+          <w:rStyle w:val="VerbatimChar"/>
+        </w:rPr>
+        <w:t xml:space="preserve">forecast_hourly.a_actual</w:t>
+      </w:r>
+      <w:r>
+        <w:t xml:space="preserve">(3장). ④ 홈 목록은 실측 결제 활동으로 선택(6.4). ⑤ 운영 격자 기준 모델 수치(5장). ⑥ 지도는 MapLibre + OpenFreeMap(6.3). ⑦ 역세권은 축소판으로 먼저 구현(4.3). ⑧ 보관 작업은 삭제 없이 후보 수만 확인(4.7). 작업 지시서:</w:t>
+      </w:r>
+      <w:r>
+        <w:t xml:space="preserve"> </w:t>
+      </w:r>
+      <w:r>
+        <w:rPr>
+          <w:rStyle w:val="VerbatimChar"/>
+        </w:rPr>
+        <w:t xml:space="preserve">docs/sow/SOW-M3.md</w:t>
+      </w:r>
+      <w:r>
+        <w:t xml:space="preserve">,</w:t>
+      </w:r>
+      <w:r>
+        <w:t xml:space="preserve"> </w:t>
+      </w:r>
+      <w:r>
+        <w:rPr>
+          <w:rStyle w:val="VerbatimChar"/>
+        </w:rPr>
+        <w:t xml:space="preserve">SOW-M4.md</w:t>
+      </w:r>
+      <w:r>
+        <w:t xml:space="preserve">,</w:t>
+      </w:r>
+      <w:r>
+        <w:t xml:space="preserve"> </w:t>
+      </w:r>
+      <w:r>
+        <w:rPr>
+          <w:rStyle w:val="VerbatimChar"/>
+        </w:rPr>
+        <w:t xml:space="preserve">SOW-M4.1.md</w:t>
+      </w:r>
+      <w:r>
+        <w:t xml:space="preserve">,</w:t>
+      </w:r>
+      <w:r>
+        <w:t xml:space="preserve"> </w:t>
+      </w:r>
+      <w:r>
+        <w:rPr>
+          <w:rStyle w:val="VerbatimChar"/>
+        </w:rPr>
+        <w:t xml:space="preserve">SOW-M5.md</w:t>
+      </w:r>
+      <w:r>
+        <w:t xml:space="preserve">,</w:t>
+      </w:r>
+      <w:r>
+        <w:t xml:space="preserve"> </w:t>
+      </w:r>
+      <w:r>
+        <w:rPr>
+          <w:rStyle w:val="VerbatimChar"/>
+        </w:rPr>
+        <w:t xml:space="preserve">SOW-MB.md</w:t>
+      </w:r>
+      <w:r>
+        <w:t xml:space="preserve">.</w:t>
       </w:r>
       <w:r>
         <w:t xml:space="preserve"> </w:t>
@@ -607,7 +730,7 @@
               <w:t xml:space="preserve">ratio_v1b</w:t>
             </w:r>
             <w:r>
-              <w:t xml:space="preserve">를 이 장소들에서 검증하기 전까지 준비 중이라, 실제 대상은 A1 78곳, A2 24곳</w:t>
+              <w:t xml:space="preserve">를 이 장소들에서 검증하기 전까지 준비 중이라, 실제 대상은 A1 78곳, A2 24곳. 2026-10-01 수집 데이터 기준 켬 상태는 A1 78곳, A2 22곳(준비 중 A1 4곳, A2 17곳). 상태는 매일 다시 정함</w:t>
             </w:r>
           </w:p>
         </w:tc>
@@ -5062,6 +5185,312 @@
           </w:p>
         </w:tc>
       </w:tr>
+      <w:tr>
+        <w:tc>
+          <w:tcPr/>
+          <w:p>
+            <w:pPr>
+              <w:pStyle w:val="Compact"/>
+            </w:pPr>
+            <w:r>
+              <w:rPr>
+                <w:rStyle w:val="VerbatimChar"/>
+              </w:rPr>
+              <w:t xml:space="preserve">recommendation_log</w:t>
+            </w:r>
+          </w:p>
+        </w:tc>
+        <w:tc>
+          <w:tcPr/>
+          <w:p>
+            <w:pPr>
+              <w:pStyle w:val="Compact"/>
+            </w:pPr>
+            <w:r>
+              <w:rPr>
+                <w:rStyle w:val="VerbatimChar"/>
+              </w:rPr>
+              <w:t xml:space="preserve">place_id</w:t>
+            </w:r>
+            <w:r>
+              <w:t xml:space="preserve">,</w:t>
+            </w:r>
+            <w:r>
+              <w:t xml:space="preserve"> </w:t>
+            </w:r>
+            <w:r>
+              <w:rPr>
+                <w:rStyle w:val="VerbatimChar"/>
+              </w:rPr>
+              <w:t xml:space="preserve">issued_date</w:t>
+            </w:r>
+            <w:r>
+              <w:t xml:space="preserve">,</w:t>
+            </w:r>
+            <w:r>
+              <w:t xml:space="preserve"> </w:t>
+            </w:r>
+            <w:r>
+              <w:rPr>
+                <w:rStyle w:val="VerbatimChar"/>
+              </w:rPr>
+              <w:t xml:space="preserve">date</w:t>
+            </w:r>
+            <w:r>
+              <w:t xml:space="preserve">,</w:t>
+            </w:r>
+            <w:r>
+              <w:t xml:space="preserve"> </w:t>
+            </w:r>
+            <w:r>
+              <w:rPr>
+                <w:rStyle w:val="VerbatimChar"/>
+              </w:rPr>
+              <w:t xml:space="preserve">tolerance</w:t>
+            </w:r>
+            <w:r>
+              <w:t xml:space="preserve">,</w:t>
+            </w:r>
+            <w:r>
+              <w:t xml:space="preserve"> </w:t>
+            </w:r>
+            <w:r>
+              <w:rPr>
+                <w:rStyle w:val="VerbatimChar"/>
+              </w:rPr>
+              <w:t xml:space="preserve">purpose</w:t>
+            </w:r>
+            <w:r>
+              <w:t xml:space="preserve">,</w:t>
+            </w:r>
+            <w:r>
+              <w:t xml:space="preserve"> </w:t>
+            </w:r>
+            <w:r>
+              <w:rPr>
+                <w:rStyle w:val="VerbatimChar"/>
+              </w:rPr>
+              <w:t xml:space="preserve">state</w:t>
+            </w:r>
+            <w:r>
+              <w:t xml:space="preserve">,</w:t>
+            </w:r>
+            <w:r>
+              <w:t xml:space="preserve"> </w:t>
+            </w:r>
+            <w:r>
+              <w:rPr>
+                <w:rStyle w:val="VerbatimChar"/>
+              </w:rPr>
+              <w:t xml:space="preserve">windows</w:t>
+            </w:r>
+            <w:r>
+              <w:t xml:space="preserve">,</w:t>
+            </w:r>
+            <w:r>
+              <w:t xml:space="preserve"> </w:t>
+            </w:r>
+            <w:r>
+              <w:rPr>
+                <w:rStyle w:val="VerbatimChar"/>
+              </w:rPr>
+              <w:t xml:space="preserve">hours</w:t>
+            </w:r>
+            <w:r>
+              <w:t xml:space="preserve">,</w:t>
+            </w:r>
+            <w:r>
+              <w:t xml:space="preserve"> </w:t>
+            </w:r>
+            <w:r>
+              <w:rPr>
+                <w:rStyle w:val="VerbatimChar"/>
+              </w:rPr>
+              <w:t xml:space="preserve">p90</w:t>
+            </w:r>
+            <w:r>
+              <w:t xml:space="preserve">,</w:t>
+            </w:r>
+            <w:r>
+              <w:t xml:space="preserve"> </w:t>
+            </w:r>
+            <w:r>
+              <w:rPr>
+                <w:rStyle w:val="VerbatimChar"/>
+              </w:rPr>
+              <w:t xml:space="preserve">lively_min</w:t>
+            </w:r>
+          </w:p>
+        </w:tc>
+        <w:tc>
+          <w:tcPr/>
+          <w:p>
+            <w:pPr>
+              <w:pStyle w:val="Compact"/>
+            </w:pPr>
+            <w:r>
+              <w:t xml:space="preserve">3일 뒤 날짜의 추천을 낸 그대로 남기는 기록. 덮어쓰지 않음.</w:t>
+            </w:r>
+            <w:r>
+              <w:t xml:space="preserve"> </w:t>
+            </w:r>
+            <w:r>
+              <w:rPr>
+                <w:rStyle w:val="VerbatimChar"/>
+              </w:rPr>
+              <w:t xml:space="preserve">recommendations</w:t>
+            </w:r>
+            <w:r>
+              <w:t xml:space="preserve">는 30분마다 다시 쓰여서 평가할 원본이 따로 필요</w:t>
+            </w:r>
+          </w:p>
+        </w:tc>
+      </w:tr>
+      <w:tr>
+        <w:tc>
+          <w:tcPr/>
+          <w:p>
+            <w:pPr>
+              <w:pStyle w:val="Compact"/>
+            </w:pPr>
+            <w:r>
+              <w:rPr>
+                <w:rStyle w:val="VerbatimChar"/>
+              </w:rPr>
+              <w:t xml:space="preserve">lively_norm</w:t>
+            </w:r>
+          </w:p>
+        </w:tc>
+        <w:tc>
+          <w:tcPr/>
+          <w:p>
+            <w:pPr>
+              <w:pStyle w:val="Compact"/>
+            </w:pPr>
+            <w:r>
+              <w:rPr>
+                <w:rStyle w:val="VerbatimChar"/>
+              </w:rPr>
+              <w:t xml:space="preserve">place_id</w:t>
+            </w:r>
+            <w:r>
+              <w:t xml:space="preserve">,</w:t>
+            </w:r>
+            <w:r>
+              <w:t xml:space="preserve"> </w:t>
+            </w:r>
+            <w:r>
+              <w:rPr>
+                <w:rStyle w:val="VerbatimChar"/>
+              </w:rPr>
+              <w:t xml:space="preserve">p90_all</w:t>
+            </w:r>
+            <w:r>
+              <w:t xml:space="preserve">,</w:t>
+            </w:r>
+            <w:r>
+              <w:t xml:space="preserve"> </w:t>
+            </w:r>
+            <w:r>
+              <w:rPr>
+                <w:rStyle w:val="VerbatimChar"/>
+              </w:rPr>
+              <w:t xml:space="preserve">p90_food</w:t>
+            </w:r>
+            <w:r>
+              <w:t xml:space="preserve">,</w:t>
+            </w:r>
+            <w:r>
+              <w:t xml:space="preserve"> </w:t>
+            </w:r>
+            <w:r>
+              <w:rPr>
+                <w:rStyle w:val="VerbatimChar"/>
+              </w:rPr>
+              <w:t xml:space="preserve">p90_shop</w:t>
+            </w:r>
+          </w:p>
+        </w:tc>
+        <w:tc>
+          <w:tcPr/>
+          <w:p>
+            <w:pPr>
+              <w:pStyle w:val="Compact"/>
+            </w:pPr>
+            <w:r>
+              <w:t xml:space="preserve">A1 활동값 정규화 기준(최근 8주 주말·공휴일 09~23시 상위 10% 값).</w:t>
+            </w:r>
+            <w:r>
+              <w:t xml:space="preserve"> </w:t>
+            </w:r>
+            <w:r>
+              <w:rPr>
+                <w:rStyle w:val="VerbatimChar"/>
+              </w:rPr>
+              <w:t xml:space="preserve">collect</w:t>
+            </w:r>
+            <w:r>
+              <w:t xml:space="preserve">가 실측 결제를 활동값으로 바꿀 때 사용</w:t>
+            </w:r>
+          </w:p>
+        </w:tc>
+      </w:tr>
+      <w:tr>
+        <w:tc>
+          <w:tcPr/>
+          <w:p>
+            <w:pPr>
+              <w:pStyle w:val="Compact"/>
+            </w:pPr>
+            <w:r>
+              <w:rPr>
+                <w:rStyle w:val="VerbatimChar"/>
+              </w:rPr>
+              <w:t xml:space="preserve">forecast_hourly.a_actual</w:t>
+            </w:r>
+            <w:r>
+              <w:t xml:space="preserve"> </w:t>
+            </w:r>
+            <w:r>
+              <w:t xml:space="preserve">(컬럼)</w:t>
+            </w:r>
+          </w:p>
+        </w:tc>
+        <w:tc>
+          <w:tcPr/>
+          <w:p>
+            <w:pPr>
+              <w:pStyle w:val="Compact"/>
+            </w:pPr>
+            <w:r>
+              <w:t xml:space="preserve">boolean</w:t>
+            </w:r>
+          </w:p>
+        </w:tc>
+        <w:tc>
+          <w:tcPr/>
+          <w:p>
+            <w:pPr>
+              <w:pStyle w:val="Compact"/>
+            </w:pPr>
+            <w:r>
+              <w:t xml:space="preserve">그 시간의</w:t>
+            </w:r>
+            <w:r>
+              <w:t xml:space="preserve"> </w:t>
+            </w:r>
+            <w:r>
+              <w:rPr>
+                <w:rStyle w:val="VerbatimChar"/>
+              </w:rPr>
+              <w:t xml:space="preserve">a_*</w:t>
+            </w:r>
+            <w:r>
+              <w:t xml:space="preserve">가 기대값이 아니라 실측이면 true. 오늘의 A1 시간에만 생김</w:t>
+            </w:r>
+          </w:p>
+        </w:tc>
+      </w:tr>
     </w:tbl>
     <w:p>
       <w:r>
@@ -5578,6 +6007,84 @@
       <w:pPr>
         <w:pStyle w:val="Compact"/>
         <w:numPr>
+          <w:ilvl w:val="1"/>
+          <w:numId w:val="1007"/>
+        </w:numPr>
+      </w:pPr>
+      <w:r>
+        <w:t xml:space="preserve">결제 관측이 있는 오늘 시간은</w:t>
+      </w:r>
+      <w:r>
+        <w:t xml:space="preserve"> </w:t>
+      </w:r>
+      <w:r>
+        <w:rPr>
+          <w:rStyle w:val="VerbatimChar"/>
+        </w:rPr>
+        <w:t xml:space="preserve">a_all</w:t>
+      </w:r>
+      <w:r>
+        <w:t xml:space="preserve">·</w:t>
+      </w:r>
+      <w:r>
+        <w:rPr>
+          <w:rStyle w:val="VerbatimChar"/>
+        </w:rPr>
+        <w:t xml:space="preserve">a_food</w:t>
+      </w:r>
+      <w:r>
+        <w:t xml:space="preserve">·</w:t>
+      </w:r>
+      <w:r>
+        <w:rPr>
+          <w:rStyle w:val="VerbatimChar"/>
+        </w:rPr>
+        <w:t xml:space="preserve">a_shop</w:t>
+      </w:r>
+      <w:r>
+        <w:t xml:space="preserve">을 실측(결제 건수 ÷</w:t>
+      </w:r>
+      <w:r>
+        <w:t xml:space="preserve"> </w:t>
+      </w:r>
+      <w:r>
+        <w:rPr>
+          <w:rStyle w:val="VerbatimChar"/>
+        </w:rPr>
+        <w:t xml:space="preserve">lively_norm</w:t>
+      </w:r>
+      <w:r>
+        <w:t xml:space="preserve">의 기준값)으로 바꾸고</w:t>
+      </w:r>
+      <w:r>
+        <w:t xml:space="preserve"> </w:t>
+      </w:r>
+      <w:r>
+        <w:rPr>
+          <w:rStyle w:val="VerbatimChar"/>
+        </w:rPr>
+        <w:t xml:space="preserve">a_actual = true</w:t>
+      </w:r>
+      <w:r>
+        <w:t xml:space="preserve">로 표시</w:t>
+      </w:r>
+    </w:p>
+    <w:p>
+      <w:pPr>
+        <w:pStyle w:val="Compact"/>
+        <w:numPr>
+          <w:ilvl w:val="1"/>
+          <w:numId w:val="1007"/>
+        </w:numPr>
+      </w:pPr>
+      <w:r>
+        <w:t xml:space="preserve">오늘 추천을 다시 만들 때 창은 지금 시각 이후에서만 선택(4.4-3)</w:t>
+      </w:r>
+    </w:p>
+    <w:p>
+      <w:pPr>
+        <w:pStyle w:val="Compact"/>
+        <w:numPr>
           <w:ilvl w:val="0"/>
           <w:numId w:val="1005"/>
         </w:numPr>
@@ -5648,7 +6155,7 @@
         <w:pStyle w:val="Compact"/>
         <w:numPr>
           <w:ilvl w:val="0"/>
-          <w:numId w:val="1007"/>
+          <w:numId w:val="1008"/>
         </w:numPr>
       </w:pPr>
       <w:r>
@@ -5691,7 +6198,7 @@
         <w:pStyle w:val="Compact"/>
         <w:numPr>
           <w:ilvl w:val="0"/>
-          <w:numId w:val="1007"/>
+          <w:numId w:val="1008"/>
         </w:numPr>
       </w:pPr>
       <w:r>
@@ -5713,79 +6220,79 @@
         <w:pStyle w:val="Compact"/>
         <w:numPr>
           <w:ilvl w:val="1"/>
+          <w:numId w:val="1009"/>
+        </w:numPr>
+      </w:pPr>
+      <w:r>
+        <w:t xml:space="preserve">학습한 장소(장소 번호표에 있음)는</w:t>
+      </w:r>
+      <w:r>
+        <w:t xml:space="preserve"> </w:t>
+      </w:r>
+      <w:r>
+        <w:rPr>
+          <w:rStyle w:val="VerbatimChar"/>
+        </w:rPr>
+        <w:t xml:space="preserve">ratio_v1</w:t>
+      </w:r>
+      <w:r>
+        <w:t xml:space="preserve">을 씁니다.</w:t>
+      </w:r>
+    </w:p>
+    <w:p>
+      <w:pPr>
+        <w:pStyle w:val="Compact"/>
+        <w:numPr>
+          <w:ilvl w:val="1"/>
+          <w:numId w:val="1009"/>
+        </w:numPr>
+      </w:pPr>
+      <w:r>
+        <w:t xml:space="preserve">번호표에 없는 장소(실시간 111곳 중 9곳)는</w:t>
+      </w:r>
+      <w:r>
+        <w:t xml:space="preserve"> </w:t>
+      </w:r>
+      <w:r>
+        <w:rPr>
+          <w:rStyle w:val="VerbatimChar"/>
+        </w:rPr>
+        <w:t xml:space="preserve">ratio_v1b</w:t>
+      </w:r>
+      <w:r>
+        <w:t xml:space="preserve">를 씁니다.</w:t>
+      </w:r>
+    </w:p>
+    <w:p>
+      <w:pPr>
+        <w:pStyle w:val="Compact"/>
+        <w:numPr>
+          <w:ilvl w:val="1"/>
+          <w:numId w:val="1009"/>
+        </w:numPr>
+      </w:pPr>
+      <w:r>
+        <w:t xml:space="preserve">입력: 장소(또는 장소 유형), 시간, 요일, 월, 공휴일 여부, 주말과 겹친 공휴일 여부, 명절 구간, 공휴일까지 남은 날·지난 날, 예측 거리(0~7일)</w:t>
+      </w:r>
+    </w:p>
+    <w:p>
+      <w:pPr>
+        <w:pStyle w:val="Compact"/>
+        <w:numPr>
+          <w:ilvl w:val="1"/>
+          <w:numId w:val="1009"/>
+        </w:numPr>
+      </w:pPr>
+      <w:r>
+        <w:t xml:space="preserve">출력: log(실제 ÷ 3주 같은 요일 평균)</w:t>
+      </w:r>
+    </w:p>
+    <w:p>
+      <w:pPr>
+        <w:pStyle w:val="Compact"/>
+        <w:numPr>
+          <w:ilvl w:val="0"/>
           <w:numId w:val="1008"/>
-        </w:numPr>
-      </w:pPr>
-      <w:r>
-        <w:t xml:space="preserve">학습한 장소(장소 번호표에 있음)는</w:t>
-      </w:r>
-      <w:r>
-        <w:t xml:space="preserve"> </w:t>
-      </w:r>
-      <w:r>
-        <w:rPr>
-          <w:rStyle w:val="VerbatimChar"/>
-        </w:rPr>
-        <w:t xml:space="preserve">ratio_v1</w:t>
-      </w:r>
-      <w:r>
-        <w:t xml:space="preserve">을 씁니다.</w:t>
-      </w:r>
-    </w:p>
-    <w:p>
-      <w:pPr>
-        <w:pStyle w:val="Compact"/>
-        <w:numPr>
-          <w:ilvl w:val="1"/>
-          <w:numId w:val="1008"/>
-        </w:numPr>
-      </w:pPr>
-      <w:r>
-        <w:t xml:space="preserve">번호표에 없는 장소(실시간 111곳 중 9곳)는</w:t>
-      </w:r>
-      <w:r>
-        <w:t xml:space="preserve"> </w:t>
-      </w:r>
-      <w:r>
-        <w:rPr>
-          <w:rStyle w:val="VerbatimChar"/>
-        </w:rPr>
-        <w:t xml:space="preserve">ratio_v1b</w:t>
-      </w:r>
-      <w:r>
-        <w:t xml:space="preserve">를 씁니다.</w:t>
-      </w:r>
-    </w:p>
-    <w:p>
-      <w:pPr>
-        <w:pStyle w:val="Compact"/>
-        <w:numPr>
-          <w:ilvl w:val="1"/>
-          <w:numId w:val="1008"/>
-        </w:numPr>
-      </w:pPr>
-      <w:r>
-        <w:t xml:space="preserve">입력: 장소(또는 장소 유형), 시간, 요일, 월, 공휴일 여부, 주말과 겹친 공휴일 여부, 명절 구간, 공휴일까지 남은 날·지난 날, 예측 거리(0~7일)</w:t>
-      </w:r>
-    </w:p>
-    <w:p>
-      <w:pPr>
-        <w:pStyle w:val="Compact"/>
-        <w:numPr>
-          <w:ilvl w:val="1"/>
-          <w:numId w:val="1008"/>
-        </w:numPr>
-      </w:pPr>
-      <w:r>
-        <w:t xml:space="preserve">출력: log(실제 ÷ 3주 같은 요일 평균)</w:t>
-      </w:r>
-    </w:p>
-    <w:p>
-      <w:pPr>
-        <w:pStyle w:val="Compact"/>
-        <w:numPr>
-          <w:ilvl w:val="0"/>
-          <w:numId w:val="1007"/>
         </w:numPr>
       </w:pPr>
       <w:r>
@@ -5801,7 +6308,7 @@
         <w:pStyle w:val="Compact"/>
         <w:numPr>
           <w:ilvl w:val="1"/>
-          <w:numId w:val="1009"/>
+          <w:numId w:val="1010"/>
         </w:numPr>
       </w:pPr>
       <w:r>
@@ -5813,7 +6320,7 @@
         <w:pStyle w:val="Compact"/>
         <w:numPr>
           <w:ilvl w:val="0"/>
-          <w:numId w:val="1007"/>
+          <w:numId w:val="1008"/>
         </w:numPr>
       </w:pPr>
       <w:r>
@@ -5841,7 +6348,7 @@
         <w:pStyle w:val="Compact"/>
         <w:numPr>
           <w:ilvl w:val="1"/>
-          <w:numId w:val="1010"/>
+          <w:numId w:val="1011"/>
         </w:numPr>
       </w:pPr>
       <w:r>
@@ -5874,7 +6381,7 @@
         <w:pStyle w:val="Compact"/>
         <w:numPr>
           <w:ilvl w:val="0"/>
-          <w:numId w:val="1007"/>
+          <w:numId w:val="1008"/>
         </w:numPr>
       </w:pPr>
       <w:r>
@@ -5902,7 +6409,7 @@
         <w:pStyle w:val="Compact"/>
         <w:numPr>
           <w:ilvl w:val="1"/>
-          <w:numId w:val="1011"/>
+          <w:numId w:val="1012"/>
         </w:numPr>
       </w:pPr>
       <w:r>
@@ -5947,7 +6454,7 @@
         <w:pStyle w:val="Compact"/>
         <w:numPr>
           <w:ilvl w:val="0"/>
-          <w:numId w:val="1007"/>
+          <w:numId w:val="1008"/>
         </w:numPr>
       </w:pPr>
       <w:r>
@@ -5971,7 +6478,7 @@
         <w:pStyle w:val="Compact"/>
         <w:numPr>
           <w:ilvl w:val="0"/>
-          <w:numId w:val="1007"/>
+          <w:numId w:val="1008"/>
         </w:numPr>
       </w:pPr>
       <w:r>
@@ -6016,7 +6523,7 @@
         <w:pStyle w:val="Compact"/>
         <w:numPr>
           <w:ilvl w:val="0"/>
-          <w:numId w:val="1012"/>
+          <w:numId w:val="1013"/>
         </w:numPr>
       </w:pPr>
       <w:r>
@@ -6038,7 +6545,7 @@
         <w:pStyle w:val="Compact"/>
         <w:numPr>
           <w:ilvl w:val="0"/>
-          <w:numId w:val="1012"/>
+          <w:numId w:val="1013"/>
         </w:numPr>
       </w:pPr>
       <w:r>
@@ -6085,7 +6592,7 @@
         <w:pStyle w:val="Compact"/>
         <w:numPr>
           <w:ilvl w:val="0"/>
-          <w:numId w:val="1012"/>
+          <w:numId w:val="1013"/>
         </w:numPr>
       </w:pPr>
       <w:r>
@@ -6119,7 +6626,7 @@
         <w:pStyle w:val="Compact"/>
         <w:numPr>
           <w:ilvl w:val="0"/>
-          <w:numId w:val="1012"/>
+          <w:numId w:val="1013"/>
         </w:numPr>
       </w:pPr>
       <w:r>
@@ -6154,11 +6661,47 @@
         <w:pStyle w:val="Compact"/>
         <w:numPr>
           <w:ilvl w:val="1"/>
+          <w:numId w:val="1014"/>
+        </w:numPr>
+      </w:pPr>
+      <w:r>
+        <w:t xml:space="preserve">기준값 0.0~0.5 모두 결과가 거의 같았습니다(흐름 상관 중앙값 0.81~0.83). 미리 정한 규칙대로 8월 데이터로 고른 0.0을 씁니다(서비스정의서 10.15).</w:t>
+      </w:r>
+    </w:p>
+    <w:p>
+      <w:pPr>
+        <w:pStyle w:val="Compact"/>
+        <w:numPr>
+          <w:ilvl w:val="0"/>
           <w:numId w:val="1013"/>
         </w:numPr>
       </w:pPr>
       <w:r>
-        <w:t xml:space="preserve">기준값 0.0~0.5 모두 결과가 거의 같았습니다(흐름 상관 중앙값 0.81~0.83). 미리 정한 규칙대로 8월 데이터로 고른 0.0을 씁니다(서비스정의서 10.15).</w:t>
+        <w:t xml:space="preserve">공휴일을 뺀 평소 최대(상위 10%) 대비 비율</w:t>
+      </w:r>
+      <w:r>
+        <w:t xml:space="preserve"> </w:t>
+      </w:r>
+      <w:r>
+        <w:rPr>
+          <w:rStyle w:val="VerbatimChar"/>
+        </w:rPr>
+        <w:t xml:space="preserve">rel</w:t>
+      </w:r>
+      <w:r>
+        <w:t xml:space="preserve">로 바꿔</w:t>
+      </w:r>
+      <w:r>
+        <w:t xml:space="preserve"> </w:t>
+      </w:r>
+      <w:r>
+        <w:rPr>
+          <w:rStyle w:val="VerbatimChar"/>
+        </w:rPr>
+        <w:t xml:space="preserve">tier_b_profile</w:t>
+      </w:r>
+      <w:r>
+        <w:t xml:space="preserve">에 넣습니다.</w:t>
       </w:r>
     </w:p>
     <w:p>
@@ -6166,43 +6709,7 @@
         <w:pStyle w:val="Compact"/>
         <w:numPr>
           <w:ilvl w:val="0"/>
-          <w:numId w:val="1012"/>
-        </w:numPr>
-      </w:pPr>
-      <w:r>
-        <w:t xml:space="preserve">공휴일을 뺀 평소 최대(상위 10%) 대비 비율</w:t>
-      </w:r>
-      <w:r>
-        <w:t xml:space="preserve"> </w:t>
-      </w:r>
-      <w:r>
-        <w:rPr>
-          <w:rStyle w:val="VerbatimChar"/>
-        </w:rPr>
-        <w:t xml:space="preserve">rel</w:t>
-      </w:r>
-      <w:r>
-        <w:t xml:space="preserve">로 바꿔</w:t>
-      </w:r>
-      <w:r>
-        <w:t xml:space="preserve"> </w:t>
-      </w:r>
-      <w:r>
-        <w:rPr>
-          <w:rStyle w:val="VerbatimChar"/>
-        </w:rPr>
-        <w:t xml:space="preserve">tier_b_profile</w:t>
-      </w:r>
-      <w:r>
-        <w:t xml:space="preserve">에 넣습니다.</w:t>
-      </w:r>
-    </w:p>
-    <w:p>
-      <w:pPr>
-        <w:pStyle w:val="Compact"/>
-        <w:numPr>
-          <w:ilvl w:val="0"/>
-          <w:numId w:val="1012"/>
+          <w:numId w:val="1013"/>
         </w:numPr>
       </w:pPr>
       <w:r>
@@ -6263,7 +6770,7 @@
         <w:pStyle w:val="Compact"/>
         <w:numPr>
           <w:ilvl w:val="1"/>
-          <w:numId w:val="1014"/>
+          <w:numId w:val="1015"/>
         </w:numPr>
       </w:pPr>
       <w:r>
@@ -6288,7 +6795,7 @@
         <w:pStyle w:val="Compact"/>
         <w:numPr>
           <w:ilvl w:val="1"/>
-          <w:numId w:val="1014"/>
+          <w:numId w:val="1015"/>
         </w:numPr>
       </w:pPr>
       <w:r>
@@ -6341,7 +6848,7 @@
         <w:pStyle w:val="Compact"/>
         <w:numPr>
           <w:ilvl w:val="0"/>
-          <w:numId w:val="1012"/>
+          <w:numId w:val="1013"/>
         </w:numPr>
       </w:pPr>
       <w:r>
@@ -6378,7 +6885,7 @@
         <w:pStyle w:val="Compact"/>
         <w:numPr>
           <w:ilvl w:val="1"/>
-          <w:numId w:val="1015"/>
+          <w:numId w:val="1016"/>
         </w:numPr>
       </w:pPr>
       <w:r>
@@ -6415,7 +6922,7 @@
         <w:pStyle w:val="Compact"/>
         <w:numPr>
           <w:ilvl w:val="1"/>
-          <w:numId w:val="1015"/>
+          <w:numId w:val="1016"/>
         </w:numPr>
       </w:pPr>
       <w:r>
@@ -6448,7 +6955,7 @@
         <w:pStyle w:val="Compact"/>
         <w:numPr>
           <w:ilvl w:val="0"/>
-          <w:numId w:val="1012"/>
+          <w:numId w:val="1013"/>
         </w:numPr>
       </w:pPr>
       <w:r>
@@ -6465,6 +6972,52 @@
         <w:t xml:space="preserve">집계구 부분은 2026-07에서 멈춘 데이터입니다. 승하차 부분만 매월 새로워집니다. 250m 격자 데이터를 받을 수 있으면 교체합니다(10장).</w:t>
       </w:r>
     </w:p>
+    <w:p>
+      <w:pPr>
+        <w:pStyle w:val="Compact"/>
+        <w:numPr>
+          <w:ilvl w:val="0"/>
+          <w:numId w:val="1013"/>
+        </w:numPr>
+      </w:pPr>
+      <w:r>
+        <w:rPr>
+          <w:b/>
+          <w:bCs/>
+        </w:rPr>
+        <w:t xml:space="preserve">첫 구현 범위(SOW-MB):</w:t>
+      </w:r>
+      <w:r>
+        <w:t xml:space="preserve"> </w:t>
+      </w:r>
+      <w:r>
+        <w:t xml:space="preserve">평소 흐름과 추천만. 공휴일 보정(</w:t>
+      </w:r>
+      <w:r>
+        <w:rPr>
+          <w:rStyle w:val="VerbatimChar"/>
+        </w:rPr>
+        <w:t xml:space="preserve">ratio_v1b</w:t>
+      </w:r>
+      <w:r>
+        <w:t xml:space="preserve">)은 뒤로 미루고, 공휴일 날짜의 B 추천은 끔. 학습에 없는 A1·A2 장소도</w:t>
+      </w:r>
+      <w:r>
+        <w:t xml:space="preserve"> </w:t>
+      </w:r>
+      <w:r>
+        <w:rPr>
+          <w:rStyle w:val="VerbatimChar"/>
+        </w:rPr>
+        <w:t xml:space="preserve">ratio_v1b</w:t>
+      </w:r>
+      <w:r>
+        <w:t xml:space="preserve"> </w:t>
+      </w:r>
+      <w:r>
+        <w:t xml:space="preserve">전까지 준비 중. 입력은 연구에 쓴 파일 그대로(집계구 2026-05~06, 승하차 3개월)</w:t>
+      </w:r>
+    </w:p>
     <w:bookmarkEnd w:id="19"/>
     <w:bookmarkStart w:id="20" w:name="추천-계산"/>
     <w:p>
@@ -6488,7 +7041,7 @@
         <w:pStyle w:val="Compact"/>
         <w:numPr>
           <w:ilvl w:val="0"/>
-          <w:numId w:val="1016"/>
+          <w:numId w:val="1017"/>
         </w:numPr>
       </w:pPr>
       <w:r>
@@ -6504,7 +7057,7 @@
         <w:pStyle w:val="Compact"/>
         <w:numPr>
           <w:ilvl w:val="1"/>
-          <w:numId w:val="1017"/>
+          <w:numId w:val="1018"/>
         </w:numPr>
       </w:pPr>
       <w:r>
@@ -6535,7 +7088,7 @@
         <w:pStyle w:val="Compact"/>
         <w:numPr>
           <w:ilvl w:val="2"/>
-          <w:numId w:val="1018"/>
+          <w:numId w:val="1019"/>
         </w:numPr>
       </w:pPr>
       <w:r>
@@ -6547,7 +7100,7 @@
         <w:pStyle w:val="Compact"/>
         <w:numPr>
           <w:ilvl w:val="2"/>
-          <w:numId w:val="1018"/>
+          <w:numId w:val="1019"/>
         </w:numPr>
       </w:pPr>
       <w:r>
@@ -6569,7 +7122,7 @@
         <w:pStyle w:val="Compact"/>
         <w:numPr>
           <w:ilvl w:val="2"/>
-          <w:numId w:val="1018"/>
+          <w:numId w:val="1019"/>
         </w:numPr>
       </w:pPr>
       <w:r>
@@ -6585,52 +7138,52 @@
         <w:pStyle w:val="Compact"/>
         <w:numPr>
           <w:ilvl w:val="3"/>
+          <w:numId w:val="1020"/>
+        </w:numPr>
+      </w:pPr>
+      <w:r>
+        <w:t xml:space="preserve">구경·산책, 맛집: 추천 시간에 실제로 활발했던 비율 91~92%</w:t>
+      </w:r>
+    </w:p>
+    <w:p>
+      <w:pPr>
+        <w:pStyle w:val="Compact"/>
+        <w:numPr>
+          <w:ilvl w:val="3"/>
+          <w:numId w:val="1020"/>
+        </w:numPr>
+      </w:pPr>
+      <w:r>
+        <w:t xml:space="preserve">쇼핑: 기준 0.5에서는 실패(83.4%). 기준을 0.6으로 올린 재시험(E3b)에서 사전 기준을 통과했습니다(9월 활발 88.9%).</w:t>
+      </w:r>
+    </w:p>
+    <w:p>
+      <w:pPr>
+        <w:pStyle w:val="Compact"/>
+        <w:numPr>
+          <w:ilvl w:val="3"/>
+          <w:numId w:val="1020"/>
+        </w:numPr>
+      </w:pPr>
+      <w:r>
+        <w:t xml:space="preserve">목적 × 허용도별로 켜고 끄는 것은 아래</w:t>
+      </w:r>
+      <w:r>
+        <w:t xml:space="preserve"> </w:t>
+      </w:r>
+      <w:r>
+        <w:t xml:space="preserve">“켜기·끄기 표”</w:t>
+      </w:r>
+      <w:r>
+        <w:t xml:space="preserve">를 따릅니다.</w:t>
+      </w:r>
+    </w:p>
+    <w:p>
+      <w:pPr>
+        <w:pStyle w:val="Compact"/>
+        <w:numPr>
+          <w:ilvl w:val="2"/>
           <w:numId w:val="1019"/>
-        </w:numPr>
-      </w:pPr>
-      <w:r>
-        <w:t xml:space="preserve">구경·산책, 맛집: 추천 시간에 실제로 활발했던 비율 91~92%</w:t>
-      </w:r>
-    </w:p>
-    <w:p>
-      <w:pPr>
-        <w:pStyle w:val="Compact"/>
-        <w:numPr>
-          <w:ilvl w:val="3"/>
-          <w:numId w:val="1019"/>
-        </w:numPr>
-      </w:pPr>
-      <w:r>
-        <w:t xml:space="preserve">쇼핑: 기준 0.5에서는 실패(83.4%). 기준을 0.6으로 올린 재시험(E3b)에서 사전 기준을 통과했습니다(9월 활발 88.9%).</w:t>
-      </w:r>
-    </w:p>
-    <w:p>
-      <w:pPr>
-        <w:pStyle w:val="Compact"/>
-        <w:numPr>
-          <w:ilvl w:val="3"/>
-          <w:numId w:val="1019"/>
-        </w:numPr>
-      </w:pPr>
-      <w:r>
-        <w:t xml:space="preserve">목적 × 허용도별로 켜고 끄는 것은 아래</w:t>
-      </w:r>
-      <w:r>
-        <w:t xml:space="preserve"> </w:t>
-      </w:r>
-      <w:r>
-        <w:t xml:space="preserve">“켜기·끄기 표”</w:t>
-      </w:r>
-      <w:r>
-        <w:t xml:space="preserve">를 따릅니다.</w:t>
-      </w:r>
-    </w:p>
-    <w:p>
-      <w:pPr>
-        <w:pStyle w:val="Compact"/>
-        <w:numPr>
-          <w:ilvl w:val="2"/>
-          <w:numId w:val="1018"/>
         </w:numPr>
       </w:pPr>
       <w:r>
@@ -6677,7 +7230,7 @@
         <w:pStyle w:val="Compact"/>
         <w:numPr>
           <w:ilvl w:val="2"/>
-          <w:numId w:val="1018"/>
+          <w:numId w:val="1019"/>
         </w:numPr>
       </w:pPr>
       <w:r>
@@ -6696,7 +7249,7 @@
         <w:pStyle w:val="Compact"/>
         <w:numPr>
           <w:ilvl w:val="1"/>
-          <w:numId w:val="1017"/>
+          <w:numId w:val="1018"/>
         </w:numPr>
       </w:pPr>
       <w:r>
@@ -6730,7 +7283,7 @@
         <w:pStyle w:val="Compact"/>
         <w:numPr>
           <w:ilvl w:val="1"/>
-          <w:numId w:val="1017"/>
+          <w:numId w:val="1018"/>
         </w:numPr>
       </w:pPr>
       <w:r>
@@ -6752,7 +7305,7 @@
         <w:pStyle w:val="Compact"/>
         <w:numPr>
           <w:ilvl w:val="0"/>
-          <w:numId w:val="1016"/>
+          <w:numId w:val="1017"/>
         </w:numPr>
       </w:pPr>
       <w:r>
@@ -6884,7 +7437,7 @@
         <w:pStyle w:val="Compact"/>
         <w:numPr>
           <w:ilvl w:val="0"/>
-          <w:numId w:val="1020"/>
+          <w:numId w:val="1021"/>
         </w:numPr>
       </w:pPr>
       <w:r>
@@ -6911,8 +7464,74 @@
       <w:pPr>
         <w:pStyle w:val="Compact"/>
         <w:numPr>
+          <w:ilvl w:val="1"/>
+          <w:numId w:val="1022"/>
+        </w:numPr>
+      </w:pPr>
+      <w:r>
+        <w:t xml:space="preserve">창 후보는</w:t>
+      </w:r>
+      <w:r>
+        <w:t xml:space="preserve"> </w:t>
+      </w:r>
+      <w:r>
+        <w:t xml:space="preserve">“가도 괜찮아요”</w:t>
+      </w:r>
+      <w:r>
+        <w:t xml:space="preserve">(4.4-9의</w:t>
+      </w:r>
+      <w:r>
+        <w:t xml:space="preserve"> </w:t>
+      </w:r>
+      <w:r>
+        <w:rPr>
+          <w:rStyle w:val="VerbatimChar"/>
+        </w:rPr>
+        <w:t xml:space="preserve">rating = 1</w:t>
+      </w:r>
+      <w:r>
+        <w:t xml:space="preserve">) 시간만. 활발하지만 허용도를 넘는 시간은 창에 들어가지 않음. 실험 15로 재판정(7.1)</w:t>
+      </w:r>
+    </w:p>
+    <w:p>
+      <w:pPr>
+        <w:pStyle w:val="Compact"/>
+        <w:numPr>
+          <w:ilvl w:val="1"/>
+          <w:numId w:val="1022"/>
+        </w:numPr>
+      </w:pPr>
+      <w:r>
+        <w:t xml:space="preserve">오늘 날짜는 지금 시각 이후의 시간만 후보. 지난 시간의 칸은 그대로 두고 창에서만 제외. 남은 후보가 없으면</w:t>
+      </w:r>
+      <w:r>
+        <w:t xml:space="preserve"> </w:t>
+      </w:r>
+      <w:r>
+        <w:rPr>
+          <w:rStyle w:val="VerbatimChar"/>
+        </w:rPr>
+        <w:t xml:space="preserve">no_window = true</w:t>
+      </w:r>
+    </w:p>
+    <w:p>
+      <w:pPr>
+        <w:pStyle w:val="Compact"/>
+        <w:numPr>
+          <w:ilvl w:val="1"/>
+          <w:numId w:val="1022"/>
+        </w:numPr>
+      </w:pPr>
+      <w:r>
+        <w:t xml:space="preserve">저장되는 창은 모두 1시간. 2시간 창의 점수는 두 시간의 평균이라 더 좋은 한 시간을 넘지 못함(연구 코드와 같은 동작). 화면이 붙어 있는 시간을 한 범위로 묶어 표시(디자인 명세서 9.1)</w:t>
+      </w:r>
+    </w:p>
+    <w:p>
+      <w:pPr>
+        <w:pStyle w:val="Compact"/>
+        <w:numPr>
           <w:ilvl w:val="0"/>
-          <w:numId w:val="1020"/>
+          <w:numId w:val="1021"/>
         </w:numPr>
       </w:pPr>
       <w:r>
@@ -6936,7 +7555,7 @@
         <w:pStyle w:val="Compact"/>
         <w:numPr>
           <w:ilvl w:val="0"/>
-          <w:numId w:val="1020"/>
+          <w:numId w:val="1021"/>
         </w:numPr>
       </w:pPr>
       <w:r>
@@ -6958,7 +7577,7 @@
         <w:pStyle w:val="Compact"/>
         <w:numPr>
           <w:ilvl w:val="0"/>
-          <w:numId w:val="1020"/>
+          <w:numId w:val="1021"/>
         </w:numPr>
       </w:pPr>
       <w:r>
@@ -6980,7 +7599,7 @@
         <w:pStyle w:val="Compact"/>
         <w:numPr>
           <w:ilvl w:val="0"/>
-          <w:numId w:val="1020"/>
+          <w:numId w:val="1021"/>
         </w:numPr>
       </w:pPr>
       <w:r>
@@ -7002,7 +7621,7 @@
         <w:pStyle w:val="Compact"/>
         <w:numPr>
           <w:ilvl w:val="1"/>
-          <w:numId w:val="1021"/>
+          <w:numId w:val="1023"/>
         </w:numPr>
       </w:pPr>
       <w:r>
@@ -7042,67 +7661,67 @@
         <w:pStyle w:val="Compact"/>
         <w:numPr>
           <w:ilvl w:val="1"/>
+          <w:numId w:val="1023"/>
+        </w:numPr>
+      </w:pPr>
+      <w:r>
+        <w:t xml:space="preserve">실제 문장은 화면이 언어별 번역 파일로 만듭니다.</w:t>
+      </w:r>
+    </w:p>
+    <w:p>
+      <w:pPr>
+        <w:pStyle w:val="Compact"/>
+        <w:numPr>
+          <w:ilvl w:val="2"/>
+          <w:numId w:val="1024"/>
+        </w:numPr>
+      </w:pPr>
+      <w:r>
+        <w:t xml:space="preserve">한국어:</w:t>
+      </w:r>
+      <w:r>
+        <w:t xml:space="preserve"> </w:t>
+      </w:r>
+      <w:r>
+        <w:t xml:space="preserve">“12~13시: 사람 보통, 음식점 활발”</w:t>
+      </w:r>
+    </w:p>
+    <w:p>
+      <w:pPr>
+        <w:pStyle w:val="Compact"/>
+        <w:numPr>
+          <w:ilvl w:val="2"/>
+          <w:numId w:val="1024"/>
+        </w:numPr>
+      </w:pPr>
+      <w:r>
+        <w:t xml:space="preserve">영어:</w:t>
+      </w:r>
+      <w:r>
+        <w:t xml:space="preserve"> </w:t>
+      </w:r>
+      <w:r>
+        <w:t xml:space="preserve">“12–1 PM: moderate crowd, restaurants busy”</w:t>
+      </w:r>
+    </w:p>
+    <w:p>
+      <w:pPr>
+        <w:pStyle w:val="Compact"/>
+        <w:numPr>
+          <w:ilvl w:val="1"/>
+          <w:numId w:val="1023"/>
+        </w:numPr>
+      </w:pPr>
+      <w:r>
+        <w:t xml:space="preserve">A2·B 문구에는 영업 활동 표현을 쓰지 않습니다.</w:t>
+      </w:r>
+    </w:p>
+    <w:p>
+      <w:pPr>
+        <w:pStyle w:val="Compact"/>
+        <w:numPr>
+          <w:ilvl w:val="0"/>
           <w:numId w:val="1021"/>
-        </w:numPr>
-      </w:pPr>
-      <w:r>
-        <w:t xml:space="preserve">실제 문장은 화면이 언어별 번역 파일로 만듭니다.</w:t>
-      </w:r>
-    </w:p>
-    <w:p>
-      <w:pPr>
-        <w:pStyle w:val="Compact"/>
-        <w:numPr>
-          <w:ilvl w:val="2"/>
-          <w:numId w:val="1022"/>
-        </w:numPr>
-      </w:pPr>
-      <w:r>
-        <w:t xml:space="preserve">한국어:</w:t>
-      </w:r>
-      <w:r>
-        <w:t xml:space="preserve"> </w:t>
-      </w:r>
-      <w:r>
-        <w:t xml:space="preserve">“12~13시: 사람 보통, 음식점 활발”</w:t>
-      </w:r>
-    </w:p>
-    <w:p>
-      <w:pPr>
-        <w:pStyle w:val="Compact"/>
-        <w:numPr>
-          <w:ilvl w:val="2"/>
-          <w:numId w:val="1022"/>
-        </w:numPr>
-      </w:pPr>
-      <w:r>
-        <w:t xml:space="preserve">영어:</w:t>
-      </w:r>
-      <w:r>
-        <w:t xml:space="preserve"> </w:t>
-      </w:r>
-      <w:r>
-        <w:t xml:space="preserve">“12–1 PM: moderate crowd, restaurants busy”</w:t>
-      </w:r>
-    </w:p>
-    <w:p>
-      <w:pPr>
-        <w:pStyle w:val="Compact"/>
-        <w:numPr>
-          <w:ilvl w:val="1"/>
-          <w:numId w:val="1021"/>
-        </w:numPr>
-      </w:pPr>
-      <w:r>
-        <w:t xml:space="preserve">A2·B 문구에는 영업 활동 표현을 쓰지 않습니다.</w:t>
-      </w:r>
-    </w:p>
-    <w:p>
-      <w:pPr>
-        <w:pStyle w:val="Compact"/>
-        <w:numPr>
-          <w:ilvl w:val="0"/>
-          <w:numId w:val="1020"/>
         </w:numPr>
       </w:pPr>
       <w:r>
@@ -7165,7 +7784,7 @@
         <w:pStyle w:val="Compact"/>
         <w:numPr>
           <w:ilvl w:val="1"/>
-          <w:numId w:val="1023"/>
+          <w:numId w:val="1025"/>
         </w:numPr>
       </w:pPr>
       <w:r>
@@ -7261,7 +7880,7 @@
         <w:pStyle w:val="Compact"/>
         <w:numPr>
           <w:ilvl w:val="1"/>
-          <w:numId w:val="1023"/>
+          <w:numId w:val="1025"/>
         </w:numPr>
       </w:pPr>
       <w:r>
@@ -7291,7 +7910,7 @@
         <w:pStyle w:val="Compact"/>
         <w:numPr>
           <w:ilvl w:val="1"/>
-          <w:numId w:val="1023"/>
+          <w:numId w:val="1025"/>
         </w:numPr>
       </w:pPr>
       <w:r>
@@ -7309,7 +7928,7 @@
         <w:pStyle w:val="Compact"/>
         <w:numPr>
           <w:ilvl w:val="1"/>
-          <w:numId w:val="1023"/>
+          <w:numId w:val="1025"/>
         </w:numPr>
       </w:pPr>
       <w:r>
@@ -7336,7 +7955,7 @@
         <w:pStyle w:val="Compact"/>
         <w:numPr>
           <w:ilvl w:val="1"/>
-          <w:numId w:val="1023"/>
+          <w:numId w:val="1025"/>
         </w:numPr>
       </w:pPr>
       <w:r>
@@ -7405,7 +8024,7 @@
         <w:pStyle w:val="Compact"/>
         <w:numPr>
           <w:ilvl w:val="0"/>
-          <w:numId w:val="1020"/>
+          <w:numId w:val="1021"/>
         </w:numPr>
       </w:pPr>
       <w:r>
@@ -7417,7 +8036,7 @@
         <w:pStyle w:val="Compact"/>
         <w:numPr>
           <w:ilvl w:val="0"/>
-          <w:numId w:val="1024"/>
+          <w:numId w:val="1026"/>
         </w:numPr>
       </w:pPr>
       <w:r>
@@ -7432,11 +8051,11 @@
         <w:pStyle w:val="Compact"/>
         <w:numPr>
           <w:ilvl w:val="0"/>
-          <w:numId w:val="1024"/>
-        </w:numPr>
-      </w:pPr>
-      <w:r>
-        <w:t xml:space="preserve">통일 규칙에 따라 A1 맛집·쇼핑의</w:t>
+          <w:numId w:val="1026"/>
+        </w:numPr>
+      </w:pPr>
+      <w:r>
+        <w:t xml:space="preserve">통일 규칙에 따라 A1의</w:t>
       </w:r>
       <w:r>
         <w:t xml:space="preserve"> </w:t>
@@ -7445,7 +8064,7 @@
         <w:t xml:space="preserve">“한적”</w:t>
       </w:r>
       <w:r>
-        <w:t xml:space="preserve">은 끄고, 구경의</w:t>
+        <w:t xml:space="preserve">은 세 목적 모두 끕니다(아래 표). 구경의</w:t>
       </w:r>
       <w:r>
         <w:t xml:space="preserve"> </w:t>
@@ -7454,7 +8073,7 @@
         <w:t xml:space="preserve">“한적”</w:t>
       </w:r>
       <w:r>
-        <w:t xml:space="preserve">은 참고용입니다(아래 표).</w:t>
+        <w:t xml:space="preserve">은 참고용이었으나 실험 15에서 활발 비율 84.4%로 기준 미달.</w:t>
       </w:r>
     </w:p>
     <w:p>
@@ -7549,7 +8168,7 @@
               <w:pStyle w:val="Compact"/>
             </w:pPr>
             <w:r>
-              <w:t xml:space="preserve">참고용</w:t>
+              <w:t xml:space="preserve">끔</w:t>
             </w:r>
           </w:p>
         </w:tc>
@@ -7950,7 +8569,7 @@
         <w:pStyle w:val="Compact"/>
         <w:numPr>
           <w:ilvl w:val="0"/>
-          <w:numId w:val="1025"/>
+          <w:numId w:val="1027"/>
         </w:numPr>
       </w:pPr>
       <w:r>
@@ -7983,7 +8602,7 @@
         <w:pStyle w:val="Compact"/>
         <w:numPr>
           <w:ilvl w:val="0"/>
-          <w:numId w:val="1025"/>
+          <w:numId w:val="1027"/>
         </w:numPr>
       </w:pPr>
       <w:r>
@@ -8031,7 +8650,7 @@
         <w:pStyle w:val="Compact"/>
         <w:numPr>
           <w:ilvl w:val="0"/>
-          <w:numId w:val="1025"/>
+          <w:numId w:val="1027"/>
         </w:numPr>
       </w:pPr>
       <w:r>
@@ -8076,7 +8695,7 @@
         <w:pStyle w:val="Compact"/>
         <w:numPr>
           <w:ilvl w:val="0"/>
-          <w:numId w:val="1025"/>
+          <w:numId w:val="1027"/>
         </w:numPr>
       </w:pPr>
       <w:r>
@@ -8098,7 +8717,7 @@
         <w:pStyle w:val="Compact"/>
         <w:numPr>
           <w:ilvl w:val="0"/>
-          <w:numId w:val="1026"/>
+          <w:numId w:val="1028"/>
         </w:numPr>
       </w:pPr>
       <w:r>
@@ -8120,7 +8739,7 @@
         <w:pStyle w:val="Compact"/>
         <w:numPr>
           <w:ilvl w:val="1"/>
-          <w:numId w:val="1027"/>
+          <w:numId w:val="1029"/>
         </w:numPr>
       </w:pPr>
       <w:r>
@@ -8132,7 +8751,7 @@
         <w:pStyle w:val="Compact"/>
         <w:numPr>
           <w:ilvl w:val="1"/>
-          <w:numId w:val="1027"/>
+          <w:numId w:val="1029"/>
         </w:numPr>
       </w:pPr>
       <w:r>
@@ -8144,7 +8763,7 @@
         <w:pStyle w:val="Compact"/>
         <w:numPr>
           <w:ilvl w:val="1"/>
-          <w:numId w:val="1027"/>
+          <w:numId w:val="1029"/>
         </w:numPr>
       </w:pPr>
       <w:r>
@@ -8156,7 +8775,7 @@
         <w:pStyle w:val="Compact"/>
         <w:numPr>
           <w:ilvl w:val="0"/>
-          <w:numId w:val="1026"/>
+          <w:numId w:val="1028"/>
         </w:numPr>
       </w:pPr>
       <w:r>
@@ -8180,7 +8799,7 @@
         <w:pStyle w:val="Compact"/>
         <w:numPr>
           <w:ilvl w:val="0"/>
-          <w:numId w:val="1026"/>
+          <w:numId w:val="1028"/>
         </w:numPr>
       </w:pPr>
       <w:r>
@@ -8230,10 +8849,9 @@
     </w:p>
     <w:p>
       <w:pPr>
-        <w:pStyle w:val="Compact"/>
         <w:numPr>
           <w:ilvl w:val="0"/>
-          <w:numId w:val="1028"/>
+          <w:numId w:val="1030"/>
         </w:numPr>
       </w:pPr>
       <w:r>
@@ -8263,10 +8881,9 @@
     </w:p>
     <w:p>
       <w:pPr>
-        <w:pStyle w:val="Compact"/>
         <w:numPr>
           <w:ilvl w:val="0"/>
-          <w:numId w:val="1028"/>
+          <w:numId w:val="1030"/>
         </w:numPr>
       </w:pPr>
       <w:r>
@@ -8287,10 +8904,9 @@
     </w:p>
     <w:p>
       <w:pPr>
-        <w:pStyle w:val="Compact"/>
         <w:numPr>
           <w:ilvl w:val="0"/>
-          <w:numId w:val="1028"/>
+          <w:numId w:val="1030"/>
         </w:numPr>
       </w:pPr>
       <w:r>
@@ -8321,10 +8937,9 @@
     </w:p>
     <w:p>
       <w:pPr>
-        <w:pStyle w:val="Compact"/>
         <w:numPr>
           <w:ilvl w:val="0"/>
-          <w:numId w:val="1028"/>
+          <w:numId w:val="1030"/>
         </w:numPr>
       </w:pPr>
       <w:r>
@@ -8346,7 +8961,7 @@
         <w:pStyle w:val="Compact"/>
         <w:numPr>
           <w:ilvl w:val="1"/>
-          <w:numId w:val="1029"/>
+          <w:numId w:val="1031"/>
         </w:numPr>
       </w:pPr>
       <w:r>
@@ -8358,7 +8973,7 @@
         <w:pStyle w:val="Compact"/>
         <w:numPr>
           <w:ilvl w:val="1"/>
-          <w:numId w:val="1029"/>
+          <w:numId w:val="1031"/>
         </w:numPr>
       </w:pPr>
       <w:r>
@@ -8370,7 +8985,7 @@
         <w:pStyle w:val="Compact"/>
         <w:numPr>
           <w:ilvl w:val="1"/>
-          <w:numId w:val="1029"/>
+          <w:numId w:val="1031"/>
         </w:numPr>
       </w:pPr>
       <w:r>
@@ -8388,10 +9003,9 @@
     </w:p>
     <w:p>
       <w:pPr>
-        <w:pStyle w:val="Compact"/>
         <w:numPr>
           <w:ilvl w:val="0"/>
-          <w:numId w:val="1028"/>
+          <w:numId w:val="1030"/>
         </w:numPr>
       </w:pPr>
       <w:r>
@@ -8459,6 +9073,115 @@
         <w:t xml:space="preserve">칸 중 실제로 조건에 맞지 않았던 칸 수. E6와 매주 재판정이 이 표를 씁니다.</w:t>
       </w:r>
     </w:p>
+    <w:p>
+      <w:pPr>
+        <w:numPr>
+          <w:ilvl w:val="0"/>
+          <w:numId w:val="1030"/>
+        </w:numPr>
+      </w:pPr>
+      <w:r>
+        <w:rPr>
+          <w:b/>
+          <w:bCs/>
+        </w:rPr>
+        <w:t xml:space="preserve">입력:</w:t>
+      </w:r>
+      <w:r>
+        <w:t xml:space="preserve"> </w:t>
+      </w:r>
+      <w:r>
+        <w:t xml:space="preserve">추천 품질과 시간별 판정은</w:t>
+      </w:r>
+      <w:r>
+        <w:t xml:space="preserve"> </w:t>
+      </w:r>
+      <w:r>
+        <w:rPr>
+          <w:rStyle w:val="VerbatimChar"/>
+        </w:rPr>
+        <w:t xml:space="preserve">recommendation_log</w:t>
+      </w:r>
+      <w:r>
+        <w:t xml:space="preserve">(3일 전에 낸 추천)를 채점. 실제 활발 기준은 모든 목적 0.5(쇼핑의 0.6은 예측 쪽 기준). 첫 채점 가능일은 기록 시작 3일 뒤</w:t>
+      </w:r>
+    </w:p>
+    <w:p>
+      <w:pPr>
+        <w:numPr>
+          <w:ilvl w:val="0"/>
+          <w:numId w:val="1030"/>
+        </w:numPr>
+      </w:pPr>
+      <w:r>
+        <w:rPr>
+          <w:b/>
+          <w:bCs/>
+        </w:rPr>
+        <w:t xml:space="preserve">매주 재판정</w:t>
+      </w:r>
+      <w:r>
+        <w:rPr>
+          <w:b/>
+          <w:bCs/>
+        </w:rPr>
+        <w:t xml:space="preserve"> </w:t>
+      </w:r>
+      <w:r>
+        <w:rPr>
+          <w:rStyle w:val="VerbatimChar"/>
+          <w:b/>
+          <w:bCs/>
+        </w:rPr>
+        <w:t xml:space="preserve">rejudge</w:t>
+      </w:r>
+      <w:r>
+        <w:rPr>
+          <w:b/>
+          <w:bCs/>
+        </w:rPr>
+        <w:t xml:space="preserve">:</w:t>
+      </w:r>
+      <w:r>
+        <w:t xml:space="preserve"> </w:t>
+      </w:r>
+      <w:r>
+        <w:t xml:space="preserve">표만 출력하고</w:t>
+      </w:r>
+      <w:r>
+        <w:t xml:space="preserve"> </w:t>
+      </w:r>
+      <w:r>
+        <w:rPr>
+          <w:rStyle w:val="VerbatimChar"/>
+        </w:rPr>
+        <w:t xml:space="preserve">data/rejudge/</w:t>
+      </w:r>
+      <w:r>
+        <w:t xml:space="preserve">에 제안 파일 저장. 설정 파일은</w:t>
+      </w:r>
+      <w:r>
+        <w:t xml:space="preserve"> </w:t>
+      </w:r>
+      <w:r>
+        <w:rPr>
+          <w:rStyle w:val="VerbatimChar"/>
+        </w:rPr>
+        <w:t xml:space="preserve">--apply</w:t>
+      </w:r>
+      <w:r>
+        <w:t xml:space="preserve">를 줄 때만 변경. 조합당 28일 또는 10곳 미만이면 판정 보류. 시간별 2단계(</w:t>
+      </w:r>
+      <w:r>
+        <w:rPr>
+          <w:rStyle w:val="VerbatimChar"/>
+        </w:rPr>
+        <w:t xml:space="preserve">strip</w:t>
+      </w:r>
+      <w:r>
+        <w:t xml:space="preserve">)는 이 작업이 바꾸지 않음(E6에서 한 번 판정)</w:t>
+      </w:r>
+    </w:p>
     <w:bookmarkEnd w:id="22"/>
     <w:bookmarkStart w:id="23" w:name="archive-매일-0300"/>
     <w:p>
@@ -8489,7 +9212,7 @@
         <w:pStyle w:val="Compact"/>
         <w:numPr>
           <w:ilvl w:val="0"/>
-          <w:numId w:val="1030"/>
+          <w:numId w:val="1032"/>
         </w:numPr>
       </w:pPr>
       <w:r>
@@ -8534,11 +9257,57 @@
         <w:pStyle w:val="Compact"/>
         <w:numPr>
           <w:ilvl w:val="0"/>
-          <w:numId w:val="1030"/>
+          <w:numId w:val="1032"/>
         </w:numPr>
       </w:pPr>
       <w:r>
         <w:t xml:space="preserve">옮긴 파일의 행 수가 DB에서 지울 행 수와 같을 때만 지웁니다.</w:t>
+      </w:r>
+    </w:p>
+    <w:p>
+      <w:pPr>
+        <w:pStyle w:val="Compact"/>
+        <w:numPr>
+          <w:ilvl w:val="0"/>
+          <w:numId w:val="1032"/>
+        </w:numPr>
+      </w:pPr>
+      <w:r>
+        <w:rPr>
+          <w:b/>
+          <w:bCs/>
+        </w:rPr>
+        <w:t xml:space="preserve">현재 상태:</w:t>
+      </w:r>
+      <w:r>
+        <w:t xml:space="preserve"> </w:t>
+      </w:r>
+      <w:r>
+        <w:t xml:space="preserve">로컬에서는</w:t>
+      </w:r>
+      <w:r>
+        <w:t xml:space="preserve"> </w:t>
+      </w:r>
+      <w:r>
+        <w:rPr>
+          <w:rStyle w:val="VerbatimChar"/>
+        </w:rPr>
+        <w:t xml:space="preserve">--dry-run</w:t>
+      </w:r>
+      <w:r>
+        <w:t xml:space="preserve">으로 후보 수만 확인하고 삭제·예약 실행 없음. 90일 지난 결제 관측을 지우면</w:t>
+      </w:r>
+      <w:r>
+        <w:t xml:space="preserve"> </w:t>
+      </w:r>
+      <w:r>
+        <w:rPr>
+          <w:rStyle w:val="VerbatimChar"/>
+        </w:rPr>
+        <w:t xml:space="preserve">lively_profile</w:t>
+      </w:r>
+      <w:r>
+        <w:t xml:space="preserve">의 공휴일·명절 유형이 비게 됨(전체 이력 평균). 보관 기간 재설계 뒤 켬(10장)</w:t>
       </w:r>
     </w:p>
     <w:bookmarkEnd w:id="23"/>
@@ -8556,7 +9325,7 @@
         <w:pStyle w:val="Compact"/>
         <w:numPr>
           <w:ilvl w:val="0"/>
-          <w:numId w:val="1031"/>
+          <w:numId w:val="1033"/>
         </w:numPr>
       </w:pPr>
       <w:r>
@@ -8580,7 +9349,7 @@
         <w:pStyle w:val="Compact"/>
         <w:numPr>
           <w:ilvl w:val="0"/>
-          <w:numId w:val="1031"/>
+          <w:numId w:val="1033"/>
         </w:numPr>
       </w:pPr>
       <w:r>
@@ -8604,7 +9373,7 @@
         <w:pStyle w:val="Compact"/>
         <w:numPr>
           <w:ilvl w:val="0"/>
-          <w:numId w:val="1031"/>
+          <w:numId w:val="1033"/>
         </w:numPr>
       </w:pPr>
       <w:r>
@@ -8616,7 +9385,7 @@
         <w:pStyle w:val="Compact"/>
         <w:numPr>
           <w:ilvl w:val="0"/>
-          <w:numId w:val="1031"/>
+          <w:numId w:val="1033"/>
         </w:numPr>
       </w:pPr>
       <w:r>
@@ -8640,7 +9409,7 @@
         <w:pStyle w:val="Compact"/>
         <w:numPr>
           <w:ilvl w:val="0"/>
-          <w:numId w:val="1031"/>
+          <w:numId w:val="1033"/>
         </w:numPr>
       </w:pPr>
       <w:r>
@@ -8664,7 +9433,7 @@
         <w:pStyle w:val="Compact"/>
         <w:numPr>
           <w:ilvl w:val="0"/>
-          <w:numId w:val="1031"/>
+          <w:numId w:val="1033"/>
         </w:numPr>
       </w:pPr>
       <w:r>
@@ -8676,7 +9445,7 @@
         <w:pStyle w:val="Compact"/>
         <w:numPr>
           <w:ilvl w:val="0"/>
-          <w:numId w:val="1031"/>
+          <w:numId w:val="1033"/>
         </w:numPr>
       </w:pPr>
       <w:r>
@@ -8715,7 +9484,7 @@
         <w:pStyle w:val="Compact"/>
         <w:numPr>
           <w:ilvl w:val="0"/>
-          <w:numId w:val="1031"/>
+          <w:numId w:val="1033"/>
         </w:numPr>
       </w:pPr>
       <w:r>
@@ -8757,7 +9526,7 @@
         <w:pStyle w:val="Compact"/>
         <w:numPr>
           <w:ilvl w:val="0"/>
-          <w:numId w:val="1031"/>
+          <w:numId w:val="1033"/>
         </w:numPr>
       </w:pPr>
       <w:r>
@@ -8814,7 +9583,7 @@
         <w:pStyle w:val="Compact"/>
         <w:numPr>
           <w:ilvl w:val="0"/>
-          <w:numId w:val="1031"/>
+          <w:numId w:val="1033"/>
         </w:numPr>
       </w:pPr>
       <w:r>
@@ -8859,7 +9628,7 @@
         <w:pStyle w:val="Compact"/>
         <w:numPr>
           <w:ilvl w:val="0"/>
-          <w:numId w:val="1031"/>
+          <w:numId w:val="1033"/>
         </w:numPr>
       </w:pPr>
       <w:r>
@@ -8943,7 +9712,7 @@
         <w:pStyle w:val="Compact"/>
         <w:numPr>
           <w:ilvl w:val="0"/>
-          <w:numId w:val="1032"/>
+          <w:numId w:val="1034"/>
         </w:numPr>
       </w:pPr>
       <w:r>
@@ -8965,7 +9734,7 @@
         <w:pStyle w:val="Compact"/>
         <w:numPr>
           <w:ilvl w:val="1"/>
-          <w:numId w:val="1033"/>
+          <w:numId w:val="1035"/>
         </w:numPr>
       </w:pPr>
       <w:r>
@@ -8992,7 +9761,7 @@
         <w:pStyle w:val="Compact"/>
         <w:numPr>
           <w:ilvl w:val="1"/>
-          <w:numId w:val="1033"/>
+          <w:numId w:val="1035"/>
         </w:numPr>
       </w:pPr>
       <w:r>
@@ -9004,7 +9773,7 @@
         <w:pStyle w:val="Compact"/>
         <w:numPr>
           <w:ilvl w:val="0"/>
-          <w:numId w:val="1032"/>
+          <w:numId w:val="1034"/>
         </w:numPr>
       </w:pPr>
       <w:r>
@@ -9056,7 +9825,7 @@
         <w:pStyle w:val="Compact"/>
         <w:numPr>
           <w:ilvl w:val="1"/>
-          <w:numId w:val="1034"/>
+          <w:numId w:val="1036"/>
         </w:numPr>
       </w:pPr>
       <w:r>
@@ -9083,7 +9852,7 @@
         <w:pStyle w:val="Compact"/>
         <w:numPr>
           <w:ilvl w:val="1"/>
-          <w:numId w:val="1034"/>
+          <w:numId w:val="1036"/>
         </w:numPr>
       </w:pPr>
       <w:r>
@@ -9105,19 +9874,19 @@
         <w:pStyle w:val="Compact"/>
         <w:numPr>
           <w:ilvl w:val="1"/>
+          <w:numId w:val="1036"/>
+        </w:numPr>
+      </w:pPr>
+      <w:r>
+        <w:t xml:space="preserve">장소 번호표(장소 코드 → 번호)를 모델 산출물에 함께 저장합니다.</w:t>
+      </w:r>
+    </w:p>
+    <w:p>
+      <w:pPr>
+        <w:pStyle w:val="Compact"/>
+        <w:numPr>
+          <w:ilvl w:val="0"/>
           <w:numId w:val="1034"/>
-        </w:numPr>
-      </w:pPr>
-      <w:r>
-        <w:t xml:space="preserve">장소 번호표(장소 코드 → 번호)를 모델 산출물에 함께 저장합니다.</w:t>
-      </w:r>
-    </w:p>
-    <w:p>
-      <w:pPr>
-        <w:pStyle w:val="Compact"/>
-        <w:numPr>
-          <w:ilvl w:val="0"/>
-          <w:numId w:val="1032"/>
         </w:numPr>
       </w:pPr>
       <w:r>
@@ -9139,7 +9908,7 @@
         <w:pStyle w:val="Compact"/>
         <w:numPr>
           <w:ilvl w:val="0"/>
-          <w:numId w:val="1032"/>
+          <w:numId w:val="1034"/>
         </w:numPr>
       </w:pPr>
       <w:r>
@@ -9169,7 +9938,7 @@
         <w:pStyle w:val="Compact"/>
         <w:numPr>
           <w:ilvl w:val="1"/>
-          <w:numId w:val="1035"/>
+          <w:numId w:val="1037"/>
         </w:numPr>
       </w:pPr>
       <w:r>
@@ -9181,7 +9950,7 @@
         <w:pStyle w:val="Compact"/>
         <w:numPr>
           <w:ilvl w:val="1"/>
-          <w:numId w:val="1035"/>
+          <w:numId w:val="1037"/>
         </w:numPr>
       </w:pPr>
       <w:r>
@@ -9205,7 +9974,7 @@
         <w:pStyle w:val="Compact"/>
         <w:numPr>
           <w:ilvl w:val="0"/>
-          <w:numId w:val="1032"/>
+          <w:numId w:val="1034"/>
         </w:numPr>
       </w:pPr>
       <w:r>
@@ -9243,7 +10012,7 @@
         <w:pStyle w:val="Compact"/>
         <w:numPr>
           <w:ilvl w:val="1"/>
-          <w:numId w:val="1036"/>
+          <w:numId w:val="1038"/>
         </w:numPr>
       </w:pPr>
       <w:r>
@@ -9255,7 +10024,7 @@
         <w:pStyle w:val="Compact"/>
         <w:numPr>
           <w:ilvl w:val="1"/>
-          <w:numId w:val="1036"/>
+          <w:numId w:val="1038"/>
         </w:numPr>
       </w:pPr>
       <w:r>
@@ -9267,7 +10036,7 @@
         <w:pStyle w:val="Compact"/>
         <w:numPr>
           <w:ilvl w:val="1"/>
-          <w:numId w:val="1037"/>
+          <w:numId w:val="1039"/>
         </w:numPr>
       </w:pPr>
       <w:r>
@@ -9291,7 +10060,118 @@
         <w:pStyle w:val="Compact"/>
         <w:numPr>
           <w:ilvl w:val="0"/>
-          <w:numId w:val="1032"/>
+          <w:numId w:val="1034"/>
+        </w:numPr>
+      </w:pPr>
+      <w:r>
+        <w:rPr>
+          <w:b/>
+          <w:bCs/>
+        </w:rPr>
+        <w:t xml:space="preserve">운영 모델 결과(2026-10-01, 시각 구간 평균 격자,</w:t>
+      </w:r>
+      <w:r>
+        <w:rPr>
+          <w:b/>
+          <w:bCs/>
+        </w:rPr>
+        <w:t xml:space="preserve"> </w:t>
+      </w:r>
+      <w:r>
+        <w:rPr>
+          <w:rStyle w:val="VerbatimChar"/>
+          <w:b/>
+          <w:bCs/>
+        </w:rPr>
+        <w:t xml:space="preserve">holidays</w:t>
+      </w:r>
+      <w:r>
+        <w:rPr>
+          <w:b/>
+          <w:bCs/>
+        </w:rPr>
+        <w:t xml:space="preserve"> </w:t>
+      </w:r>
+      <w:r>
+        <w:rPr>
+          <w:b/>
+          <w:bCs/>
+        </w:rPr>
+        <w:t xml:space="preserve">표 사용):</w:t>
+      </w:r>
+      <w:r>
+        <w:t xml:space="preserve"> </w:t>
+      </w:r>
+      <w:r>
+        <w:t xml:space="preserve">0~7일 모두 관문 통과,</w:t>
+      </w:r>
+      <w:r>
+        <w:t xml:space="preserve"> </w:t>
+      </w:r>
+      <w:r>
+        <w:rPr>
+          <w:rStyle w:val="VerbatimChar"/>
+        </w:rPr>
+        <w:t xml:space="preserve">model_registry</w:t>
+      </w:r>
+      <w:r>
+        <w:t xml:space="preserve">에 등록</w:t>
+      </w:r>
+    </w:p>
+    <w:p>
+      <w:pPr>
+        <w:pStyle w:val="Compact"/>
+        <w:numPr>
+          <w:ilvl w:val="1"/>
+          <w:numId w:val="1040"/>
+        </w:numPr>
+      </w:pPr>
+      <w:r>
+        <w:t xml:space="preserve">공휴일 5일: 0~6일 뒤 20.7% → 17.2%, 7일 뒤 20.6% → 18.3%</w:t>
+      </w:r>
+    </w:p>
+    <w:p>
+      <w:pPr>
+        <w:pStyle w:val="Compact"/>
+        <w:numPr>
+          <w:ilvl w:val="1"/>
+          <w:numId w:val="1040"/>
+        </w:numPr>
+      </w:pPr>
+      <w:r>
+        <w:t xml:space="preserve">평소: 5.76% → 5.95%(0.19%p 나쁨, 관문 0.3%p 이내)</w:t>
+      </w:r>
+    </w:p>
+    <w:p>
+      <w:pPr>
+        <w:pStyle w:val="Compact"/>
+        <w:numPr>
+          <w:ilvl w:val="1"/>
+          <w:numId w:val="1040"/>
+        </w:numPr>
+      </w:pPr>
+      <w:r>
+        <w:t xml:space="preserve">옛 격자·연구 공휴일 목록으로는 연구 수치(21.6% → 17.4%, 7일 뒤 18.2%)를 그대로 재현</w:t>
+      </w:r>
+    </w:p>
+    <w:p>
+      <w:pPr>
+        <w:pStyle w:val="Compact"/>
+        <w:numPr>
+          <w:ilvl w:val="1"/>
+          <w:numId w:val="1040"/>
+        </w:numPr>
+      </w:pPr>
+      <w:r>
+        <w:t xml:space="preserve">연구 공휴일 목록에 노동절(5/1)·제헌절(7/17)이 빠져 있었음. 운영 모델은 두 날을 포함</w:t>
+      </w:r>
+    </w:p>
+    <w:p>
+      <w:pPr>
+        <w:pStyle w:val="Compact"/>
+        <w:numPr>
+          <w:ilvl w:val="0"/>
+          <w:numId w:val="1034"/>
         </w:numPr>
       </w:pPr>
       <w:r>
@@ -9715,7 +10595,7 @@
         <w:pStyle w:val="Compact"/>
         <w:numPr>
           <w:ilvl w:val="0"/>
-          <w:numId w:val="1038"/>
+          <w:numId w:val="1041"/>
         </w:numPr>
       </w:pPr>
       <w:r>
@@ -9746,7 +10626,7 @@
         <w:pStyle w:val="Compact"/>
         <w:numPr>
           <w:ilvl w:val="0"/>
-          <w:numId w:val="1038"/>
+          <w:numId w:val="1041"/>
         </w:numPr>
       </w:pPr>
       <w:r>
@@ -9768,7 +10648,7 @@
         <w:pStyle w:val="Compact"/>
         <w:numPr>
           <w:ilvl w:val="1"/>
-          <w:numId w:val="1039"/>
+          <w:numId w:val="1042"/>
         </w:numPr>
       </w:pPr>
       <w:r>
@@ -9810,7 +10690,7 @@
         <w:pStyle w:val="Compact"/>
         <w:numPr>
           <w:ilvl w:val="1"/>
-          <w:numId w:val="1039"/>
+          <w:numId w:val="1042"/>
         </w:numPr>
       </w:pPr>
       <w:r>
@@ -9852,7 +10732,7 @@
         <w:pStyle w:val="Compact"/>
         <w:numPr>
           <w:ilvl w:val="1"/>
-          <w:numId w:val="1039"/>
+          <w:numId w:val="1042"/>
         </w:numPr>
       </w:pPr>
       <w:r>
@@ -9864,7 +10744,7 @@
         <w:pStyle w:val="Compact"/>
         <w:numPr>
           <w:ilvl w:val="0"/>
-          <w:numId w:val="1038"/>
+          <w:numId w:val="1041"/>
         </w:numPr>
       </w:pPr>
       <w:r>
@@ -9886,7 +10766,7 @@
         <w:pStyle w:val="Compact"/>
         <w:numPr>
           <w:ilvl w:val="1"/>
-          <w:numId w:val="1040"/>
+          <w:numId w:val="1043"/>
         </w:numPr>
       </w:pPr>
       <w:r>
@@ -9898,7 +10778,7 @@
         <w:pStyle w:val="Compact"/>
         <w:numPr>
           <w:ilvl w:val="0"/>
-          <w:numId w:val="1038"/>
+          <w:numId w:val="1041"/>
         </w:numPr>
       </w:pPr>
       <w:r>
@@ -9932,7 +10812,7 @@
         <w:pStyle w:val="Compact"/>
         <w:numPr>
           <w:ilvl w:val="0"/>
-          <w:numId w:val="1038"/>
+          <w:numId w:val="1041"/>
         </w:numPr>
       </w:pPr>
       <w:r>
@@ -9978,7 +10858,7 @@
         <w:pStyle w:val="Compact"/>
         <w:numPr>
           <w:ilvl w:val="0"/>
-          <w:numId w:val="1038"/>
+          <w:numId w:val="1041"/>
         </w:numPr>
       </w:pPr>
       <w:r>
@@ -10015,7 +10895,7 @@
         <w:pStyle w:val="Compact"/>
         <w:numPr>
           <w:ilvl w:val="0"/>
-          <w:numId w:val="1038"/>
+          <w:numId w:val="1041"/>
         </w:numPr>
       </w:pPr>
       <w:r>
@@ -10056,7 +10936,7 @@
         <w:pStyle w:val="Compact"/>
         <w:numPr>
           <w:ilvl w:val="0"/>
-          <w:numId w:val="1041"/>
+          <w:numId w:val="1044"/>
         </w:numPr>
       </w:pPr>
       <w:r>
@@ -10094,7 +10974,7 @@
         <w:pStyle w:val="Compact"/>
         <w:numPr>
           <w:ilvl w:val="1"/>
-          <w:numId w:val="1042"/>
+          <w:numId w:val="1045"/>
         </w:numPr>
       </w:pPr>
       <w:r>
@@ -10106,7 +10986,7 @@
         <w:pStyle w:val="Compact"/>
         <w:numPr>
           <w:ilvl w:val="1"/>
-          <w:numId w:val="1042"/>
+          <w:numId w:val="1045"/>
         </w:numPr>
       </w:pPr>
       <w:r>
@@ -10117,8 +10997,8 @@
       <w:pPr>
         <w:pStyle w:val="Compact"/>
         <w:numPr>
-          <w:ilvl w:val="0"/>
-          <w:numId w:val="1041"/>
+          <w:ilvl w:val="1"/>
+          <w:numId w:val="1045"/>
         </w:numPr>
       </w:pPr>
       <w:r>
@@ -10126,28 +11006,86 @@
           <w:b/>
           <w:bCs/>
         </w:rPr>
-        <w:t xml:space="preserve">마커:</w:t>
-      </w:r>
-      <w:r>
-        <w:t xml:space="preserve"> </w:t>
-      </w:r>
-      <w:r>
-        <w:t xml:space="preserve">A1·A2는 원, B는 옅은 원으로 그립니다. 색은 선택한 날짜·시간의 단계입니다. B는 3단계 색을 씁니다(4.3-6).</w:t>
-      </w:r>
-    </w:p>
-    <w:p>
-      <w:pPr>
-        <w:pStyle w:val="Compact"/>
-        <w:numPr>
-          <w:ilvl w:val="0"/>
-          <w:numId w:val="1041"/>
-        </w:numPr>
-      </w:pPr>
-      <w:r>
-        <w:rPr>
+        <w:t xml:space="preserve">로컬 단계는 MapLibre GL + OpenFreeMap(</w:t>
+      </w:r>
+      <w:r>
+        <w:rPr>
+          <w:rStyle w:val="VerbatimChar"/>
           <w:b/>
           <w:bCs/>
         </w:rPr>
+        <w:t xml:space="preserve">positron</w:t>
+      </w:r>
+      <w:r>
+        <w:rPr>
+          <w:b/>
+          <w:bCs/>
+        </w:rPr>
+        <w:t xml:space="preserve">, 키 없음).</w:t>
+      </w:r>
+      <w:r>
+        <w:t xml:space="preserve"> </w:t>
+      </w:r>
+      <w:r>
+        <w:t xml:space="preserve">로컬 Google 키에 결제 설정이 없어 지도가 뜨지 않음. 지명은</w:t>
+      </w:r>
+      <w:r>
+        <w:t xml:space="preserve"> </w:t>
+      </w:r>
+      <w:r>
+        <w:rPr>
+          <w:rStyle w:val="VerbatimChar"/>
+        </w:rPr>
+        <w:t xml:space="preserve">name:ko</w:t>
+      </w:r>
+      <w:r>
+        <w:t xml:space="preserve">·</w:t>
+      </w:r>
+      <w:r>
+        <w:rPr>
+          <w:rStyle w:val="VerbatimChar"/>
+        </w:rPr>
+        <w:t xml:space="preserve">name:en</w:t>
+      </w:r>
+      <w:r>
+        <w:t xml:space="preserve">으로 전환. Google 여부는 SOW-MC에서 다시 결정</w:t>
+      </w:r>
+    </w:p>
+    <w:p>
+      <w:pPr>
+        <w:pStyle w:val="Compact"/>
+        <w:numPr>
+          <w:ilvl w:val="0"/>
+          <w:numId w:val="1044"/>
+        </w:numPr>
+      </w:pPr>
+      <w:r>
+        <w:rPr>
+          <w:b/>
+          <w:bCs/>
+        </w:rPr>
+        <w:t xml:space="preserve">마커:</w:t>
+      </w:r>
+      <w:r>
+        <w:t xml:space="preserve"> </w:t>
+      </w:r>
+      <w:r>
+        <w:t xml:space="preserve">A1·A2는 원, B는 옅은 원으로 그립니다. 색은 선택한 날짜·시간의 단계입니다. B는 3단계 색을 씁니다(4.3-6).</w:t>
+      </w:r>
+    </w:p>
+    <w:p>
+      <w:pPr>
+        <w:pStyle w:val="Compact"/>
+        <w:numPr>
+          <w:ilvl w:val="0"/>
+          <w:numId w:val="1044"/>
+        </w:numPr>
+      </w:pPr>
+      <w:r>
+        <w:rPr>
+          <w:b/>
+          <w:bCs/>
+        </w:rPr>
         <w:t xml:space="preserve">오른쪽 목록:</w:t>
       </w:r>
       <w:r>
@@ -10171,7 +11109,7 @@
         <w:pStyle w:val="Compact"/>
         <w:numPr>
           <w:ilvl w:val="0"/>
-          <w:numId w:val="1041"/>
+          <w:numId w:val="1044"/>
         </w:numPr>
       </w:pPr>
       <w:r>
@@ -10324,52 +11262,61 @@
               <w:t xml:space="preserve"> </w:t>
             </w:r>
             <w:r>
-              <w:t xml:space="preserve">띠). 지금 값은</w:t>
-            </w:r>
-            <w:r>
-              <w:t xml:space="preserve"> </w:t>
-            </w:r>
-            <w:r>
-              <w:rPr>
-                <w:rStyle w:val="VerbatimChar"/>
-              </w:rPr>
-              <w:t xml:space="preserve">live_obs</w:t>
-            </w:r>
-            <w:r>
-              <w:t xml:space="preserve"> </w:t>
-            </w:r>
-            <w:r>
-              <w:t xml:space="preserve">최신 행과</w:t>
-            </w:r>
-            <w:r>
-              <w:t xml:space="preserve"> </w:t>
-            </w:r>
-            <w:r>
-              <w:rPr>
-                <w:rStyle w:val="VerbatimChar"/>
-              </w:rPr>
-              <w:t xml:space="preserve">commerce_obs</w:t>
-            </w:r>
-            <w:r>
-              <w:t xml:space="preserve"> </w:t>
-            </w:r>
-            <w:r>
-              <w:t xml:space="preserve">최신 행, 추천은</w:t>
-            </w:r>
-            <w:r>
-              <w:t xml:space="preserve"> </w:t>
-            </w:r>
-            <w:r>
-              <w:rPr>
-                <w:rStyle w:val="VerbatimChar"/>
-              </w:rPr>
-              <w:t xml:space="preserve">recommendations</w:t>
-            </w:r>
-            <w:r>
-              <w:t xml:space="preserve"> </w:t>
-            </w:r>
-            <w:r>
-              <w:t xml:space="preserve">오늘 행. 캐시</w:t>
+              <w:t xml:space="preserve">띠).</w:t>
+            </w:r>
+            <w:r>
+              <w:t xml:space="preserve"> </w:t>
+            </w:r>
+            <w:r>
+              <w:t xml:space="preserve">“지금”</w:t>
+            </w:r>
+            <w:r>
+              <w:t xml:space="preserve">은 장소별 가장 최근 실측 시간(</w:t>
+            </w:r>
+            <w:r>
+              <w:rPr>
+                <w:rStyle w:val="VerbatimChar"/>
+              </w:rPr>
+              <w:t xml:space="preserve">source = live</w:t>
+            </w:r>
+            <w:r>
+              <w:t xml:space="preserve">)의</w:t>
+            </w:r>
+            <w:r>
+              <w:t xml:space="preserve"> </w:t>
+            </w:r>
+            <w:r>
+              <w:rPr>
+                <w:rStyle w:val="VerbatimChar"/>
+              </w:rPr>
+              <w:t xml:space="preserve">forecast_hourly</w:t>
+            </w:r>
+            <w:r>
+              <w:t xml:space="preserve"> </w:t>
+            </w:r>
+            <w:r>
+              <w:t xml:space="preserve">행.</w:t>
+            </w:r>
+            <w:r>
+              <w:t xml:space="preserve"> </w:t>
+            </w:r>
+            <w:r>
+              <w:rPr>
+                <w:rStyle w:val="VerbatimChar"/>
+              </w:rPr>
+              <w:t xml:space="preserve">open_quiet</w:t>
+            </w:r>
+            <w:r>
+              <w:t xml:space="preserve">의 A1은 실측 활동값(</w:t>
+            </w:r>
+            <w:r>
+              <w:rPr>
+                <w:rStyle w:val="VerbatimChar"/>
+              </w:rPr>
+              <w:t xml:space="preserve">a_actual</w:t>
+            </w:r>
+            <w:r>
+              <w:t xml:space="preserve">)이 0.5 이상인 곳만. 기대값으로 고르지 않음(실험 16). 캐시</w:t>
             </w:r>
             <w:r>
               <w:t xml:space="preserve"> </w:t>
@@ -10394,33 +11341,30 @@
               <w:rPr>
                 <w:rStyle w:val="VerbatimChar"/>
               </w:rPr>
-              <w:t xml:space="preserve">GET /api/places/[id]/day?date=</w:t>
-            </w:r>
-          </w:p>
-        </w:tc>
-        <w:tc>
-          <w:tcPr/>
-          <w:p>
-            <w:pPr>
-              <w:pStyle w:val="Compact"/>
-            </w:pPr>
-            <w:r>
-              <w:t xml:space="preserve">09~23시</w:t>
-            </w:r>
-            <w:r>
-              <w:t xml:space="preserve"> </w:t>
-            </w:r>
-            <w:r>
-              <w:rPr>
-                <w:rStyle w:val="VerbatimChar"/>
-              </w:rPr>
-              <w:t xml:space="preserve">forecast_hourly</w:t>
-            </w:r>
-            <w:r>
-              <w:t xml:space="preserve"> </w:t>
-            </w:r>
-            <w:r>
-              <w:t xml:space="preserve">+ 지금 관측 + 데이터 기준 시각 + stale·ready 여부</w:t>
+              <w:t xml:space="preserve">GET /api/flags</w:t>
+            </w:r>
+          </w:p>
+        </w:tc>
+        <w:tc>
+          <w:tcPr/>
+          <w:p>
+            <w:pPr>
+              <w:pStyle w:val="Compact"/>
+            </w:pPr>
+            <w:r>
+              <w:t xml:space="preserve">오늘 추천의 상태별 개수(등급·외국인 많은 장소·목적·허용도별).</w:t>
+            </w:r>
+            <w:r>
+              <w:t xml:space="preserve"> </w:t>
+            </w:r>
+            <w:r>
+              <w:rPr>
+                <w:rStyle w:val="VerbatimChar"/>
+              </w:rPr>
+              <w:t xml:space="preserve">/about</w:t>
+            </w:r>
+            <w:r>
+              <w:t xml:space="preserve">의 켜진 기능 표</w:t>
             </w:r>
           </w:p>
         </w:tc>
@@ -10436,51 +11380,33 @@
               <w:rPr>
                 <w:rStyle w:val="VerbatimChar"/>
               </w:rPr>
-              <w:t xml:space="preserve">GET /api/places/[id]/recommend?date=&amp;tolerance=&amp;purpose=</w:t>
-            </w:r>
-          </w:p>
-        </w:tc>
-        <w:tc>
-          <w:tcPr/>
-          <w:p>
-            <w:pPr>
-              <w:pStyle w:val="Compact"/>
-            </w:pPr>
-            <w:r>
-              <w:rPr>
-                <w:rStyle w:val="VerbatimChar"/>
-              </w:rPr>
-              <w:t xml:space="preserve">recommendations</w:t>
-            </w:r>
-            <w:r>
-              <w:t xml:space="preserve"> </w:t>
-            </w:r>
-            <w:r>
-              <w:t xml:space="preserve">한 행 (창, no_window,</w:t>
-            </w:r>
-            <w:r>
-              <w:t xml:space="preserve"> </w:t>
-            </w:r>
-            <w:r>
-              <w:rPr>
-                <w:rStyle w:val="VerbatimChar"/>
-              </w:rPr>
-              <w:t xml:space="preserve">hours</w:t>
-            </w:r>
-            <w:r>
-              <w:t xml:space="preserve">,</w:t>
-            </w:r>
-            <w:r>
-              <w:t xml:space="preserve"> </w:t>
-            </w:r>
-            <w:r>
-              <w:rPr>
-                <w:rStyle w:val="VerbatimChar"/>
-              </w:rPr>
-              <w:t xml:space="preserve">strip_mode</w:t>
-            </w:r>
-            <w:r>
-              <w:t xml:space="preserve">, 대안 날짜, 대안 장소). ⑤ 하루 상세</w:t>
+              <w:t xml:space="preserve">GET /api/places/[id]/day?date=</w:t>
+            </w:r>
+          </w:p>
+        </w:tc>
+        <w:tc>
+          <w:tcPr/>
+          <w:p>
+            <w:pPr>
+              <w:pStyle w:val="Compact"/>
+            </w:pPr>
+            <w:r>
+              <w:t xml:space="preserve">09~23시</w:t>
+            </w:r>
+            <w:r>
+              <w:t xml:space="preserve"> </w:t>
+            </w:r>
+            <w:r>
+              <w:rPr>
+                <w:rStyle w:val="VerbatimChar"/>
+              </w:rPr>
+              <w:t xml:space="preserve">forecast_hourly</w:t>
+            </w:r>
+            <w:r>
+              <w:t xml:space="preserve"> </w:t>
+            </w:r>
+            <w:r>
+              <w:t xml:space="preserve">+ 지금 관측 + 데이터 기준 시각 + stale·ready 여부</w:t>
             </w:r>
           </w:p>
         </w:tc>
@@ -10496,22 +11422,16 @@
               <w:rPr>
                 <w:rStyle w:val="VerbatimChar"/>
               </w:rPr>
-              <w:t xml:space="preserve">GET /api/places/[id]/week?tolerance=&amp;purpose=</w:t>
-            </w:r>
-          </w:p>
-        </w:tc>
-        <w:tc>
-          <w:tcPr/>
-          <w:p>
-            <w:pPr>
-              <w:pStyle w:val="Compact"/>
-            </w:pPr>
-            <w:r>
-              <w:t xml:space="preserve">오늘부터 8일의</w:t>
-            </w:r>
-            <w:r>
-              <w:t xml:space="preserve"> </w:t>
-            </w:r>
+              <w:t xml:space="preserve">GET /api/places/[id]/recommend?date=&amp;tolerance=&amp;purpose=</w:t>
+            </w:r>
+          </w:p>
+        </w:tc>
+        <w:tc>
+          <w:tcPr/>
+          <w:p>
+            <w:pPr>
+              <w:pStyle w:val="Compact"/>
+            </w:pPr>
             <w:r>
               <w:rPr>
                 <w:rStyle w:val="VerbatimChar"/>
@@ -10522,7 +11442,7 @@
               <w:t xml:space="preserve"> </w:t>
             </w:r>
             <w:r>
-              <w:t xml:space="preserve">행(날짜, state, windows,</w:t>
+              <w:t xml:space="preserve">한 행 (창, no_window,</w:t>
             </w:r>
             <w:r>
               <w:t xml:space="preserve"> </w:t>
@@ -10546,7 +11466,7 @@
               <w:t xml:space="preserve">strip_mode</w:t>
             </w:r>
             <w:r>
-              <w:t xml:space="preserve">). ③ 이번 주</w:t>
+              <w:t xml:space="preserve">, 대안 날짜, 대안 장소). ⑤ 하루 상세</w:t>
             </w:r>
           </w:p>
         </w:tc>
@@ -10562,6 +11482,72 @@
               <w:rPr>
                 <w:rStyle w:val="VerbatimChar"/>
               </w:rPr>
+              <w:t xml:space="preserve">GET /api/places/[id]/week?tolerance=&amp;purpose=</w:t>
+            </w:r>
+          </w:p>
+        </w:tc>
+        <w:tc>
+          <w:tcPr/>
+          <w:p>
+            <w:pPr>
+              <w:pStyle w:val="Compact"/>
+            </w:pPr>
+            <w:r>
+              <w:t xml:space="preserve">오늘부터 8일의</w:t>
+            </w:r>
+            <w:r>
+              <w:t xml:space="preserve"> </w:t>
+            </w:r>
+            <w:r>
+              <w:rPr>
+                <w:rStyle w:val="VerbatimChar"/>
+              </w:rPr>
+              <w:t xml:space="preserve">recommendations</w:t>
+            </w:r>
+            <w:r>
+              <w:t xml:space="preserve"> </w:t>
+            </w:r>
+            <w:r>
+              <w:t xml:space="preserve">행(날짜, state, windows,</w:t>
+            </w:r>
+            <w:r>
+              <w:t xml:space="preserve"> </w:t>
+            </w:r>
+            <w:r>
+              <w:rPr>
+                <w:rStyle w:val="VerbatimChar"/>
+              </w:rPr>
+              <w:t xml:space="preserve">hours</w:t>
+            </w:r>
+            <w:r>
+              <w:t xml:space="preserve">,</w:t>
+            </w:r>
+            <w:r>
+              <w:t xml:space="preserve"> </w:t>
+            </w:r>
+            <w:r>
+              <w:rPr>
+                <w:rStyle w:val="VerbatimChar"/>
+              </w:rPr>
+              <w:t xml:space="preserve">strip_mode</w:t>
+            </w:r>
+            <w:r>
+              <w:t xml:space="preserve">). ③ 이번 주</w:t>
+            </w:r>
+          </w:p>
+        </w:tc>
+      </w:tr>
+      <w:tr>
+        <w:tc>
+          <w:tcPr/>
+          <w:p>
+            <w:pPr>
+              <w:pStyle w:val="Compact"/>
+            </w:pPr>
+            <w:r>
+              <w:rPr>
+                <w:rStyle w:val="VerbatimChar"/>
+              </w:rPr>
               <w:t xml:space="preserve">GET /api/map?date=&amp;tolerance=&amp;purpose=</w:t>
             </w:r>
           </w:p>
@@ -10623,7 +11609,7 @@
         <w:pStyle w:val="Compact"/>
         <w:numPr>
           <w:ilvl w:val="0"/>
-          <w:numId w:val="1043"/>
+          <w:numId w:val="1046"/>
         </w:numPr>
       </w:pPr>
       <w:r>
@@ -10667,7 +11653,7 @@
         <w:pStyle w:val="Compact"/>
         <w:numPr>
           <w:ilvl w:val="0"/>
-          <w:numId w:val="1044"/>
+          <w:numId w:val="1047"/>
         </w:numPr>
       </w:pPr>
       <w:r>
@@ -10679,7 +11665,7 @@
         <w:pStyle w:val="Compact"/>
         <w:numPr>
           <w:ilvl w:val="0"/>
-          <w:numId w:val="1044"/>
+          <w:numId w:val="1047"/>
         </w:numPr>
       </w:pPr>
       <w:r>
@@ -10700,7 +11686,7 @@
         <w:pStyle w:val="Compact"/>
         <w:numPr>
           <w:ilvl w:val="0"/>
-          <w:numId w:val="1044"/>
+          <w:numId w:val="1047"/>
         </w:numPr>
       </w:pPr>
       <w:r>
@@ -10721,7 +11707,7 @@
         <w:pStyle w:val="Compact"/>
         <w:numPr>
           <w:ilvl w:val="0"/>
-          <w:numId w:val="1044"/>
+          <w:numId w:val="1047"/>
         </w:numPr>
       </w:pPr>
       <w:r>
@@ -10742,7 +11728,7 @@
         <w:pStyle w:val="Compact"/>
         <w:numPr>
           <w:ilvl w:val="0"/>
-          <w:numId w:val="1044"/>
+          <w:numId w:val="1047"/>
         </w:numPr>
       </w:pPr>
       <w:r>
@@ -10754,7 +11740,7 @@
         <w:pStyle w:val="Compact"/>
         <w:numPr>
           <w:ilvl w:val="0"/>
-          <w:numId w:val="1044"/>
+          <w:numId w:val="1047"/>
         </w:numPr>
       </w:pPr>
       <w:r>
@@ -10775,7 +11761,7 @@
         <w:pStyle w:val="Compact"/>
         <w:numPr>
           <w:ilvl w:val="0"/>
-          <w:numId w:val="1044"/>
+          <w:numId w:val="1047"/>
         </w:numPr>
       </w:pPr>
       <w:r>
@@ -10823,7 +11809,7 @@
         <w:pStyle w:val="Compact"/>
         <w:numPr>
           <w:ilvl w:val="0"/>
-          <w:numId w:val="1045"/>
+          <w:numId w:val="1048"/>
         </w:numPr>
       </w:pPr>
       <w:r>
@@ -10845,7 +11831,7 @@
         <w:pStyle w:val="Compact"/>
         <w:numPr>
           <w:ilvl w:val="0"/>
-          <w:numId w:val="1045"/>
+          <w:numId w:val="1048"/>
         </w:numPr>
       </w:pPr>
       <w:r>
@@ -10879,7 +11865,7 @@
         <w:pStyle w:val="Compact"/>
         <w:numPr>
           <w:ilvl w:val="0"/>
-          <w:numId w:val="1045"/>
+          <w:numId w:val="1048"/>
         </w:numPr>
       </w:pPr>
       <w:r>
@@ -10907,7 +11893,7 @@
         <w:pStyle w:val="Compact"/>
         <w:numPr>
           <w:ilvl w:val="0"/>
-          <w:numId w:val="1045"/>
+          <w:numId w:val="1048"/>
         </w:numPr>
       </w:pPr>
       <w:r>
@@ -10937,7 +11923,7 @@
         <w:pStyle w:val="Compact"/>
         <w:numPr>
           <w:ilvl w:val="0"/>
-          <w:numId w:val="1045"/>
+          <w:numId w:val="1048"/>
         </w:numPr>
       </w:pPr>
       <w:r>
@@ -11382,6 +12368,119 @@
             </w:pPr>
             <w:r>
               <w:t xml:space="preserve">2단계(가도 괜찮아요 / 피하세요) + 추천 창으로 변경 (디자인 명세서 7장)</w:t>
+            </w:r>
+          </w:p>
+        </w:tc>
+      </w:tr>
+      <w:tr>
+        <w:tc>
+          <w:tcPr/>
+          <w:p>
+            <w:pPr>
+              <w:pStyle w:val="Compact"/>
+            </w:pPr>
+            <w:r>
+              <w:t xml:space="preserve">E15</w:t>
+            </w:r>
+          </w:p>
+        </w:tc>
+        <w:tc>
+          <w:tcPr/>
+          <w:p>
+            <w:pPr>
+              <w:pStyle w:val="Compact"/>
+            </w:pPr>
+            <w:r>
+              <w:t xml:space="preserve">한 조합 끔</w:t>
+            </w:r>
+          </w:p>
+        </w:tc>
+        <w:tc>
+          <w:tcPr/>
+          <w:p>
+            <w:pPr>
+              <w:pStyle w:val="Compact"/>
+            </w:pPr>
+            <w:r>
+              <w:t xml:space="preserve">창을</w:t>
+            </w:r>
+            <w:r>
+              <w:t xml:space="preserve"> </w:t>
+            </w:r>
+            <w:r>
+              <w:t xml:space="preserve">“가도 괜찮아요”</w:t>
+            </w:r>
+            <w:r>
+              <w:t xml:space="preserve"> </w:t>
+            </w:r>
+            <w:r>
+              <w:t xml:space="preserve">시간에서만 고르는 규칙을 8~9월로 재판정. 혼잡 약속은 95~99%로 오름. A1 구경·한적만 활발 84.4%로 실패, 나머지 11개 조합은 표와 같음</w:t>
+            </w:r>
+          </w:p>
+        </w:tc>
+        <w:tc>
+          <w:tcPr/>
+          <w:p>
+            <w:pPr>
+              <w:pStyle w:val="Compact"/>
+            </w:pPr>
+            <w:r>
+              <w:t xml:space="preserve">A1 구경·한적 끔</w:t>
+            </w:r>
+          </w:p>
+        </w:tc>
+      </w:tr>
+      <w:tr>
+        <w:tc>
+          <w:tcPr/>
+          <w:p>
+            <w:pPr>
+              <w:pStyle w:val="Compact"/>
+            </w:pPr>
+            <w:r>
+              <w:t xml:space="preserve">E16</w:t>
+            </w:r>
+          </w:p>
+        </w:tc>
+        <w:tc>
+          <w:tcPr/>
+          <w:p>
+            <w:pPr>
+              <w:pStyle w:val="Compact"/>
+            </w:pPr>
+            <w:r>
+              <w:t xml:space="preserve">실패</w:t>
+            </w:r>
+          </w:p>
+        </w:tc>
+        <w:tc>
+          <w:tcPr/>
+          <w:p>
+            <w:pPr>
+              <w:pStyle w:val="Compact"/>
+            </w:pPr>
+            <w:r>
+              <w:t xml:space="preserve">홈</w:t>
+            </w:r>
+            <w:r>
+              <w:t xml:space="preserve"> </w:t>
+            </w:r>
+            <w:r>
+              <w:t xml:space="preserve">“지금 열려 있고 한산한 곳”</w:t>
+            </w:r>
+            <w:r>
+              <w:t xml:space="preserve">을 평소 활동값으로 고르면 실제 활발 84.2%(82.3~86.0%), 기준 85% 미달. 조건 없이 고르면 59.5%</w:t>
+            </w:r>
+          </w:p>
+        </w:tc>
+        <w:tc>
+          <w:tcPr/>
+          <w:p>
+            <w:pPr>
+              <w:pStyle w:val="Compact"/>
+            </w:pPr>
+            <w:r>
+              <w:t xml:space="preserve">실측 결제 활동으로 선택</w:t>
             </w:r>
           </w:p>
         </w:tc>
@@ -12279,16 +13378,19 @@
         <w:t xml:space="preserve">MC</w:t>
       </w:r>
       <w:r>
-        <w:t xml:space="preserve">(W0 클라우드 절반: GCP·Cloud Run Jobs·Scheduler·GCS·호스팅 Supabase·Vercel·지도 요금 결정), M5(W12). M0만 자세히 썼고(</w:t>
-      </w:r>
-      <w:r>
-        <w:rPr>
-          <w:rStyle w:val="VerbatimChar"/>
-        </w:rPr>
-        <w:t xml:space="preserve">docs/sow/SOW-M0.md</w:t>
-      </w:r>
-      <w:r>
-        <w:t xml:space="preserve">), 나머지는 앞 마일스톤 결과를 확인한 뒤 씁니다. 화면(W10·W11·W13)은 디자인 명세서 10장의 확인 항목도 완료 기준에 들어갑니다.</w:t>
+        <w:t xml:space="preserve">(W0 클라우드 절반: GCP·Cloud Run Jobs·Scheduler·GCS·호스팅 Supabase·Vercel·지도 요금 결정), M5(W12). 실제 실행 순서는 M0 → M1 → M2 → M3 → M4 → M5 → M4.1(화면 보완) → MB(역세권 축소판) → MC이고, MC를 뺀 지시서는 모두</w:t>
+      </w:r>
+      <w:r>
+        <w:t xml:space="preserve"> </w:t>
+      </w:r>
+      <w:r>
+        <w:rPr>
+          <w:rStyle w:val="VerbatimChar"/>
+        </w:rPr>
+        <w:t xml:space="preserve">docs/sow/</w:t>
+      </w:r>
+      <w:r>
+        <w:t xml:space="preserve">에 있습니다. 화면(W10·W11·W13)은 디자인 명세서 10장의 확인 항목도 완료 기준에 들어갑니다.</w:t>
       </w:r>
     </w:p>
     <w:tbl>
@@ -13449,65 +14551,36 @@
         <w:pStyle w:val="Compact"/>
         <w:numPr>
           <w:ilvl w:val="0"/>
-          <w:numId w:val="1046"/>
-        </w:numPr>
-      </w:pPr>
-      <w:r>
-        <w:rPr>
+          <w:numId w:val="1049"/>
+        </w:numPr>
+      </w:pPr>
+      <w:r>
+        <w:rPr>
+          <w:rStyle w:val="VerbatimChar"/>
           <w:b/>
           <w:bCs/>
         </w:rPr>
-        <w:t xml:space="preserve">서울시 API 호출 한도:</w:t>
-      </w:r>
-      <w:r>
-        <w:t xml:space="preserve"> </w:t>
-      </w:r>
-      <w:r>
-        <w:t xml:space="preserve">공개 수집기가 121곳을 30분마다(하루 약 5,800회) 호출하며 운영 중입니다. 우리 키의 한도는 W3에서 확인합니다.</w:t>
-      </w:r>
-    </w:p>
-    <w:p>
-      <w:pPr>
-        <w:pStyle w:val="Compact"/>
-        <w:numPr>
-          <w:ilvl w:val="0"/>
-          <w:numId w:val="1046"/>
-        </w:numPr>
-      </w:pPr>
+        <w:t xml:space="preserve">forecast</w:t>
+      </w:r>
       <w:r>
         <w:rPr>
           <w:b/>
           <w:bCs/>
         </w:rPr>
-        <w:t xml:space="preserve">Supabase 요금제:</w:t>
-      </w:r>
-      <w:r>
-        <w:t xml:space="preserve"> </w:t>
-      </w:r>
-      <w:r>
-        <w:t xml:space="preserve">보관 정책(4.7)을 넣어도 무료 500MB를 넘을 수 있습니다. W3 첫 주 실측으로 정합니다.</w:t>
-      </w:r>
-    </w:p>
-    <w:p>
-      <w:pPr>
-        <w:pStyle w:val="Compact"/>
-        <w:numPr>
-          <w:ilvl w:val="0"/>
-          <w:numId w:val="1046"/>
-        </w:numPr>
-      </w:pPr>
+        <w:t xml:space="preserve"> </w:t>
+      </w:r>
       <w:r>
         <w:rPr>
           <w:b/>
           <w:bCs/>
         </w:rPr>
-        <w:t xml:space="preserve">B등급 역 개수:</w:t>
-      </w:r>
-      <w:r>
-        <w:t xml:space="preserve"> </w:t>
-      </w:r>
-      <w:r>
-        <w:t xml:space="preserve">역 좌표 데이터(784행, 역 이름 655개)에서 121곳과 겹치는 역을 빼 봐야 정해집니다.</w:t>
+        <w:t xml:space="preserve">실행 시간:</w:t>
+      </w:r>
+      <w:r>
+        <w:t xml:space="preserve"> </w:t>
+      </w:r>
+      <w:r>
+        <w:t xml:space="preserve">한 번에 약 10분. 05:00 작업이라 지금은 문제없음. 클라우드에 올리기 전에 줄여야 함</w:t>
       </w:r>
     </w:p>
     <w:p>
@@ -13515,7 +14588,7 @@
         <w:pStyle w:val="Compact"/>
         <w:numPr>
           <w:ilvl w:val="0"/>
-          <w:numId w:val="1046"/>
+          <w:numId w:val="1049"/>
         </w:numPr>
       </w:pPr>
       <w:r>
@@ -13523,13 +14596,22 @@
           <w:b/>
           <w:bCs/>
         </w:rPr>
-        <w:t xml:space="preserve">B등급 선택 규칙의 경계:</w:t>
-      </w:r>
-      <w:r>
-        <w:t xml:space="preserve"> </w:t>
-      </w:r>
-      <w:r>
-        <w:t xml:space="preserve">250m 원 방식에서는 신도림이 상관 0.26으로 기준 0.2를 살짝 넘어 지하철로 바뀌지 않았고, 이태원역은 잘못 바뀌었습니다. 기준값을 바꿀지는 더 많은 역으로 보고 정합니다.</w:t>
+        <w:t xml:space="preserve">보관 기간:</w:t>
+      </w:r>
+      <w:r>
+        <w:t xml:space="preserve"> </w:t>
+      </w:r>
+      <w:r>
+        <w:t xml:space="preserve">결제 관측을 90일에서 자르면 공휴일·명절 활동 기준이 비게 됨. 기준을 합계로 따로 저장할지, 결제만 더 오래 둘지 결정 필요(</w:t>
+      </w:r>
+      <w:r>
+        <w:rPr>
+          <w:rStyle w:val="VerbatimChar"/>
+        </w:rPr>
+        <w:t xml:space="preserve">docs/tracking/findings.md</w:t>
+      </w:r>
+      <w:r>
+        <w:t xml:space="preserve">)</w:t>
       </w:r>
     </w:p>
     <w:p>
@@ -13537,7 +14619,7 @@
         <w:pStyle w:val="Compact"/>
         <w:numPr>
           <w:ilvl w:val="0"/>
-          <w:numId w:val="1046"/>
+          <w:numId w:val="1049"/>
         </w:numPr>
       </w:pPr>
       <w:r>
@@ -13545,27 +14627,63 @@
           <w:b/>
           <w:bCs/>
         </w:rPr>
-        <w:t xml:space="preserve">“최대한 한적하게”</w:t>
-      </w:r>
+        <w:t xml:space="preserve">평가 시작 시점:</w:t>
+      </w:r>
+      <w:r>
+        <w:t xml:space="preserve"> </w:t>
+      </w:r>
+      <w:r>
+        <w:rPr>
+          <w:rStyle w:val="VerbatimChar"/>
+        </w:rPr>
+        <w:t xml:space="preserve">recommendation_log</w:t>
+      </w:r>
+      <w:r>
+        <w:t xml:space="preserve">가 2026-10-01에 시작해 첫 채점 날짜는 10-04. E6(10월 한 달) 기간이 그만큼 짧아짐</w:t>
+      </w:r>
+    </w:p>
+    <w:p>
+      <w:pPr>
+        <w:pStyle w:val="Compact"/>
+        <w:numPr>
+          <w:ilvl w:val="0"/>
+          <w:numId w:val="1049"/>
+        </w:numPr>
+      </w:pPr>
       <w:r>
         <w:rPr>
           <w:b/>
           <w:bCs/>
         </w:rPr>
-        <w:t xml:space="preserve"> </w:t>
-      </w:r>
+        <w:t xml:space="preserve">서울시 API 호출 한도:</w:t>
+      </w:r>
+      <w:r>
+        <w:t xml:space="preserve"> </w:t>
+      </w:r>
+      <w:r>
+        <w:t xml:space="preserve">공개 수집기가 121곳을 30분마다(하루 약 5,800회) 호출하며 운영 중입니다. 우리 키의 한도는 W3에서 확인합니다.</w:t>
+      </w:r>
+    </w:p>
+    <w:p>
+      <w:pPr>
+        <w:pStyle w:val="Compact"/>
+        <w:numPr>
+          <w:ilvl w:val="0"/>
+          <w:numId w:val="1049"/>
+        </w:numPr>
+      </w:pPr>
       <w:r>
         <w:rPr>
           <w:b/>
           <w:bCs/>
         </w:rPr>
-        <w:t xml:space="preserve">허용도:</w:t>
-      </w:r>
-      <w:r>
-        <w:t xml:space="preserve"> </w:t>
-      </w:r>
-      <w:r>
-        <w:t xml:space="preserve">혼잡 약속이 79.4%로 기준 근처이고, 보강 규칙이 모두 실패했습니다(E3c). 다음 후보는 이 허용도에서 활동 기준을 낮추고 화면에서 알리는 방식입니다.</w:t>
+        <w:t xml:space="preserve">Supabase 요금제:</w:t>
+      </w:r>
+      <w:r>
+        <w:t xml:space="preserve"> </w:t>
+      </w:r>
+      <w:r>
+        <w:t xml:space="preserve">보관 정책(4.7)을 넣어도 무료 500MB를 넘을 수 있습니다. W3 첫 주 실측으로 정합니다.</w:t>
       </w:r>
     </w:p>
     <w:p>
@@ -13573,7 +14691,7 @@
         <w:pStyle w:val="Compact"/>
         <w:numPr>
           <w:ilvl w:val="0"/>
-          <w:numId w:val="1046"/>
+          <w:numId w:val="1049"/>
         </w:numPr>
       </w:pPr>
       <w:r>
@@ -13581,13 +14699,13 @@
           <w:b/>
           <w:bCs/>
         </w:rPr>
-        <w:t xml:space="preserve">추천이 잘 안 맞는 장소:</w:t>
-      </w:r>
-      <w:r>
-        <w:t xml:space="preserve"> </w:t>
-      </w:r>
-      <w:r>
-        <w:t xml:space="preserve">신도림역(맛집 활발 32%), DDP(44%), 이태원 앤틱가구거리(51%). 장소별로 추천을 끌지, 기준을 따로 둘지 정해야 합니다.</w:t>
+        <w:t xml:space="preserve">B등급 역 개수:</w:t>
+      </w:r>
+      <w:r>
+        <w:t xml:space="preserve"> </w:t>
+      </w:r>
+      <w:r>
+        <w:t xml:space="preserve">역 좌표 데이터(784행, 역 이름 655개)에서 121곳과 겹치는 역을 빼 봐야 정해집니다.</w:t>
       </w:r>
     </w:p>
     <w:p>
@@ -13595,7 +14713,7 @@
         <w:pStyle w:val="Compact"/>
         <w:numPr>
           <w:ilvl w:val="0"/>
-          <w:numId w:val="1046"/>
+          <w:numId w:val="1049"/>
         </w:numPr>
       </w:pPr>
       <w:r>
@@ -13603,25 +14721,13 @@
           <w:b/>
           <w:bCs/>
         </w:rPr>
-        <w:t xml:space="preserve">실측 기록의 빈칸:</w:t>
-      </w:r>
-      <w:r>
-        <w:t xml:space="preserve"> </w:t>
-      </w:r>
-      <w:r>
-        <w:t xml:space="preserve">분석용으로 뽑아 둔 실측 기록은 1시간짜리 빈칸이 많았습니다(백테스트에서는 메워서 씀). 운영에서는 30분마다 직접 수집하므로 이 문제가 없어야 하고,</w:t>
-      </w:r>
-      <w:r>
-        <w:t xml:space="preserve"> </w:t>
-      </w:r>
-      <w:r>
-        <w:rPr>
-          <w:rStyle w:val="VerbatimChar"/>
-        </w:rPr>
-        <w:t xml:space="preserve">collect</w:t>
-      </w:r>
-      <w:r>
-        <w:t xml:space="preserve">의 수집 성공률로 확인합니다.</w:t>
+        <w:t xml:space="preserve">B등급 선택 규칙의 경계:</w:t>
+      </w:r>
+      <w:r>
+        <w:t xml:space="preserve"> </w:t>
+      </w:r>
+      <w:r>
+        <w:t xml:space="preserve">250m 원 방식에서는 신도림이 상관 0.26으로 기준 0.2를 살짝 넘어 지하철로 바뀌지 않았고, 이태원역은 잘못 바뀌었습니다. 기준값을 바꿀지는 더 많은 역으로 보고 정합니다.</w:t>
       </w:r>
     </w:p>
     <w:p>
@@ -13629,7 +14735,7 @@
         <w:pStyle w:val="Compact"/>
         <w:numPr>
           <w:ilvl w:val="0"/>
-          <w:numId w:val="1046"/>
+          <w:numId w:val="1049"/>
         </w:numPr>
       </w:pPr>
       <w:r>
@@ -13637,57 +14743,27 @@
           <w:b/>
           <w:bCs/>
         </w:rPr>
-        <w:t xml:space="preserve">B등급의 신선도:</w:t>
-      </w:r>
-      <w:r>
-        <w:t xml:space="preserve"> </w:t>
-      </w:r>
-      <w:r>
-        <w:t xml:space="preserve">집계구 부분이 2026-07에서 멈춰 있습니다. 서울시 Open API로 최신 250m 격자 데이터를 받을 수 있는지 확인해야 합니다.</w:t>
-      </w:r>
-    </w:p>
-    <w:p>
-      <w:pPr>
-        <w:pStyle w:val="Compact"/>
-        <w:numPr>
-          <w:ilvl w:val="0"/>
-          <w:numId w:val="1046"/>
-        </w:numPr>
-      </w:pPr>
+        <w:t xml:space="preserve">“최대한 한적하게”</w:t>
+      </w:r>
       <w:r>
         <w:rPr>
           <w:b/>
           <w:bCs/>
         </w:rPr>
-        <w:t xml:space="preserve">지도:</w:t>
-      </w:r>
-      <w:r>
-        <w:t xml:space="preserve"> </w:t>
-      </w:r>
-      <w:r>
-        <w:t xml:space="preserve">다국어 조건 때문에 Google Maps를 기본안으로 바꿨습니다. 무료 사용량을 넘을 경우의 비용을 확인해야 합니다. 대안은 MapLibre + 다국어 지명 타일입니다.</w:t>
-      </w:r>
-    </w:p>
-    <w:p>
-      <w:pPr>
-        <w:pStyle w:val="Compact"/>
-        <w:numPr>
-          <w:ilvl w:val="0"/>
-          <w:numId w:val="1046"/>
-        </w:numPr>
-      </w:pPr>
+        <w:t xml:space="preserve"> </w:t>
+      </w:r>
       <w:r>
         <w:rPr>
           <w:b/>
           <w:bCs/>
         </w:rPr>
-        <w:t xml:space="preserve">해외 관광객과 데이터:</w:t>
-      </w:r>
-      <w:r>
-        <w:t xml:space="preserve"> </w:t>
-      </w:r>
-      <w:r>
-        <w:t xml:space="preserve">E4에서 외국인이 많은 장소의 사람 대비 결제가 적었습니다(중앙값 3.3 대 3.9, DDP 1.1, 동대문 1.9). 다만 명동은 오히려 높았습니다(8.5). 통신 기반 실시간 인구에 외국인 관광객이 얼마나 잡히는지는 여전히 불명확합니다.</w:t>
+        <w:t xml:space="preserve">허용도:</w:t>
+      </w:r>
+      <w:r>
+        <w:t xml:space="preserve"> </w:t>
+      </w:r>
+      <w:r>
+        <w:t xml:space="preserve">혼잡 약속이 79.4%로 기준 근처이고, 보강 규칙이 모두 실패했습니다(E3c). 다음 후보는 이 허용도에서 활동 기준을 낮추고 화면에서 알리는 방식입니다.</w:t>
       </w:r>
     </w:p>
     <w:p>
@@ -13695,7 +14771,7 @@
         <w:pStyle w:val="Compact"/>
         <w:numPr>
           <w:ilvl w:val="0"/>
-          <w:numId w:val="1046"/>
+          <w:numId w:val="1049"/>
         </w:numPr>
       </w:pPr>
       <w:r>
@@ -13703,13 +14779,13 @@
           <w:b/>
           <w:bCs/>
         </w:rPr>
-        <w:t xml:space="preserve">연휴 첫날(귀성 출발일) 예측:</w:t>
-      </w:r>
-      <w:r>
-        <w:t xml:space="preserve"> </w:t>
-      </w:r>
-      <w:r>
-        <w:t xml:space="preserve">지금 모델은 개선이 없었습니다(추석 첫날 25.5% → 25.7%). 전용 특징을 넣을지는 10월 공휴일 결과를 보고 정합니다.</w:t>
+        <w:t xml:space="preserve">추천이 잘 안 맞는 장소:</w:t>
+      </w:r>
+      <w:r>
+        <w:t xml:space="preserve"> </w:t>
+      </w:r>
+      <w:r>
+        <w:t xml:space="preserve">신도림역(맛집 활발 32%), DDP(44%), 이태원 앤틱가구거리(51%). 장소별로 추천을 끌지, 기준을 따로 둘지 정해야 합니다.</w:t>
       </w:r>
     </w:p>
     <w:p>
@@ -13717,7 +14793,7 @@
         <w:pStyle w:val="Compact"/>
         <w:numPr>
           <w:ilvl w:val="0"/>
-          <w:numId w:val="1046"/>
+          <w:numId w:val="1049"/>
         </w:numPr>
       </w:pPr>
       <w:r>
@@ -13725,6 +14801,128 @@
           <w:b/>
           <w:bCs/>
         </w:rPr>
+        <w:t xml:space="preserve">실측 기록의 빈칸:</w:t>
+      </w:r>
+      <w:r>
+        <w:t xml:space="preserve"> </w:t>
+      </w:r>
+      <w:r>
+        <w:t xml:space="preserve">분석용으로 뽑아 둔 실측 기록은 1시간짜리 빈칸이 많았습니다(백테스트에서는 메워서 씀). 운영에서는 30분마다 직접 수집하므로 이 문제가 없어야 하고,</w:t>
+      </w:r>
+      <w:r>
+        <w:t xml:space="preserve"> </w:t>
+      </w:r>
+      <w:r>
+        <w:rPr>
+          <w:rStyle w:val="VerbatimChar"/>
+        </w:rPr>
+        <w:t xml:space="preserve">collect</w:t>
+      </w:r>
+      <w:r>
+        <w:t xml:space="preserve">의 수집 성공률로 확인합니다.</w:t>
+      </w:r>
+    </w:p>
+    <w:p>
+      <w:pPr>
+        <w:pStyle w:val="Compact"/>
+        <w:numPr>
+          <w:ilvl w:val="0"/>
+          <w:numId w:val="1049"/>
+        </w:numPr>
+      </w:pPr>
+      <w:r>
+        <w:rPr>
+          <w:b/>
+          <w:bCs/>
+        </w:rPr>
+        <w:t xml:space="preserve">B등급의 신선도:</w:t>
+      </w:r>
+      <w:r>
+        <w:t xml:space="preserve"> </w:t>
+      </w:r>
+      <w:r>
+        <w:t xml:space="preserve">집계구 부분이 2026-07에서 멈춰 있습니다. 서울시 Open API로 최신 250m 격자 데이터를 받을 수 있는지 확인해야 합니다.</w:t>
+      </w:r>
+    </w:p>
+    <w:p>
+      <w:pPr>
+        <w:pStyle w:val="Compact"/>
+        <w:numPr>
+          <w:ilvl w:val="0"/>
+          <w:numId w:val="1049"/>
+        </w:numPr>
+      </w:pPr>
+      <w:r>
+        <w:rPr>
+          <w:b/>
+          <w:bCs/>
+        </w:rPr>
+        <w:t xml:space="preserve">지도:</w:t>
+      </w:r>
+      <w:r>
+        <w:t xml:space="preserve"> </w:t>
+      </w:r>
+      <w:r>
+        <w:t xml:space="preserve">다국어 조건 때문에 Google Maps를 기본안으로 바꿨습니다. 무료 사용량을 넘을 경우의 비용을 확인해야 합니다. 대안은 MapLibre + 다국어 지명 타일입니다.</w:t>
+      </w:r>
+    </w:p>
+    <w:p>
+      <w:pPr>
+        <w:pStyle w:val="Compact"/>
+        <w:numPr>
+          <w:ilvl w:val="0"/>
+          <w:numId w:val="1049"/>
+        </w:numPr>
+      </w:pPr>
+      <w:r>
+        <w:rPr>
+          <w:b/>
+          <w:bCs/>
+        </w:rPr>
+        <w:t xml:space="preserve">해외 관광객과 데이터:</w:t>
+      </w:r>
+      <w:r>
+        <w:t xml:space="preserve"> </w:t>
+      </w:r>
+      <w:r>
+        <w:t xml:space="preserve">E4에서 외국인이 많은 장소의 사람 대비 결제가 적었습니다(중앙값 3.3 대 3.9, DDP 1.1, 동대문 1.9). 다만 명동은 오히려 높았습니다(8.5). 통신 기반 실시간 인구에 외국인 관광객이 얼마나 잡히는지는 여전히 불명확합니다.</w:t>
+      </w:r>
+    </w:p>
+    <w:p>
+      <w:pPr>
+        <w:pStyle w:val="Compact"/>
+        <w:numPr>
+          <w:ilvl w:val="0"/>
+          <w:numId w:val="1049"/>
+        </w:numPr>
+      </w:pPr>
+      <w:r>
+        <w:rPr>
+          <w:b/>
+          <w:bCs/>
+        </w:rPr>
+        <w:t xml:space="preserve">연휴 첫날(귀성 출발일) 예측:</w:t>
+      </w:r>
+      <w:r>
+        <w:t xml:space="preserve"> </w:t>
+      </w:r>
+      <w:r>
+        <w:t xml:space="preserve">지금 모델은 개선이 없었습니다(추석 첫날 25.5% → 25.7%). 전용 특징을 넣을지는 10월 공휴일 결과를 보고 정합니다.</w:t>
+      </w:r>
+    </w:p>
+    <w:p>
+      <w:pPr>
+        <w:pStyle w:val="Compact"/>
+        <w:numPr>
+          <w:ilvl w:val="0"/>
+          <w:numId w:val="1049"/>
+        </w:numPr>
+      </w:pPr>
+      <w:r>
+        <w:rPr>
+          <w:b/>
+          <w:bCs/>
+        </w:rPr>
         <w:t xml:space="preserve">명절 영업 활동:</w:t>
       </w:r>
       <w:r>
@@ -13739,7 +14937,7 @@
         <w:pStyle w:val="Compact"/>
         <w:numPr>
           <w:ilvl w:val="0"/>
-          <w:numId w:val="1046"/>
+          <w:numId w:val="1049"/>
         </w:numPr>
       </w:pPr>
       <w:r>
@@ -14232,6 +15430,9 @@
     <w:abstractNumId w:val="991"/>
   </w:num>
   <w:num w:numId="1012">
+    <w:abstractNumId w:val="991"/>
+  </w:num>
+  <w:num w:numId="1013">
     <w:abstractNumId w:val="99411"/>
     <w:lvlOverride w:ilvl="0">
       <w:startOverride w:val="1"/>
@@ -14261,9 +15462,6 @@
       <w:startOverride w:val="1"/>
     </w:lvlOverride>
   </w:num>
-  <w:num w:numId="1013">
-    <w:abstractNumId w:val="991"/>
-  </w:num>
   <w:num w:numId="1014">
     <w:abstractNumId w:val="991"/>
   </w:num>
@@ -14271,6 +15469,9 @@
     <w:abstractNumId w:val="991"/>
   </w:num>
   <w:num w:numId="1016">
+    <w:abstractNumId w:val="991"/>
+  </w:num>
+  <w:num w:numId="1017">
     <w:abstractNumId w:val="99411"/>
     <w:lvlOverride w:ilvl="0">
       <w:startOverride w:val="1"/>
@@ -14300,9 +15501,6 @@
       <w:startOverride w:val="1"/>
     </w:lvlOverride>
   </w:num>
-  <w:num w:numId="1017">
-    <w:abstractNumId w:val="991"/>
-  </w:num>
   <w:num w:numId="1018">
     <w:abstractNumId w:val="991"/>
   </w:num>
@@ -14310,6 +15508,9 @@
     <w:abstractNumId w:val="991"/>
   </w:num>
   <w:num w:numId="1020">
+    <w:abstractNumId w:val="991"/>
+  </w:num>
+  <w:num w:numId="1021">
     <w:abstractNumId w:val="99413"/>
     <w:lvlOverride w:ilvl="0">
       <w:startOverride w:val="3"/>
@@ -14339,9 +15540,6 @@
       <w:startOverride w:val="3"/>
     </w:lvlOverride>
   </w:num>
-  <w:num w:numId="1021">
-    <w:abstractNumId w:val="991"/>
-  </w:num>
   <w:num w:numId="1022">
     <w:abstractNumId w:val="991"/>
   </w:num>
@@ -14370,6 +15568,12 @@
     <w:abstractNumId w:val="991"/>
   </w:num>
   <w:num w:numId="1031">
+    <w:abstractNumId w:val="991"/>
+  </w:num>
+  <w:num w:numId="1032">
+    <w:abstractNumId w:val="991"/>
+  </w:num>
+  <w:num w:numId="1033">
     <w:abstractNumId w:val="99411"/>
     <w:lvlOverride w:ilvl="0">
       <w:startOverride w:val="1"/>
@@ -14399,12 +15603,6 @@
       <w:startOverride w:val="1"/>
     </w:lvlOverride>
   </w:num>
-  <w:num w:numId="1032">
-    <w:abstractNumId w:val="991"/>
-  </w:num>
-  <w:num w:numId="1033">
-    <w:abstractNumId w:val="991"/>
-  </w:num>
   <w:num w:numId="1034">
     <w:abstractNumId w:val="991"/>
   </w:num>
@@ -14412,6 +15610,12 @@
     <w:abstractNumId w:val="991"/>
   </w:num>
   <w:num w:numId="1036">
+    <w:abstractNumId w:val="991"/>
+  </w:num>
+  <w:num w:numId="1037">
+    <w:abstractNumId w:val="991"/>
+  </w:num>
+  <w:num w:numId="1038">
     <w:abstractNumId w:val="99411"/>
     <w:lvlOverride w:ilvl="0">
       <w:startOverride w:val="1"/>
@@ -14441,12 +15645,6 @@
       <w:startOverride w:val="1"/>
     </w:lvlOverride>
   </w:num>
-  <w:num w:numId="1037">
-    <w:abstractNumId w:val="991"/>
-  </w:num>
-  <w:num w:numId="1038">
-    <w:abstractNumId w:val="991"/>
-  </w:num>
   <w:num w:numId="1039">
     <w:abstractNumId w:val="991"/>
   </w:num>
@@ -14469,6 +15667,15 @@
     <w:abstractNumId w:val="991"/>
   </w:num>
   <w:num w:numId="1046">
+    <w:abstractNumId w:val="991"/>
+  </w:num>
+  <w:num w:numId="1047">
+    <w:abstractNumId w:val="991"/>
+  </w:num>
+  <w:num w:numId="1048">
+    <w:abstractNumId w:val="991"/>
+  </w:num>
+  <w:num w:numId="1049">
     <w:abstractNumId w:val="991"/>
   </w:num>
 </w:numbering>

--- a/UrbanPulse_구현설계서.docx
+++ b/UrbanPulse_구현설계서.docx
@@ -14470,6 +14470,42 @@
             </w:pPr>
             <w:r>
               <w:t xml:space="preserve">해외 사례(Eatigo)가 단독으로 살아남지 못했습니다(서비스정의서 7.3)</w:t>
+            </w:r>
+          </w:p>
+        </w:tc>
+      </w:tr>
+      <w:tr>
+        <w:tc>
+          <w:tcPr/>
+          <w:p>
+            <w:pPr>
+              <w:pStyle w:val="Compact"/>
+            </w:pPr>
+            <w:r>
+              <w:t xml:space="preserve">그 장소에서 할 만한 것 추천</w:t>
+            </w:r>
+          </w:p>
+        </w:tc>
+        <w:tc>
+          <w:tcPr/>
+          <w:p>
+            <w:pPr>
+              <w:pStyle w:val="Compact"/>
+            </w:pPr>
+            <w:r>
+              <w:t xml:space="preserve">향후 계획(서비스정의서 8장). 1단계 재료는</w:t>
+            </w:r>
+            <w:r>
+              <w:t xml:space="preserve"> </w:t>
+            </w:r>
+            <w:r>
+              <w:rPr>
+                <w:rStyle w:val="VerbatimChar"/>
+              </w:rPr>
+              <w:t xml:space="preserve">commerce_obs.cat_counts</w:t>
+            </w:r>
+            <w:r>
+              <w:t xml:space="preserve">(업종 8개)와 원본 스냅샷의 행사 정보. 업종별 활동 약속은 아직 검증하지 않았습니다</w:t>
             </w:r>
           </w:p>
         </w:tc>

--- a/UrbanPulse_구현설계서.docx
+++ b/UrbanPulse_구현설계서.docx
@@ -2,13 +2,13 @@
 <file path=word/document.xml><?xml version="1.0" encoding="utf-8"?>
 <w:document xmlns:w="http://schemas.openxmlformats.org/wordprocessingml/2006/main" xmlns:m="http://schemas.openxmlformats.org/officeDocument/2006/math" xmlns:r="http://schemas.openxmlformats.org/officeDocument/2006/relationships" xmlns:o="urn:schemas-microsoft-com:office:office" xmlns:v="urn:schemas-microsoft-com:vml" xmlns:w10="urn:schemas-microsoft-com:office:word" xmlns:a="http://schemas.openxmlformats.org/drawingml/2006/main" xmlns:pic="http://schemas.openxmlformats.org/drawingml/2006/picture" xmlns:wp="http://schemas.openxmlformats.org/drawingml/2006/wordprocessingDrawing">
   <w:body>
-    <w:bookmarkStart w:id="40" w:name="urbanpulse-구현-설계서-v7.3-2026-10-01"/>
+    <w:bookmarkStart w:id="40" w:name="urbanpulse-구현-설계서-v7.4-2026-10-01"/>
     <w:p>
       <w:pPr>
         <w:pStyle w:val="Heading1"/>
       </w:pPr>
       <w:r>
-        <w:t xml:space="preserve">UrbanPulse 구현 설계서 v7.3 (2026-10-01)</w:t>
+        <w:t xml:space="preserve">UrbanPulse 구현 설계서 v7.4 (2026-10-01)</w:t>
       </w:r>
     </w:p>
     <w:p>
@@ -53,6 +53,48 @@
       </w:r>
       <w:r>
         <w:t xml:space="preserve">에 있습니다.</w:t>
+      </w:r>
+      <w:r>
+        <w:t xml:space="preserve"> </w:t>
+      </w:r>
+      <w:r>
+        <w:t xml:space="preserve">v7.4: 실험 17 반영. 단계 경계를</w:t>
+      </w:r>
+      <w:r>
+        <w:t xml:space="preserve"> </w:t>
+      </w:r>
+      <w:r>
+        <w:t xml:space="preserve">“오분류가 가장 적은 인구값”</w:t>
+      </w:r>
+      <w:r>
+        <w:t xml:space="preserve">으로 교체(4.2), 외국인 많은 장소의 쇼핑·붐벼도 끔(4.4 표),</w:t>
+      </w:r>
+      <w:r>
+        <w:t xml:space="preserve"> </w:t>
+      </w:r>
+      <w:r>
+        <w:rPr>
+          <w:rStyle w:val="VerbatimChar"/>
+        </w:rPr>
+        <w:t xml:space="preserve">closed</w:t>
+      </w:r>
+      <w:r>
+        <w:t xml:space="preserve"> </w:t>
+      </w:r>
+      <w:r>
+        <w:t xml:space="preserve">문구 완화. 작업 지시서</w:t>
+      </w:r>
+      <w:r>
+        <w:t xml:space="preserve"> </w:t>
+      </w:r>
+      <w:r>
+        <w:rPr>
+          <w:rStyle w:val="VerbatimChar"/>
+        </w:rPr>
+        <w:t xml:space="preserve">docs/sow/SOW-M6.md</w:t>
+      </w:r>
+      <w:r>
+        <w:t xml:space="preserve">.</w:t>
       </w:r>
       <w:r>
         <w:t xml:space="preserve"> </w:t>
@@ -6352,28 +6394,40 @@
         </w:numPr>
       </w:pPr>
       <w:r>
-        <w:t xml:space="preserve">경계값은 최근 90일 실측 인구와 서울시 단계를 비교해서 정합니다(</w:t>
-      </w:r>
-      <w:r>
-        <w:rPr>
-          <w:rStyle w:val="VerbatimChar"/>
-        </w:rPr>
-        <w:t xml:space="preserve">analysis/scripts/eval_forecast.py</w:t>
-      </w:r>
-      <w:r>
-        <w:t xml:space="preserve">의</w:t>
-      </w:r>
-      <w:r>
-        <w:t xml:space="preserve"> </w:t>
-      </w:r>
-      <w:r>
-        <w:rPr>
-          <w:rStyle w:val="VerbatimChar"/>
-        </w:rPr>
-        <w:t xml:space="preserve">level_thresholds</w:t>
-      </w:r>
-      <w:r>
-        <w:t xml:space="preserve">).</w:t>
+        <w:t xml:space="preserve">경계값은 최근 90일 실측 인구와 서울시 단계를 비교해서 정합니다.</w:t>
+      </w:r>
+    </w:p>
+    <w:p>
+      <w:pPr>
+        <w:pStyle w:val="Compact"/>
+        <w:numPr>
+          <w:ilvl w:val="1"/>
+          <w:numId w:val="1011"/>
+        </w:numPr>
+      </w:pPr>
+      <w:r>
+        <w:t xml:space="preserve">규칙: 경계 k마다</w:t>
+      </w:r>
+      <w:r>
+        <w:t xml:space="preserve"> </w:t>
+      </w:r>
+      <w:r>
+        <w:t xml:space="preserve">“단계 k 이상인데 경계 아래인 관측 수 + 단계 k 미만인데 경계 이상인 관측 수”</w:t>
+      </w:r>
+      <w:r>
+        <w:t xml:space="preserve">가 가장 적은 인구값. 같으면 낮은 값. 세 경계는 단조가 되게 보정</w:t>
+      </w:r>
+    </w:p>
+    <w:p>
+      <w:pPr>
+        <w:pStyle w:val="Compact"/>
+        <w:numPr>
+          <w:ilvl w:val="1"/>
+          <w:numId w:val="1011"/>
+        </w:numPr>
+      </w:pPr>
+      <w:r>
+        <w:t xml:space="preserve">이전 규칙(그 단계가 찍힌 가장 낮은 인구)은 이상값 하나에 경계가 내려가 단계를 높게 예측했음. 9월 실측 기준 서울시 단계와의 일치 48.6% → 79.6%(실험 17)</w:t>
       </w:r>
     </w:p>
     <w:p>
@@ -8420,7 +8474,7 @@
               <w:pStyle w:val="Compact"/>
             </w:pPr>
             <w:r>
-              <w:t xml:space="preserve">참고용</w:t>
+              <w:t xml:space="preserve">끔</w:t>
             </w:r>
           </w:p>
         </w:tc>
@@ -12481,6 +12535,64 @@
             </w:pPr>
             <w:r>
               <w:t xml:space="preserve">실측 결제 활동으로 선택</w:t>
+            </w:r>
+          </w:p>
+        </w:tc>
+      </w:tr>
+      <w:tr>
+        <w:tc>
+          <w:tcPr/>
+          <w:p>
+            <w:pPr>
+              <w:pStyle w:val="Compact"/>
+            </w:pPr>
+            <w:r>
+              <w:t xml:space="preserve">E17</w:t>
+            </w:r>
+          </w:p>
+        </w:tc>
+        <w:tc>
+          <w:tcPr/>
+          <w:p>
+            <w:pPr>
+              <w:pStyle w:val="Compact"/>
+            </w:pPr>
+            <w:r>
+              <w:t xml:space="preserve">경계 규칙 교체</w:t>
+            </w:r>
+          </w:p>
+        </w:tc>
+        <w:tc>
+          <w:tcPr/>
+          <w:p>
+            <w:pPr>
+              <w:pStyle w:val="Compact"/>
+            </w:pPr>
+            <w:r>
+              <w:t xml:space="preserve">단계 경계 규칙 2개 × 활동 기준 2개 비교. 새 경계 규칙: 3일 전 예측의 단계 일치 57.1% → 72.1%,</w:t>
+            </w:r>
+            <w:r>
+              <w:t xml:space="preserve"> </w:t>
+            </w:r>
+            <w:r>
+              <w:t xml:space="preserve">“너무 붐빔”</w:t>
+            </w:r>
+            <w:r>
+              <w:t xml:space="preserve"> </w:t>
+            </w:r>
+            <w:r>
+              <w:t xml:space="preserve">표시 적중 19% → 73%, 추천이 나온 날 90.8% → 97.9%, 평일 추천이 거의 없던 장소 2곳 → 0곳. 혼잡 약속(구경·적당) 98.5% → 95.2%. 외국인 많은 장소 쇼핑·붐벼도는 활발 84.8%로 실패. 날 유형별 활동 기준은 더 나빠 채택하지 않음</w:t>
+            </w:r>
+          </w:p>
+        </w:tc>
+        <w:tc>
+          <w:tcPr/>
+          <w:p>
+            <w:pPr>
+              <w:pStyle w:val="Compact"/>
+            </w:pPr>
+            <w:r>
+              <w:t xml:space="preserve">경계 규칙 교체, 해당 조합 끔. 판정이 좋아진 조합(A1 한적, 쇼핑·적당)은 10월 재판정까지 그대로</w:t>
             </w:r>
           </w:p>
         </w:tc>
@@ -14580,6 +14692,78 @@
       </w:pPr>
       <w:r>
         <w:t xml:space="preserve">10. 아직 정하지 않은 것 (구현을 막지는 않음)</w:t>
+      </w:r>
+    </w:p>
+    <w:p>
+      <w:pPr>
+        <w:pStyle w:val="Compact"/>
+        <w:numPr>
+          <w:ilvl w:val="0"/>
+          <w:numId w:val="1049"/>
+        </w:numPr>
+      </w:pPr>
+      <w:r>
+        <w:rPr>
+          <w:b/>
+          <w:bCs/>
+        </w:rPr>
+        <w:t xml:space="preserve">새 경계 규칙의 낮은 예측:</w:t>
+      </w:r>
+      <w:r>
+        <w:t xml:space="preserve"> </w:t>
+      </w:r>
+      <w:r>
+        <w:t xml:space="preserve">23%의 시간을 실제보다 낮은 단계로 예측. 혼잡 약속은 기준 안이지만 매주 재판정에서 확인</w:t>
+      </w:r>
+    </w:p>
+    <w:p>
+      <w:pPr>
+        <w:pStyle w:val="Compact"/>
+        <w:numPr>
+          <w:ilvl w:val="0"/>
+          <w:numId w:val="1049"/>
+        </w:numPr>
+      </w:pPr>
+      <w:r>
+        <w:rPr>
+          <w:b/>
+          <w:bCs/>
+        </w:rPr>
+        <w:t xml:space="preserve">A1</w:t>
+      </w:r>
+      <w:r>
+        <w:rPr>
+          <w:b/>
+          <w:bCs/>
+        </w:rPr>
+        <w:t xml:space="preserve"> </w:t>
+      </w:r>
+      <w:r>
+        <w:rPr>
+          <w:b/>
+          <w:bCs/>
+        </w:rPr>
+        <w:t xml:space="preserve">“한적하게”</w:t>
+      </w:r>
+      <w:r>
+        <w:rPr>
+          <w:b/>
+          <w:bCs/>
+        </w:rPr>
+        <w:t xml:space="preserve"> </w:t>
+      </w:r>
+      <w:r>
+        <w:rPr>
+          <w:b/>
+          <w:bCs/>
+        </w:rPr>
+        <w:t xml:space="preserve">다시 켜기:</w:t>
+      </w:r>
+      <w:r>
+        <w:t xml:space="preserve"> </w:t>
+      </w:r>
+      <w:r>
+        <w:t xml:space="preserve">실험 17에서는 구경 통과, 맛집·쇼핑 경계. 같은 8~9월 데이터를 여러 번 쓴 결과라 10월 재판정으로 결정</w:t>
       </w:r>
     </w:p>
     <w:p>

--- a/UrbanPulse_구현설계서.docx
+++ b/UrbanPulse_구현설계서.docx
@@ -6120,7 +6120,31 @@
         </w:numPr>
       </w:pPr>
       <w:r>
-        <w:t xml:space="preserve">오늘 추천을 다시 만들 때 창은 지금 시각 이후에서만 선택(4.4-3)</w:t>
+        <w:t xml:space="preserve">오늘 추천을 다시 만들 때 창은 지금 시각 이후에서만 선택(4.4-3). B(역세권)의 오늘 행도 함께 다시 만듦</w:t>
+      </w:r>
+    </w:p>
+    <w:p>
+      <w:pPr>
+        <w:pStyle w:val="Compact"/>
+        <w:numPr>
+          <w:ilvl w:val="1"/>
+          <w:numId w:val="1007"/>
+        </w:numPr>
+      </w:pPr>
+      <w:r>
+        <w:t xml:space="preserve">장소 코드 점검은</w:t>
+      </w:r>
+      <w:r>
+        <w:t xml:space="preserve"> </w:t>
+      </w:r>
+      <w:r>
+        <w:rPr>
+          <w:rStyle w:val="VerbatimChar"/>
+        </w:rPr>
+        <w:t xml:space="preserve">poi_code</w:t>
+      </w:r>
+      <w:r>
+        <w:t xml:space="preserve">가 있는 장소만 비교(역세권 행에는 코드가 없음)</w:t>
       </w:r>
     </w:p>
     <w:p>
@@ -14776,31 +14800,53 @@
       </w:pPr>
       <w:r>
         <w:rPr>
-          <w:rStyle w:val="VerbatimChar"/>
           <w:b/>
           <w:bCs/>
         </w:rPr>
-        <w:t xml:space="preserve">forecast</w:t>
-      </w:r>
-      <w:r>
-        <w:rPr>
+        <w:t xml:space="preserve">로컬 스케줄의 한계:</w:t>
+      </w:r>
+      <w:r>
+        <w:t xml:space="preserve"> </w:t>
+      </w:r>
+      <w:r>
+        <w:t xml:space="preserve">노트북이 잠들면 수집·예측·평가가 모두 멈춤(2026-10-02 03:00~09:30 수집 14회 유실, 05:00 예측과 06:00 평가 미실행). 작업에 깨우기 설정을 넣었지만 실제로 깨어나는지는 미확인. 계속 돌리려면 절전 해제 또는 클라우드(SOW-MC)</w:t>
+      </w:r>
+    </w:p>
+    <w:p>
+      <w:pPr>
+        <w:pStyle w:val="Compact"/>
+        <w:numPr>
+          <w:ilvl w:val="0"/>
+          <w:numId w:val="1049"/>
+        </w:numPr>
+      </w:pPr>
+      <w:r>
+        <w:rPr>
+          <w:rStyle w:val="VerbatimChar"/>
           <w:b/>
           <w:bCs/>
         </w:rPr>
-        <w:t xml:space="preserve"> </w:t>
+        <w:t xml:space="preserve">forecast</w:t>
       </w:r>
       <w:r>
         <w:rPr>
           <w:b/>
           <w:bCs/>
         </w:rPr>
+        <w:t xml:space="preserve"> </w:t>
+      </w:r>
+      <w:r>
+        <w:rPr>
+          <w:b/>
+          <w:bCs/>
+        </w:rPr>
         <w:t xml:space="preserve">실행 시간:</w:t>
       </w:r>
       <w:r>
         <w:t xml:space="preserve"> </w:t>
       </w:r>
       <w:r>
-        <w:t xml:space="preserve">한 번에 약 10분. 05:00 작업이라 지금은 문제없음. 클라우드에 올리기 전에 줄여야 함</w:t>
+        <w:t xml:space="preserve">장소별 일괄 예측으로 1,048초 → 91초(저장 값 동일)</w:t>
       </w:r>
     </w:p>
     <w:p>

--- a/UrbanPulse_구현설계서.docx
+++ b/UrbanPulse_구현설계서.docx
@@ -2,13 +2,13 @@
 <file path=word/document.xml><?xml version="1.0" encoding="utf-8"?>
 <w:document xmlns:w="http://schemas.openxmlformats.org/wordprocessingml/2006/main" xmlns:m="http://schemas.openxmlformats.org/officeDocument/2006/math" xmlns:r="http://schemas.openxmlformats.org/officeDocument/2006/relationships" xmlns:o="urn:schemas-microsoft-com:office:office" xmlns:v="urn:schemas-microsoft-com:vml" xmlns:w10="urn:schemas-microsoft-com:office:word" xmlns:a="http://schemas.openxmlformats.org/drawingml/2006/main" xmlns:pic="http://schemas.openxmlformats.org/drawingml/2006/picture" xmlns:wp="http://schemas.openxmlformats.org/drawingml/2006/wordprocessingDrawing">
   <w:body>
-    <w:bookmarkStart w:id="40" w:name="urbanpulse-구현-설계서-v7.4-2026-10-01"/>
+    <w:bookmarkStart w:id="43" w:name="urbanpulse-구현-설계서-v7.5-2026-10-02"/>
     <w:p>
       <w:pPr>
         <w:pStyle w:val="Heading1"/>
       </w:pPr>
       <w:r>
-        <w:t xml:space="preserve">UrbanPulse 구현 설계서 v7.4 (2026-10-01)</w:t>
+        <w:t xml:space="preserve">UrbanPulse 구현 설계서 v7.5 (2026-10-02)</w:t>
       </w:r>
     </w:p>
     <w:p>
@@ -53,6 +53,33 @@
       </w:r>
       <w:r>
         <w:t xml:space="preserve">에 있습니다.</w:t>
+      </w:r>
+      <w:r>
+        <w:t xml:space="preserve"> </w:t>
+      </w:r>
+      <w:r>
+        <w:t xml:space="preserve">v7.5: 전체 리뷰와 e2e에 따른 하드닝(</w:t>
+      </w:r>
+      <w:r>
+        <w:rPr>
+          <w:rStyle w:val="VerbatimChar"/>
+        </w:rPr>
+        <w:t xml:space="preserve">docs/sow/SOW-H1.md</w:t>
+      </w:r>
+      <w:r>
+        <w:t xml:space="preserve">) 반영. 정합성 점검 작업</w:t>
+      </w:r>
+      <w:r>
+        <w:t xml:space="preserve"> </w:t>
+      </w:r>
+      <w:r>
+        <w:rPr>
+          <w:rStyle w:val="VerbatimChar"/>
+        </w:rPr>
+        <w:t xml:space="preserve">integrity</w:t>
+      </w:r>
+      <w:r>
+        <w:t xml:space="preserve">(4.9), 작업 실패 기록과 한 번에 커밋(4.8 아래), API 입력 검증과 1,000행 제한 대응(6.4), 테스트 원칙(7.3).</w:t>
       </w:r>
       <w:r>
         <w:t xml:space="preserve"> </w:t>
@@ -5542,7 +5569,7 @@
       </w:r>
     </w:p>
     <w:bookmarkEnd w:id="15"/>
-    <w:bookmarkStart w:id="25" w:name="엔진-cloud-run-jobs"/>
+    <w:bookmarkStart w:id="27" w:name="엔진-cloud-run-jobs"/>
     <w:p>
       <w:pPr>
         <w:pStyle w:val="Heading2"/>
@@ -9746,6 +9773,350 @@
         <w:t xml:space="preserve">입니다.</w:t>
       </w:r>
     </w:p>
+    <w:bookmarkEnd w:id="24"/>
+    <w:bookmarkStart w:id="25" w:name="integrity-수집예측이-끝날-때마다-수동-실행-가능"/>
+    <w:p>
+      <w:pPr>
+        <w:pStyle w:val="Heading3"/>
+      </w:pPr>
+      <w:r>
+        <w:t xml:space="preserve">4.9</w:t>
+      </w:r>
+      <w:r>
+        <w:t xml:space="preserve"> </w:t>
+      </w:r>
+      <w:r>
+        <w:rPr>
+          <w:rStyle w:val="VerbatimChar"/>
+        </w:rPr>
+        <w:t xml:space="preserve">integrity</w:t>
+      </w:r>
+      <w:r>
+        <w:t xml:space="preserve"> </w:t>
+      </w:r>
+      <w:r>
+        <w:t xml:space="preserve">(수집·예측이 끝날 때마다, 수동 실행 가능)</w:t>
+      </w:r>
+    </w:p>
+    <w:p>
+      <w:pPr>
+        <w:pStyle w:val="Compact"/>
+        <w:numPr>
+          <w:ilvl w:val="0"/>
+          <w:numId w:val="1034"/>
+        </w:numPr>
+      </w:pPr>
+      <w:r>
+        <w:t xml:space="preserve">저장된 행을 읽기만 하는 점검. 모든 항목이 0건이어야 하고, 하나라도 있으면 종료 코드 1</w:t>
+      </w:r>
+    </w:p>
+    <w:p>
+      <w:pPr>
+        <w:pStyle w:val="Compact"/>
+        <w:numPr>
+          <w:ilvl w:val="0"/>
+          <w:numId w:val="1034"/>
+        </w:numPr>
+      </w:pPr>
+      <w:r>
+        <w:t xml:space="preserve">언제나 성립하는 점검 18개: 불변 조건 8~10, 칸의 혼잡 단계와 그 시각 예측 단계의 일치, 오늘 창이 만들어진 시각보다 앞서지 않음, 대안 날짜·장소가 꺼졌거나 창이 없는 행을 가리키지 않음, 미래 시각의</w:t>
+      </w:r>
+      <w:r>
+        <w:t xml:space="preserve"> </w:t>
+      </w:r>
+      <w:r>
+        <w:rPr>
+          <w:rStyle w:val="VerbatimChar"/>
+        </w:rPr>
+        <w:t xml:space="preserve">live</w:t>
+      </w:r>
+      <w:r>
+        <w:t xml:space="preserve">, 13시간 넘는</w:t>
+      </w:r>
+      <w:r>
+        <w:t xml:space="preserve"> </w:t>
+      </w:r>
+      <w:r>
+        <w:rPr>
+          <w:rStyle w:val="VerbatimChar"/>
+        </w:rPr>
+        <w:t xml:space="preserve">seoul</w:t>
+      </w:r>
+      <w:r>
+        <w:t xml:space="preserve">, 단계 경계 순서, 결제 업종 키, 2시간 넘게</w:t>
+      </w:r>
+      <w:r>
+        <w:t xml:space="preserve"> </w:t>
+      </w:r>
+      <w:r>
+        <w:rPr>
+          <w:rStyle w:val="VerbatimChar"/>
+        </w:rPr>
+        <w:t xml:space="preserve">running</w:t>
+      </w:r>
+      <w:r>
+        <w:t xml:space="preserve">인 작업 등</w:t>
+      </w:r>
+    </w:p>
+    <w:p>
+      <w:pPr>
+        <w:pStyle w:val="Compact"/>
+        <w:numPr>
+          <w:ilvl w:val="0"/>
+          <w:numId w:val="1034"/>
+        </w:numPr>
+      </w:pPr>
+      <w:r>
+        <w:t xml:space="preserve">예측 직후에만 성립하는 점검 6개(</w:t>
+      </w:r>
+      <w:r>
+        <w:rPr>
+          <w:rStyle w:val="VerbatimChar"/>
+        </w:rPr>
+        <w:t xml:space="preserve">--full</w:t>
+      </w:r>
+      <w:r>
+        <w:t xml:space="preserve">): 장소별 8일 × 24시간 행 수, 추천 행 수, 지난 날짜 행, 꺼진 장소의 행, 실측 활동 표시의 범위</w:t>
+      </w:r>
+    </w:p>
+    <w:p>
+      <w:pPr>
+        <w:pStyle w:val="Compact"/>
+        <w:numPr>
+          <w:ilvl w:val="0"/>
+          <w:numId w:val="1034"/>
+        </w:numPr>
+      </w:pPr>
+      <w:r>
+        <w:rPr>
+          <w:rStyle w:val="VerbatimChar"/>
+        </w:rPr>
+        <w:t xml:space="preserve">forecast</w:t>
+      </w:r>
+      <w:r>
+        <w:t xml:space="preserve">는 전체,</w:t>
+      </w:r>
+      <w:r>
+        <w:t xml:space="preserve"> </w:t>
+      </w:r>
+      <w:r>
+        <w:rPr>
+          <w:rStyle w:val="VerbatimChar"/>
+        </w:rPr>
+        <w:t xml:space="preserve">collect</w:t>
+      </w:r>
+      <w:r>
+        <w:t xml:space="preserve">는 언제나 성립하는 점검을 끝에 실행. 걸리면 그 실행을</w:t>
+      </w:r>
+      <w:r>
+        <w:t xml:space="preserve"> </w:t>
+      </w:r>
+      <w:r>
+        <w:rPr>
+          <w:rStyle w:val="VerbatimChar"/>
+        </w:rPr>
+        <w:t xml:space="preserve">warn</w:t>
+      </w:r>
+      <w:r>
+        <w:t xml:space="preserve">으로 기록하고 목록을</w:t>
+      </w:r>
+      <w:r>
+        <w:t xml:space="preserve"> </w:t>
+      </w:r>
+      <w:r>
+        <w:rPr>
+          <w:rStyle w:val="VerbatimChar"/>
+        </w:rPr>
+        <w:t xml:space="preserve">detail.integrity</w:t>
+      </w:r>
+      <w:r>
+        <w:t xml:space="preserve">에 남김</w:t>
+      </w:r>
+    </w:p>
+    <w:bookmarkEnd w:id="25"/>
+    <w:bookmarkStart w:id="26" w:name="작업-공통-규칙-하드닝"/>
+    <w:p>
+      <w:pPr>
+        <w:pStyle w:val="Heading3"/>
+      </w:pPr>
+      <w:r>
+        <w:t xml:space="preserve">4.10 작업 공통 규칙 (하드닝)</w:t>
+      </w:r>
+    </w:p>
+    <w:p>
+      <w:pPr>
+        <w:pStyle w:val="Compact"/>
+        <w:numPr>
+          <w:ilvl w:val="0"/>
+          <w:numId w:val="1035"/>
+        </w:numPr>
+      </w:pPr>
+      <w:r>
+        <w:t xml:space="preserve">실패하면 먼저 롤백하고, 작업 기록은 별도 연결로</w:t>
+      </w:r>
+      <w:r>
+        <w:t xml:space="preserve"> </w:t>
+      </w:r>
+      <w:r>
+        <w:rPr>
+          <w:rStyle w:val="VerbatimChar"/>
+        </w:rPr>
+        <w:t xml:space="preserve">fail</w:t>
+      </w:r>
+      <w:r>
+        <w:t xml:space="preserve">을 남김. 2시간 넘은</w:t>
+      </w:r>
+      <w:r>
+        <w:t xml:space="preserve"> </w:t>
+      </w:r>
+      <w:r>
+        <w:rPr>
+          <w:rStyle w:val="VerbatimChar"/>
+        </w:rPr>
+        <w:t xml:space="preserve">running</w:t>
+      </w:r>
+      <w:r>
+        <w:t xml:space="preserve"> </w:t>
+      </w:r>
+      <w:r>
+        <w:t xml:space="preserve">행은 다음 실행이</w:t>
+      </w:r>
+      <w:r>
+        <w:t xml:space="preserve"> </w:t>
+      </w:r>
+      <w:r>
+        <w:rPr>
+          <w:rStyle w:val="VerbatimChar"/>
+        </w:rPr>
+        <w:t xml:space="preserve">abandoned</w:t>
+      </w:r>
+      <w:r>
+        <w:t xml:space="preserve">로 닫음</w:t>
+      </w:r>
+    </w:p>
+    <w:p>
+      <w:pPr>
+        <w:pStyle w:val="Compact"/>
+        <w:numPr>
+          <w:ilvl w:val="0"/>
+          <w:numId w:val="1035"/>
+        </w:numPr>
+      </w:pPr>
+      <w:r>
+        <w:rPr>
+          <w:rStyle w:val="VerbatimChar"/>
+        </w:rPr>
+        <w:t xml:space="preserve">forecast</w:t>
+      </w:r>
+      <w:r>
+        <w:t xml:space="preserve">가 화면이 읽는 표(장소 상태, 단계 경계, 활동 기준, 예측, 추천, 비슷한 장소)를 한 번에 커밋. 평가용 기록 두 표는 그 뒤</w:t>
+      </w:r>
+    </w:p>
+    <w:p>
+      <w:pPr>
+        <w:pStyle w:val="Compact"/>
+        <w:numPr>
+          <w:ilvl w:val="0"/>
+          <w:numId w:val="1035"/>
+        </w:numPr>
+      </w:pPr>
+      <w:r>
+        <w:t xml:space="preserve">활성 모델이 등록돼 있는데 모델 파일이 없으면 종료 코드 1(이미지에</w:t>
+      </w:r>
+      <w:r>
+        <w:t xml:space="preserve"> </w:t>
+      </w:r>
+      <w:r>
+        <w:rPr>
+          <w:rStyle w:val="VerbatimChar"/>
+        </w:rPr>
+        <w:t xml:space="preserve">models/</w:t>
+      </w:r>
+      <w:r>
+        <w:t xml:space="preserve"> </w:t>
+      </w:r>
+      <w:r>
+        <w:t xml:space="preserve">포함,</w:t>
+      </w:r>
+      <w:r>
+        <w:t xml:space="preserve"> </w:t>
+      </w:r>
+      <w:r>
+        <w:rPr>
+          <w:rStyle w:val="VerbatimChar"/>
+        </w:rPr>
+        <w:t xml:space="preserve">MODELS_DIR</w:t>
+      </w:r>
+      <w:r>
+        <w:t xml:space="preserve">)</w:t>
+      </w:r>
+    </w:p>
+    <w:p>
+      <w:pPr>
+        <w:pStyle w:val="Compact"/>
+        <w:numPr>
+          <w:ilvl w:val="0"/>
+          <w:numId w:val="1035"/>
+        </w:numPr>
+      </w:pPr>
+      <w:r>
+        <w:t xml:space="preserve">수집: 원본 쓰기 실패는 그 장소만 실패 처리, 꺼지지 않은 장소의 실패 + 무자료가 20곳 초과면</w:t>
+      </w:r>
+      <w:r>
+        <w:t xml:space="preserve"> </w:t>
+      </w:r>
+      <w:r>
+        <w:rPr>
+          <w:rStyle w:val="VerbatimChar"/>
+        </w:rPr>
+        <w:t xml:space="preserve">fail</w:t>
+      </w:r>
+      <w:r>
+        <w:t xml:space="preserve">, 전체 호출 6분 제한, 원본은 임시 파일로 쓴 뒤 이름을 붙여 반쯤 쓰인 파일이 남지 않게 함</w:t>
+      </w:r>
+    </w:p>
+    <w:p>
+      <w:pPr>
+        <w:pStyle w:val="Compact"/>
+        <w:numPr>
+          <w:ilvl w:val="0"/>
+          <w:numId w:val="1035"/>
+        </w:numPr>
+      </w:pPr>
+      <w:r>
+        <w:rPr>
+          <w:rStyle w:val="VerbatimChar"/>
+        </w:rPr>
+        <w:t xml:space="preserve">archive</w:t>
+      </w:r>
+      <w:r>
+        <w:t xml:space="preserve">: 인자 없이 실행하면 종료 코드 2.</w:t>
+      </w:r>
+      <w:r>
+        <w:t xml:space="preserve"> </w:t>
+      </w:r>
+      <w:r>
+        <w:rPr>
+          <w:rStyle w:val="VerbatimChar"/>
+        </w:rPr>
+        <w:t xml:space="preserve">--dry-run</w:t>
+      </w:r>
+      <w:r>
+        <w:t xml:space="preserve">만 동작</w:t>
+      </w:r>
+    </w:p>
+    <w:p>
+      <w:pPr>
+        <w:pStyle w:val="Compact"/>
+        <w:numPr>
+          <w:ilvl w:val="0"/>
+          <w:numId w:val="1035"/>
+        </w:numPr>
+      </w:pPr>
+      <w:r>
+        <w:t xml:space="preserve">DB 연결 실패 문구에 연결 문자열을 넣지 않음</w:t>
+      </w:r>
+    </w:p>
     <w:p>
       <w:r>
         <w:pict>
@@ -9753,9 +10124,9 @@
         </w:pict>
       </w:r>
     </w:p>
-    <w:bookmarkEnd w:id="24"/>
-    <w:bookmarkEnd w:id="25"/>
-    <w:bookmarkStart w:id="26" w:name="모델-달력-변화율-ratio_v1-ratio_v1b"/>
+    <w:bookmarkEnd w:id="26"/>
+    <w:bookmarkEnd w:id="27"/>
+    <w:bookmarkStart w:id="28" w:name="모델-달력-변화율-ratio_v1-ratio_v1b"/>
     <w:p>
       <w:pPr>
         <w:pStyle w:val="Heading2"/>
@@ -9790,7 +10161,7 @@
         <w:pStyle w:val="Compact"/>
         <w:numPr>
           <w:ilvl w:val="0"/>
-          <w:numId w:val="1034"/>
+          <w:numId w:val="1036"/>
         </w:numPr>
       </w:pPr>
       <w:r>
@@ -9812,7 +10183,7 @@
         <w:pStyle w:val="Compact"/>
         <w:numPr>
           <w:ilvl w:val="1"/>
-          <w:numId w:val="1035"/>
+          <w:numId w:val="1037"/>
         </w:numPr>
       </w:pPr>
       <w:r>
@@ -9839,7 +10210,7 @@
         <w:pStyle w:val="Compact"/>
         <w:numPr>
           <w:ilvl w:val="1"/>
-          <w:numId w:val="1035"/>
+          <w:numId w:val="1037"/>
         </w:numPr>
       </w:pPr>
       <w:r>
@@ -9851,7 +10222,7 @@
         <w:pStyle w:val="Compact"/>
         <w:numPr>
           <w:ilvl w:val="0"/>
-          <w:numId w:val="1034"/>
+          <w:numId w:val="1036"/>
         </w:numPr>
       </w:pPr>
       <w:r>
@@ -9903,7 +10274,7 @@
         <w:pStyle w:val="Compact"/>
         <w:numPr>
           <w:ilvl w:val="1"/>
-          <w:numId w:val="1036"/>
+          <w:numId w:val="1038"/>
         </w:numPr>
       </w:pPr>
       <w:r>
@@ -9930,7 +10301,7 @@
         <w:pStyle w:val="Compact"/>
         <w:numPr>
           <w:ilvl w:val="1"/>
-          <w:numId w:val="1036"/>
+          <w:numId w:val="1038"/>
         </w:numPr>
       </w:pPr>
       <w:r>
@@ -9952,19 +10323,19 @@
         <w:pStyle w:val="Compact"/>
         <w:numPr>
           <w:ilvl w:val="1"/>
+          <w:numId w:val="1038"/>
+        </w:numPr>
+      </w:pPr>
+      <w:r>
+        <w:t xml:space="preserve">장소 번호표(장소 코드 → 번호)를 모델 산출물에 함께 저장합니다.</w:t>
+      </w:r>
+    </w:p>
+    <w:p>
+      <w:pPr>
+        <w:pStyle w:val="Compact"/>
+        <w:numPr>
+          <w:ilvl w:val="0"/>
           <w:numId w:val="1036"/>
-        </w:numPr>
-      </w:pPr>
-      <w:r>
-        <w:t xml:space="preserve">장소 번호표(장소 코드 → 번호)를 모델 산출물에 함께 저장합니다.</w:t>
-      </w:r>
-    </w:p>
-    <w:p>
-      <w:pPr>
-        <w:pStyle w:val="Compact"/>
-        <w:numPr>
-          <w:ilvl w:val="0"/>
-          <w:numId w:val="1034"/>
         </w:numPr>
       </w:pPr>
       <w:r>
@@ -9986,7 +10357,7 @@
         <w:pStyle w:val="Compact"/>
         <w:numPr>
           <w:ilvl w:val="0"/>
-          <w:numId w:val="1034"/>
+          <w:numId w:val="1036"/>
         </w:numPr>
       </w:pPr>
       <w:r>
@@ -10016,7 +10387,7 @@
         <w:pStyle w:val="Compact"/>
         <w:numPr>
           <w:ilvl w:val="1"/>
-          <w:numId w:val="1037"/>
+          <w:numId w:val="1039"/>
         </w:numPr>
       </w:pPr>
       <w:r>
@@ -10028,7 +10399,7 @@
         <w:pStyle w:val="Compact"/>
         <w:numPr>
           <w:ilvl w:val="1"/>
-          <w:numId w:val="1037"/>
+          <w:numId w:val="1039"/>
         </w:numPr>
       </w:pPr>
       <w:r>
@@ -10052,7 +10423,7 @@
         <w:pStyle w:val="Compact"/>
         <w:numPr>
           <w:ilvl w:val="0"/>
-          <w:numId w:val="1034"/>
+          <w:numId w:val="1036"/>
         </w:numPr>
       </w:pPr>
       <w:r>
@@ -10090,7 +10461,7 @@
         <w:pStyle w:val="Compact"/>
         <w:numPr>
           <w:ilvl w:val="1"/>
-          <w:numId w:val="1038"/>
+          <w:numId w:val="1040"/>
         </w:numPr>
       </w:pPr>
       <w:r>
@@ -10102,7 +10473,7 @@
         <w:pStyle w:val="Compact"/>
         <w:numPr>
           <w:ilvl w:val="1"/>
-          <w:numId w:val="1038"/>
+          <w:numId w:val="1040"/>
         </w:numPr>
       </w:pPr>
       <w:r>
@@ -10114,7 +10485,7 @@
         <w:pStyle w:val="Compact"/>
         <w:numPr>
           <w:ilvl w:val="1"/>
-          <w:numId w:val="1039"/>
+          <w:numId w:val="1041"/>
         </w:numPr>
       </w:pPr>
       <w:r>
@@ -10138,7 +10509,7 @@
         <w:pStyle w:val="Compact"/>
         <w:numPr>
           <w:ilvl w:val="0"/>
-          <w:numId w:val="1034"/>
+          <w:numId w:val="1036"/>
         </w:numPr>
       </w:pPr>
       <w:r>
@@ -10201,7 +10572,7 @@
         <w:pStyle w:val="Compact"/>
         <w:numPr>
           <w:ilvl w:val="1"/>
-          <w:numId w:val="1040"/>
+          <w:numId w:val="1042"/>
         </w:numPr>
       </w:pPr>
       <w:r>
@@ -10213,7 +10584,7 @@
         <w:pStyle w:val="Compact"/>
         <w:numPr>
           <w:ilvl w:val="1"/>
-          <w:numId w:val="1040"/>
+          <w:numId w:val="1042"/>
         </w:numPr>
       </w:pPr>
       <w:r>
@@ -10225,7 +10596,7 @@
         <w:pStyle w:val="Compact"/>
         <w:numPr>
           <w:ilvl w:val="1"/>
-          <w:numId w:val="1040"/>
+          <w:numId w:val="1042"/>
         </w:numPr>
       </w:pPr>
       <w:r>
@@ -10237,7 +10608,7 @@
         <w:pStyle w:val="Compact"/>
         <w:numPr>
           <w:ilvl w:val="1"/>
-          <w:numId w:val="1040"/>
+          <w:numId w:val="1042"/>
         </w:numPr>
       </w:pPr>
       <w:r>
@@ -10249,7 +10620,7 @@
         <w:pStyle w:val="Compact"/>
         <w:numPr>
           <w:ilvl w:val="0"/>
-          <w:numId w:val="1034"/>
+          <w:numId w:val="1036"/>
         </w:numPr>
       </w:pPr>
       <w:r>
@@ -10285,8 +10656,8 @@
         </w:pict>
       </w:r>
     </w:p>
-    <w:bookmarkEnd w:id="26"/>
-    <w:bookmarkStart w:id="32" w:name="화면-vercel"/>
+    <w:bookmarkEnd w:id="28"/>
+    <w:bookmarkStart w:id="34" w:name="화면-vercel"/>
     <w:p>
       <w:pPr>
         <w:pStyle w:val="Heading2"/>
@@ -10295,7 +10666,7 @@
         <w:t xml:space="preserve">6. 화면 — Vercel</w:t>
       </w:r>
     </w:p>
-    <w:bookmarkStart w:id="27" w:name="경로"/>
+    <w:bookmarkStart w:id="29" w:name="경로"/>
     <w:p>
       <w:pPr>
         <w:pStyle w:val="Heading3"/>
@@ -10649,8 +11020,8 @@
         <w:t xml:space="preserve">). 환경변수 토큰으로 보호 | PC |</w:t>
       </w:r>
     </w:p>
-    <w:bookmarkEnd w:id="27"/>
-    <w:bookmarkStart w:id="28" w:name="장소-상세-pid"/>
+    <w:bookmarkEnd w:id="29"/>
+    <w:bookmarkStart w:id="30" w:name="장소-상세-pid"/>
     <w:p>
       <w:pPr>
         <w:pStyle w:val="Heading3"/>
@@ -10673,7 +11044,7 @@
         <w:pStyle w:val="Compact"/>
         <w:numPr>
           <w:ilvl w:val="0"/>
-          <w:numId w:val="1041"/>
+          <w:numId w:val="1043"/>
         </w:numPr>
       </w:pPr>
       <w:r>
@@ -10704,7 +11075,7 @@
         <w:pStyle w:val="Compact"/>
         <w:numPr>
           <w:ilvl w:val="0"/>
-          <w:numId w:val="1041"/>
+          <w:numId w:val="1043"/>
         </w:numPr>
       </w:pPr>
       <w:r>
@@ -10726,7 +11097,7 @@
         <w:pStyle w:val="Compact"/>
         <w:numPr>
           <w:ilvl w:val="1"/>
-          <w:numId w:val="1042"/>
+          <w:numId w:val="1044"/>
         </w:numPr>
       </w:pPr>
       <w:r>
@@ -10768,7 +11139,7 @@
         <w:pStyle w:val="Compact"/>
         <w:numPr>
           <w:ilvl w:val="1"/>
-          <w:numId w:val="1042"/>
+          <w:numId w:val="1044"/>
         </w:numPr>
       </w:pPr>
       <w:r>
@@ -10810,7 +11181,7 @@
         <w:pStyle w:val="Compact"/>
         <w:numPr>
           <w:ilvl w:val="1"/>
-          <w:numId w:val="1042"/>
+          <w:numId w:val="1044"/>
         </w:numPr>
       </w:pPr>
       <w:r>
@@ -10822,7 +11193,7 @@
         <w:pStyle w:val="Compact"/>
         <w:numPr>
           <w:ilvl w:val="0"/>
-          <w:numId w:val="1041"/>
+          <w:numId w:val="1043"/>
         </w:numPr>
       </w:pPr>
       <w:r>
@@ -10844,19 +11215,19 @@
         <w:pStyle w:val="Compact"/>
         <w:numPr>
           <w:ilvl w:val="1"/>
+          <w:numId w:val="1045"/>
+        </w:numPr>
+      </w:pPr>
+      <w:r>
+        <w:t xml:space="preserve">12시간 이내(서울시 예측)와 그 뒤(우리 예측)는 막대 모양을 다르게 해서 구분해요.</w:t>
+      </w:r>
+    </w:p>
+    <w:p>
+      <w:pPr>
+        <w:pStyle w:val="Compact"/>
+        <w:numPr>
+          <w:ilvl w:val="0"/>
           <w:numId w:val="1043"/>
-        </w:numPr>
-      </w:pPr>
-      <w:r>
-        <w:t xml:space="preserve">12시간 이내(서울시 예측)와 그 뒤(우리 예측)는 막대 모양을 다르게 해서 구분해요.</w:t>
-      </w:r>
-    </w:p>
-    <w:p>
-      <w:pPr>
-        <w:pStyle w:val="Compact"/>
-        <w:numPr>
-          <w:ilvl w:val="0"/>
-          <w:numId w:val="1041"/>
         </w:numPr>
       </w:pPr>
       <w:r>
@@ -10890,7 +11261,7 @@
         <w:pStyle w:val="Compact"/>
         <w:numPr>
           <w:ilvl w:val="0"/>
-          <w:numId w:val="1041"/>
+          <w:numId w:val="1043"/>
         </w:numPr>
       </w:pPr>
       <w:r>
@@ -10936,7 +11307,7 @@
         <w:pStyle w:val="Compact"/>
         <w:numPr>
           <w:ilvl w:val="0"/>
-          <w:numId w:val="1041"/>
+          <w:numId w:val="1043"/>
         </w:numPr>
       </w:pPr>
       <w:r>
@@ -10973,7 +11344,7 @@
         <w:pStyle w:val="Compact"/>
         <w:numPr>
           <w:ilvl w:val="0"/>
-          <w:numId w:val="1041"/>
+          <w:numId w:val="1043"/>
         </w:numPr>
       </w:pPr>
       <w:r>
@@ -10990,8 +11361,8 @@
         <w:t xml:space="preserve">별표로 저장해요(localStorage). 저장 실패는 조용히 넘어가요. 없어도 화면은 정상 동작해요.</w:t>
       </w:r>
     </w:p>
-    <w:bookmarkEnd w:id="28"/>
-    <w:bookmarkStart w:id="29" w:name="대시보드-map"/>
+    <w:bookmarkEnd w:id="30"/>
+    <w:bookmarkStart w:id="31" w:name="대시보드-map"/>
     <w:p>
       <w:pPr>
         <w:pStyle w:val="Heading3"/>
@@ -11014,7 +11385,7 @@
         <w:pStyle w:val="Compact"/>
         <w:numPr>
           <w:ilvl w:val="0"/>
-          <w:numId w:val="1044"/>
+          <w:numId w:val="1046"/>
         </w:numPr>
       </w:pPr>
       <w:r>
@@ -11052,7 +11423,7 @@
         <w:pStyle w:val="Compact"/>
         <w:numPr>
           <w:ilvl w:val="1"/>
-          <w:numId w:val="1045"/>
+          <w:numId w:val="1047"/>
         </w:numPr>
       </w:pPr>
       <w:r>
@@ -11064,7 +11435,7 @@
         <w:pStyle w:val="Compact"/>
         <w:numPr>
           <w:ilvl w:val="1"/>
-          <w:numId w:val="1045"/>
+          <w:numId w:val="1047"/>
         </w:numPr>
       </w:pPr>
       <w:r>
@@ -11076,7 +11447,7 @@
         <w:pStyle w:val="Compact"/>
         <w:numPr>
           <w:ilvl w:val="1"/>
-          <w:numId w:val="1045"/>
+          <w:numId w:val="1047"/>
         </w:numPr>
       </w:pPr>
       <w:r>
@@ -11134,7 +11505,7 @@
         <w:pStyle w:val="Compact"/>
         <w:numPr>
           <w:ilvl w:val="0"/>
-          <w:numId w:val="1044"/>
+          <w:numId w:val="1046"/>
         </w:numPr>
       </w:pPr>
       <w:r>
@@ -11156,7 +11527,7 @@
         <w:pStyle w:val="Compact"/>
         <w:numPr>
           <w:ilvl w:val="0"/>
-          <w:numId w:val="1044"/>
+          <w:numId w:val="1046"/>
         </w:numPr>
       </w:pPr>
       <w:r>
@@ -11187,7 +11558,7 @@
         <w:pStyle w:val="Compact"/>
         <w:numPr>
           <w:ilvl w:val="0"/>
-          <w:numId w:val="1044"/>
+          <w:numId w:val="1046"/>
         </w:numPr>
       </w:pPr>
       <w:r>
@@ -11204,8 +11575,8 @@
         <w:t xml:space="preserve">바꿀 때마다 새로 요청하지 않도록 하루치 전체를 한 번에 받습니다.</w:t>
       </w:r>
     </w:p>
-    <w:bookmarkEnd w:id="29"/>
-    <w:bookmarkStart w:id="30" w:name="api-next.js-route-handler-읽기-전용"/>
+    <w:bookmarkEnd w:id="31"/>
+    <w:bookmarkStart w:id="32" w:name="api-next.js-route-handler-읽기-전용"/>
     <w:p>
       <w:pPr>
         <w:pStyle w:val="Heading3"/>
@@ -11687,7 +12058,7 @@
         <w:pStyle w:val="Compact"/>
         <w:numPr>
           <w:ilvl w:val="0"/>
-          <w:numId w:val="1046"/>
+          <w:numId w:val="1048"/>
         </w:numPr>
       </w:pPr>
       <w:r>
@@ -11701,7 +12072,7 @@
         <w:t xml:space="preserve"> </w:t>
       </w:r>
       <w:r>
-        <w:t xml:space="preserve">모든 응답에</w:t>
+        <w:t xml:space="preserve">정상 응답에</w:t>
       </w:r>
       <w:r>
         <w:t xml:space="preserve"> </w:t>
@@ -11713,11 +12084,128 @@
         <w:t xml:space="preserve">s-maxage=300</w:t>
       </w:r>
       <w:r>
-        <w:t xml:space="preserve">을 붙입니다. 데이터가 30분마다 바뀌기 때문입니다.</w:t>
-      </w:r>
-    </w:p>
-    <w:bookmarkEnd w:id="30"/>
-    <w:bookmarkStart w:id="31" w:name="표현-규칙"/>
+        <w:t xml:space="preserve">을 붙입니다. 데이터가 30분마다 바뀌기 때문입니다. 오류 응답은</w:t>
+      </w:r>
+      <w:r>
+        <w:t xml:space="preserve"> </w:t>
+      </w:r>
+      <w:r>
+        <w:rPr>
+          <w:rStyle w:val="VerbatimChar"/>
+        </w:rPr>
+        <w:t xml:space="preserve">no-store</w:t>
+      </w:r>
+    </w:p>
+    <w:p>
+      <w:pPr>
+        <w:pStyle w:val="Compact"/>
+        <w:numPr>
+          <w:ilvl w:val="0"/>
+          <w:numId w:val="1048"/>
+        </w:numPr>
+      </w:pPr>
+      <w:r>
+        <w:rPr>
+          <w:b/>
+          <w:bCs/>
+        </w:rPr>
+        <w:t xml:space="preserve">입력 검증:</w:t>
+      </w:r>
+      <w:r>
+        <w:t xml:space="preserve"> </w:t>
+      </w:r>
+      <w:r>
+        <w:t xml:space="preserve">날짜는 오늘~7일 뒤만(지난 날짜 410, 그 밖 400), 검색어 50자 초과 400, 없는 장소 404. 검색어는 문자 그대로 일치(괄호·</w:t>
+      </w:r>
+      <w:r>
+        <w:rPr>
+          <w:rStyle w:val="VerbatimChar"/>
+        </w:rPr>
+        <w:t xml:space="preserve">%</w:t>
+      </w:r>
+      <w:r>
+        <w:t xml:space="preserve">·</w:t>
+      </w:r>
+      <w:r>
+        <w:rPr>
+          <w:rStyle w:val="VerbatimChar"/>
+        </w:rPr>
+        <w:t xml:space="preserve">*</w:t>
+      </w:r>
+      <w:r>
+        <w:t xml:space="preserve"> </w:t>
+      </w:r>
+      <w:r>
+        <w:t xml:space="preserve">포함)</w:t>
+      </w:r>
+    </w:p>
+    <w:p>
+      <w:pPr>
+        <w:pStyle w:val="Compact"/>
+        <w:numPr>
+          <w:ilvl w:val="0"/>
+          <w:numId w:val="1048"/>
+        </w:numPr>
+      </w:pPr>
+      <w:r>
+        <w:rPr>
+          <w:b/>
+          <w:bCs/>
+        </w:rPr>
+        <w:t xml:space="preserve">행 수 제한:</w:t>
+      </w:r>
+      <w:r>
+        <w:t xml:space="preserve"> </w:t>
+      </w:r>
+      <w:r>
+        <w:t xml:space="preserve">PostgREST는 응답을 1,000행에서 자름. 1,000행을 넘을 수 있는 읽기(</w:t>
+      </w:r>
+      <w:r>
+        <w:rPr>
+          <w:rStyle w:val="VerbatimChar"/>
+        </w:rPr>
+        <w:t xml:space="preserve">/api/flags</w:t>
+      </w:r>
+      <w:r>
+        <w:t xml:space="preserve">,</w:t>
+      </w:r>
+      <w:r>
+        <w:t xml:space="preserve"> </w:t>
+      </w:r>
+      <w:r>
+        <w:rPr>
+          <w:rStyle w:val="VerbatimChar"/>
+        </w:rPr>
+        <w:t xml:space="preserve">/api/map</w:t>
+      </w:r>
+      <w:r>
+        <w:t xml:space="preserve">)는 끝까지 나눠 읽음</w:t>
+      </w:r>
+    </w:p>
+    <w:p>
+      <w:pPr>
+        <w:pStyle w:val="Compact"/>
+        <w:numPr>
+          <w:ilvl w:val="0"/>
+          <w:numId w:val="1048"/>
+        </w:numPr>
+      </w:pPr>
+      <w:r>
+        <w:rPr>
+          <w:b/>
+          <w:bCs/>
+        </w:rPr>
+        <w:t xml:space="preserve">오늘의 추천 창:</w:t>
+      </w:r>
+      <w:r>
+        <w:t xml:space="preserve"> </w:t>
+      </w:r>
+      <w:r>
+        <w:t xml:space="preserve">저장된 창 중 이미 끝난 시간은 홈 API와 화면에서 내지 않음(오늘 행은 30분마다 다시 만들어져 시각이 바뀐 직후 잠깐 남기 때문)</w:t>
+      </w:r>
+    </w:p>
+    <w:bookmarkEnd w:id="32"/>
+    <w:bookmarkStart w:id="33" w:name="표현-규칙"/>
     <w:p>
       <w:pPr>
         <w:pStyle w:val="Heading3"/>
@@ -11731,7 +12219,7 @@
         <w:pStyle w:val="Compact"/>
         <w:numPr>
           <w:ilvl w:val="0"/>
-          <w:numId w:val="1047"/>
+          <w:numId w:val="1049"/>
         </w:numPr>
       </w:pPr>
       <w:r>
@@ -11743,7 +12231,7 @@
         <w:pStyle w:val="Compact"/>
         <w:numPr>
           <w:ilvl w:val="0"/>
-          <w:numId w:val="1047"/>
+          <w:numId w:val="1049"/>
         </w:numPr>
       </w:pPr>
       <w:r>
@@ -11764,7 +12252,7 @@
         <w:pStyle w:val="Compact"/>
         <w:numPr>
           <w:ilvl w:val="0"/>
-          <w:numId w:val="1047"/>
+          <w:numId w:val="1049"/>
         </w:numPr>
       </w:pPr>
       <w:r>
@@ -11785,7 +12273,7 @@
         <w:pStyle w:val="Compact"/>
         <w:numPr>
           <w:ilvl w:val="0"/>
-          <w:numId w:val="1047"/>
+          <w:numId w:val="1049"/>
         </w:numPr>
       </w:pPr>
       <w:r>
@@ -11806,7 +12294,7 @@
         <w:pStyle w:val="Compact"/>
         <w:numPr>
           <w:ilvl w:val="0"/>
-          <w:numId w:val="1047"/>
+          <w:numId w:val="1049"/>
         </w:numPr>
       </w:pPr>
       <w:r>
@@ -11818,7 +12306,7 @@
         <w:pStyle w:val="Compact"/>
         <w:numPr>
           <w:ilvl w:val="0"/>
-          <w:numId w:val="1047"/>
+          <w:numId w:val="1049"/>
         </w:numPr>
       </w:pPr>
       <w:r>
@@ -11839,7 +12327,7 @@
         <w:pStyle w:val="Compact"/>
         <w:numPr>
           <w:ilvl w:val="0"/>
-          <w:numId w:val="1047"/>
+          <w:numId w:val="1049"/>
         </w:numPr>
       </w:pPr>
       <w:r>
@@ -11862,9 +12350,9 @@
         </w:pict>
       </w:r>
     </w:p>
-    <w:bookmarkEnd w:id="31"/>
-    <w:bookmarkEnd w:id="32"/>
-    <w:bookmarkStart w:id="36" w:name="검증"/>
+    <w:bookmarkEnd w:id="33"/>
+    <w:bookmarkEnd w:id="34"/>
+    <w:bookmarkStart w:id="39" w:name="검증"/>
     <w:p>
       <w:pPr>
         <w:pStyle w:val="Heading2"/>
@@ -11873,7 +12361,7 @@
         <w:t xml:space="preserve">7. 검증</w:t>
       </w:r>
     </w:p>
-    <w:bookmarkStart w:id="33" w:name="판정-규칙-모든-항목-공통"/>
+    <w:bookmarkStart w:id="35" w:name="판정-규칙-모든-항목-공통"/>
     <w:p>
       <w:pPr>
         <w:pStyle w:val="Heading3"/>
@@ -11887,7 +12375,7 @@
         <w:pStyle w:val="Compact"/>
         <w:numPr>
           <w:ilvl w:val="0"/>
-          <w:numId w:val="1048"/>
+          <w:numId w:val="1050"/>
         </w:numPr>
       </w:pPr>
       <w:r>
@@ -11909,7 +12397,7 @@
         <w:pStyle w:val="Compact"/>
         <w:numPr>
           <w:ilvl w:val="0"/>
-          <w:numId w:val="1048"/>
+          <w:numId w:val="1050"/>
         </w:numPr>
       </w:pPr>
       <w:r>
@@ -11943,7 +12431,7 @@
         <w:pStyle w:val="Compact"/>
         <w:numPr>
           <w:ilvl w:val="0"/>
-          <w:numId w:val="1048"/>
+          <w:numId w:val="1050"/>
         </w:numPr>
       </w:pPr>
       <w:r>
@@ -11971,7 +12459,7 @@
         <w:pStyle w:val="Compact"/>
         <w:numPr>
           <w:ilvl w:val="0"/>
-          <w:numId w:val="1048"/>
+          <w:numId w:val="1050"/>
         </w:numPr>
       </w:pPr>
       <w:r>
@@ -12001,15 +12489,15 @@
         <w:pStyle w:val="Compact"/>
         <w:numPr>
           <w:ilvl w:val="0"/>
-          <w:numId w:val="1048"/>
+          <w:numId w:val="1050"/>
         </w:numPr>
       </w:pPr>
       <w:r>
         <w:t xml:space="preserve">2026-09-29 재판정 결과: 44개 항목 중 통과 16, 경계 15, 실패 13 (서비스정의서 부록 실험 13). 결과는 4.4의 켜기·끄기 표에 반영했습니다.</w:t>
       </w:r>
     </w:p>
-    <w:bookmarkEnd w:id="33"/>
-    <w:bookmarkStart w:id="34" w:name="켜기-전에-해야-하는-실험-운영-방식-그대로-재검증"/>
+    <w:bookmarkEnd w:id="35"/>
+    <w:bookmarkStart w:id="36" w:name="켜기-전에-해야-하는-실험-운영-방식-그대로-재검증"/>
     <w:p>
       <w:pPr>
         <w:pStyle w:val="Heading3"/>
@@ -13171,8 +13659,54 @@
         </w:tc>
       </w:tr>
     </w:tbl>
-    <w:bookmarkEnd w:id="34"/>
-    <w:bookmarkStart w:id="35" w:name="운영하면서-계속"/>
+    <w:bookmarkEnd w:id="36"/>
+    <w:bookmarkStart w:id="37" w:name="테스트-원칙-sow-h1"/>
+    <w:p>
+      <w:pPr>
+        <w:pStyle w:val="Heading3"/>
+      </w:pPr>
+      <w:r>
+        <w:t xml:space="preserve">7.3 테스트 원칙 (SOW-H1)</w:t>
+      </w:r>
+    </w:p>
+    <w:p>
+      <w:pPr>
+        <w:pStyle w:val="Compact"/>
+        <w:numPr>
+          <w:ilvl w:val="0"/>
+          <w:numId w:val="1051"/>
+        </w:numPr>
+      </w:pPr>
+      <w:r>
+        <w:t xml:space="preserve">DB를 쓰는 엔진 테스트는 스키마를 복사한 임시 스키마에서 실제 작업 함수를 실행. 운영 표에는 쓰지 않음</w:t>
+      </w:r>
+    </w:p>
+    <w:p>
+      <w:pPr>
+        <w:pStyle w:val="Compact"/>
+        <w:numPr>
+          <w:ilvl w:val="0"/>
+          <w:numId w:val="1051"/>
+        </w:numPr>
+      </w:pPr>
+      <w:r>
+        <w:t xml:space="preserve">웹: 단위 테스트는 빌드 전에 실행. e2e는 로컬 스택 실데이터로 사용 흐름·지도·API와 DB 대조를 돌리고, 지금 데이터에 없는 상태(늦은 데이터, 명절 등)만 목 응답 사용</w:t>
+      </w:r>
+    </w:p>
+    <w:p>
+      <w:pPr>
+        <w:pStyle w:val="Compact"/>
+        <w:numPr>
+          <w:ilvl w:val="0"/>
+          <w:numId w:val="1051"/>
+        </w:numPr>
+      </w:pPr>
+      <w:r>
+        <w:t xml:space="preserve">2026-10-02 기준: 엔진 136개, 웹 단위 25개, e2e 47개</w:t>
+      </w:r>
+    </w:p>
+    <w:bookmarkEnd w:id="37"/>
+    <w:bookmarkStart w:id="38" w:name="운영하면서-계속"/>
     <w:p>
       <w:pPr>
         <w:pStyle w:val="Heading3"/>
@@ -13454,9 +13988,9 @@
         </w:pict>
       </w:r>
     </w:p>
-    <w:bookmarkEnd w:id="35"/>
-    <w:bookmarkEnd w:id="36"/>
-    <w:bookmarkStart w:id="37" w:name="작업-단위-cursor-작업-지시서로-나눌-것"/>
+    <w:bookmarkEnd w:id="38"/>
+    <w:bookmarkEnd w:id="39"/>
+    <w:bookmarkStart w:id="40" w:name="작업-단위-cursor-작업-지시서로-나눌-것"/>
     <w:p>
       <w:pPr>
         <w:pStyle w:val="Heading2"/>
@@ -14370,8 +14904,8 @@
         </w:pict>
       </w:r>
     </w:p>
-    <w:bookmarkEnd w:id="37"/>
-    <w:bookmarkStart w:id="38" w:name="만들지-않는-것-이유와-함께"/>
+    <w:bookmarkEnd w:id="40"/>
+    <w:bookmarkStart w:id="41" w:name="만들지-않는-것-이유와-함께"/>
     <w:p>
       <w:pPr>
         <w:pStyle w:val="Heading2"/>
@@ -14708,8 +15242,8 @@
         </w:pict>
       </w:r>
     </w:p>
-    <w:bookmarkEnd w:id="38"/>
-    <w:bookmarkStart w:id="39" w:name="아직-정하지-않은-것-구현을-막지는-않음"/>
+    <w:bookmarkEnd w:id="41"/>
+    <w:bookmarkStart w:id="42" w:name="아직-정하지-않은-것-구현을-막지는-않음"/>
     <w:p>
       <w:pPr>
         <w:pStyle w:val="Heading2"/>
@@ -14723,7 +15257,7 @@
         <w:pStyle w:val="Compact"/>
         <w:numPr>
           <w:ilvl w:val="0"/>
-          <w:numId w:val="1049"/>
+          <w:numId w:val="1052"/>
         </w:numPr>
       </w:pPr>
       <w:r>
@@ -14745,7 +15279,7 @@
         <w:pStyle w:val="Compact"/>
         <w:numPr>
           <w:ilvl w:val="0"/>
-          <w:numId w:val="1049"/>
+          <w:numId w:val="1052"/>
         </w:numPr>
       </w:pPr>
       <w:r>
@@ -14795,7 +15329,7 @@
         <w:pStyle w:val="Compact"/>
         <w:numPr>
           <w:ilvl w:val="0"/>
-          <w:numId w:val="1049"/>
+          <w:numId w:val="1052"/>
         </w:numPr>
       </w:pPr>
       <w:r>
@@ -14817,7 +15351,7 @@
         <w:pStyle w:val="Compact"/>
         <w:numPr>
           <w:ilvl w:val="0"/>
-          <w:numId w:val="1049"/>
+          <w:numId w:val="1052"/>
         </w:numPr>
       </w:pPr>
       <w:r>
@@ -14854,7 +15388,7 @@
         <w:pStyle w:val="Compact"/>
         <w:numPr>
           <w:ilvl w:val="0"/>
-          <w:numId w:val="1049"/>
+          <w:numId w:val="1052"/>
         </w:numPr>
       </w:pPr>
       <w:r>
@@ -14885,7 +15419,7 @@
         <w:pStyle w:val="Compact"/>
         <w:numPr>
           <w:ilvl w:val="0"/>
-          <w:numId w:val="1049"/>
+          <w:numId w:val="1052"/>
         </w:numPr>
       </w:pPr>
       <w:r>
@@ -14913,7 +15447,7 @@
         <w:pStyle w:val="Compact"/>
         <w:numPr>
           <w:ilvl w:val="0"/>
-          <w:numId w:val="1049"/>
+          <w:numId w:val="1052"/>
         </w:numPr>
       </w:pPr>
       <w:r>
@@ -14935,7 +15469,7 @@
         <w:pStyle w:val="Compact"/>
         <w:numPr>
           <w:ilvl w:val="0"/>
-          <w:numId w:val="1049"/>
+          <w:numId w:val="1052"/>
         </w:numPr>
       </w:pPr>
       <w:r>
@@ -14957,7 +15491,7 @@
         <w:pStyle w:val="Compact"/>
         <w:numPr>
           <w:ilvl w:val="0"/>
-          <w:numId w:val="1049"/>
+          <w:numId w:val="1052"/>
         </w:numPr>
       </w:pPr>
       <w:r>
@@ -14979,7 +15513,7 @@
         <w:pStyle w:val="Compact"/>
         <w:numPr>
           <w:ilvl w:val="0"/>
-          <w:numId w:val="1049"/>
+          <w:numId w:val="1052"/>
         </w:numPr>
       </w:pPr>
       <w:r>
@@ -15001,7 +15535,7 @@
         <w:pStyle w:val="Compact"/>
         <w:numPr>
           <w:ilvl w:val="0"/>
-          <w:numId w:val="1049"/>
+          <w:numId w:val="1052"/>
         </w:numPr>
       </w:pPr>
       <w:r>
@@ -15037,7 +15571,7 @@
         <w:pStyle w:val="Compact"/>
         <w:numPr>
           <w:ilvl w:val="0"/>
-          <w:numId w:val="1049"/>
+          <w:numId w:val="1052"/>
         </w:numPr>
       </w:pPr>
       <w:r>
@@ -15059,7 +15593,7 @@
         <w:pStyle w:val="Compact"/>
         <w:numPr>
           <w:ilvl w:val="0"/>
-          <w:numId w:val="1049"/>
+          <w:numId w:val="1052"/>
         </w:numPr>
       </w:pPr>
       <w:r>
@@ -15093,7 +15627,7 @@
         <w:pStyle w:val="Compact"/>
         <w:numPr>
           <w:ilvl w:val="0"/>
-          <w:numId w:val="1049"/>
+          <w:numId w:val="1052"/>
         </w:numPr>
       </w:pPr>
       <w:r>
@@ -15115,7 +15649,7 @@
         <w:pStyle w:val="Compact"/>
         <w:numPr>
           <w:ilvl w:val="0"/>
-          <w:numId w:val="1049"/>
+          <w:numId w:val="1052"/>
         </w:numPr>
       </w:pPr>
       <w:r>
@@ -15137,7 +15671,7 @@
         <w:pStyle w:val="Compact"/>
         <w:numPr>
           <w:ilvl w:val="0"/>
-          <w:numId w:val="1049"/>
+          <w:numId w:val="1052"/>
         </w:numPr>
       </w:pPr>
       <w:r>
@@ -15159,7 +15693,7 @@
         <w:pStyle w:val="Compact"/>
         <w:numPr>
           <w:ilvl w:val="0"/>
-          <w:numId w:val="1049"/>
+          <w:numId w:val="1052"/>
         </w:numPr>
       </w:pPr>
       <w:r>
@@ -15181,7 +15715,7 @@
         <w:pStyle w:val="Compact"/>
         <w:numPr>
           <w:ilvl w:val="0"/>
-          <w:numId w:val="1049"/>
+          <w:numId w:val="1052"/>
         </w:numPr>
       </w:pPr>
       <w:r>
@@ -15203,7 +15737,7 @@
         <w:pStyle w:val="Compact"/>
         <w:numPr>
           <w:ilvl w:val="0"/>
-          <w:numId w:val="1049"/>
+          <w:numId w:val="1052"/>
         </w:numPr>
       </w:pPr>
       <w:r>
@@ -15220,8 +15754,8 @@
         <w:t xml:space="preserve">추정이 틀리는 곳입니다. 대림역은 B등급이 아니라 121곳 안(A1)에 있어 실측이 있습니다. B등급에 비슷한 성격의 역이 있으면 E1에서 걸러집니다.</w:t>
       </w:r>
     </w:p>
-    <w:bookmarkEnd w:id="39"/>
-    <w:bookmarkEnd w:id="40"/>
+    <w:bookmarkEnd w:id="42"/>
+    <w:bookmarkEnd w:id="43"/>
     <w:sectPr>
       <w:footnotePr>
         <w:numRestart w:val="eachSect"/>
@@ -15882,6 +16416,12 @@
     <w:abstractNumId w:val="991"/>
   </w:num>
   <w:num w:numId="1038">
+    <w:abstractNumId w:val="991"/>
+  </w:num>
+  <w:num w:numId="1039">
+    <w:abstractNumId w:val="991"/>
+  </w:num>
+  <w:num w:numId="1040">
     <w:abstractNumId w:val="99411"/>
     <w:lvlOverride w:ilvl="0">
       <w:startOverride w:val="1"/>
@@ -15911,12 +16451,6 @@
       <w:startOverride w:val="1"/>
     </w:lvlOverride>
   </w:num>
-  <w:num w:numId="1039">
-    <w:abstractNumId w:val="991"/>
-  </w:num>
-  <w:num w:numId="1040">
-    <w:abstractNumId w:val="991"/>
-  </w:num>
   <w:num w:numId="1041">
     <w:abstractNumId w:val="991"/>
   </w:num>
@@ -15942,6 +16476,15 @@
     <w:abstractNumId w:val="991"/>
   </w:num>
   <w:num w:numId="1049">
+    <w:abstractNumId w:val="991"/>
+  </w:num>
+  <w:num w:numId="1050">
+    <w:abstractNumId w:val="991"/>
+  </w:num>
+  <w:num w:numId="1051">
+    <w:abstractNumId w:val="991"/>
+  </w:num>
+  <w:num w:numId="1052">
     <w:abstractNumId w:val="991"/>
   </w:num>
 </w:numbering>

--- a/UrbanPulse_구현설계서.docx
+++ b/UrbanPulse_구현설계서.docx
@@ -2,13 +2,13 @@
 <file path=word/document.xml><?xml version="1.0" encoding="utf-8"?>
 <w:document xmlns:w="http://schemas.openxmlformats.org/wordprocessingml/2006/main" xmlns:m="http://schemas.openxmlformats.org/officeDocument/2006/math" xmlns:r="http://schemas.openxmlformats.org/officeDocument/2006/relationships" xmlns:o="urn:schemas-microsoft-com:office:office" xmlns:v="urn:schemas-microsoft-com:vml" xmlns:w10="urn:schemas-microsoft-com:office:word" xmlns:a="http://schemas.openxmlformats.org/drawingml/2006/main" xmlns:pic="http://schemas.openxmlformats.org/drawingml/2006/picture" xmlns:wp="http://schemas.openxmlformats.org/drawingml/2006/wordprocessingDrawing">
   <w:body>
-    <w:bookmarkStart w:id="43" w:name="urbanpulse-구현-설계서-v7.5-2026-10-02"/>
+    <w:bookmarkStart w:id="43" w:name="urbanpulse-구현-설계서-v7.6-2026-10-02"/>
     <w:p>
       <w:pPr>
         <w:pStyle w:val="Heading1"/>
       </w:pPr>
       <w:r>
-        <w:t xml:space="preserve">UrbanPulse 구현 설계서 v7.5 (2026-10-02)</w:t>
+        <w:t xml:space="preserve">UrbanPulse 구현 설계서 v7.6 (2026-10-02)</w:t>
       </w:r>
     </w:p>
     <w:p>
@@ -53,6 +53,21 @@
       </w:r>
       <w:r>
         <w:t xml:space="preserve">에 있습니다.</w:t>
+      </w:r>
+      <w:r>
+        <w:t xml:space="preserve"> </w:t>
+      </w:r>
+      <w:r>
+        <w:t xml:space="preserve">v7.6: 로컬 완성(</w:t>
+      </w:r>
+      <w:r>
+        <w:rPr>
+          <w:rStyle w:val="VerbatimChar"/>
+        </w:rPr>
+        <w:t xml:space="preserve">docs/sow/SOW-L1.md</w:t>
+      </w:r>
+      <w:r>
+        <w:t xml:space="preserve">) 반영. 클라우드 이전 스크립트와 예행연습(1.2 아래), 관리 화면은 토큰을 주소가 아니라 입력 창으로 받음(6.1), 대체 날짜는 점수가 같으면 가까운 날 먼저, 지도 워커는 정적 파일. 클라우드 계정 작업은 뒤로 미룸.</w:t>
       </w:r>
       <w:r>
         <w:t xml:space="preserve"> </w:t>
@@ -1790,6 +1805,183 @@
         <w:t xml:space="preserve">로 합니다.</w:t>
       </w:r>
     </w:p>
+    <w:p>
+      <w:pPr>
+        <w:pStyle w:val="FirstParagraph"/>
+      </w:pPr>
+      <w:r>
+        <w:rPr>
+          <w:b/>
+          <w:bCs/>
+        </w:rPr>
+        <w:t xml:space="preserve">클라우드 이전 준비 (SOW-L1, 계정 없이 끝낸 부분)</w:t>
+      </w:r>
+    </w:p>
+    <w:p>
+      <w:pPr>
+        <w:pStyle w:val="Compact"/>
+        <w:numPr>
+          <w:ilvl w:val="0"/>
+          <w:numId w:val="1002"/>
+        </w:numPr>
+      </w:pPr>
+      <w:r>
+        <w:t xml:space="preserve">이전 절차는 전부</w:t>
+      </w:r>
+      <w:r>
+        <w:t xml:space="preserve"> </w:t>
+      </w:r>
+      <w:r>
+        <w:rPr>
+          <w:rStyle w:val="VerbatimChar"/>
+        </w:rPr>
+        <w:t xml:space="preserve">scripts/cloud/</w:t>
+      </w:r>
+      <w:r>
+        <w:t xml:space="preserve">의 스크립트이고 순서는</w:t>
+      </w:r>
+      <w:r>
+        <w:t xml:space="preserve"> </w:t>
+      </w:r>
+      <w:r>
+        <w:rPr>
+          <w:rStyle w:val="VerbatimChar"/>
+        </w:rPr>
+        <w:t xml:space="preserve">docs/RUNBOOK.md</w:t>
+      </w:r>
+      <w:r>
+        <w:t xml:space="preserve">에 있습니다. 모든 스크립트는</w:t>
+      </w:r>
+      <w:r>
+        <w:t xml:space="preserve"> </w:t>
+      </w:r>
+      <w:r>
+        <w:rPr>
+          <w:rStyle w:val="VerbatimChar"/>
+        </w:rPr>
+        <w:t xml:space="preserve">-Plan</w:t>
+      </w:r>
+      <w:r>
+        <w:t xml:space="preserve">으로 실행 없이 단계만 볼 수 있습니다.</w:t>
+      </w:r>
+    </w:p>
+    <w:p>
+      <w:pPr>
+        <w:pStyle w:val="Compact"/>
+        <w:numPr>
+          <w:ilvl w:val="0"/>
+          <w:numId w:val="1002"/>
+        </w:numPr>
+      </w:pPr>
+      <w:r>
+        <w:rPr>
+          <w:rStyle w:val="VerbatimChar"/>
+        </w:rPr>
+        <w:t xml:space="preserve">scripts/cloud/rehearse.ps1</w:t>
+      </w:r>
+      <w:r>
+        <w:t xml:space="preserve">이 예행연습입니다. 호스팅 DB 대신 로컬과 같은 이미지의 임시 Postgres, GCS 대신 가짜 버킷, Cloud Run 대신 같은 CPU·메모리 제한을 건 엔진 컨테이너를 씁니다. 스키마 적용 → 데이터 복사(표마다 행 수 비교) → 작업 5개 실행 → 원본 덮어쓰기 거부 확인 → 같은 데이터에서 컨테이너와 노트북의 추천이 같은지 비교까지 하고, 띄운 것을 모두 지웁니다. 실제 표와</w:t>
+      </w:r>
+      <w:r>
+        <w:t xml:space="preserve"> </w:t>
+      </w:r>
+      <w:r>
+        <w:rPr>
+          <w:rStyle w:val="VerbatimChar"/>
+        </w:rPr>
+        <w:t xml:space="preserve">data/raw</w:t>
+      </w:r>
+      <w:r>
+        <w:t xml:space="preserve">는 읽기만 합니다.</w:t>
+      </w:r>
+    </w:p>
+    <w:p>
+      <w:pPr>
+        <w:pStyle w:val="Compact"/>
+        <w:numPr>
+          <w:ilvl w:val="0"/>
+          <w:numId w:val="1002"/>
+        </w:numPr>
+      </w:pPr>
+      <w:r>
+        <w:t xml:space="preserve">예행연습으로 확인하지 못한 것:</w:t>
+      </w:r>
+      <w:r>
+        <w:t xml:space="preserve"> </w:t>
+      </w:r>
+      <w:r>
+        <w:rPr>
+          <w:rStyle w:val="VerbatimChar"/>
+        </w:rPr>
+        <w:t xml:space="preserve">gcloud</w:t>
+      </w:r>
+      <w:r>
+        <w:t xml:space="preserve">,</w:t>
+      </w:r>
+      <w:r>
+        <w:t xml:space="preserve"> </w:t>
+      </w:r>
+      <w:r>
+        <w:rPr>
+          <w:rStyle w:val="VerbatimChar"/>
+        </w:rPr>
+        <w:t xml:space="preserve">vercel</w:t>
+      </w:r>
+      <w:r>
+        <w:t xml:space="preserve"> </w:t>
+      </w:r>
+      <w:r>
+        <w:t xml:space="preserve">명령 자체(계정이 없어 문법 검사와</w:t>
+      </w:r>
+      <w:r>
+        <w:t xml:space="preserve"> </w:t>
+      </w:r>
+      <w:r>
+        <w:rPr>
+          <w:rStyle w:val="VerbatimChar"/>
+        </w:rPr>
+        <w:t xml:space="preserve">-Plan</w:t>
+      </w:r>
+      <w:r>
+        <w:t xml:space="preserve"> </w:t>
+      </w:r>
+      <w:r>
+        <w:t xml:space="preserve">실행만 함), 서울 리전에서 서울시 API로 나가는 통신.</w:t>
+      </w:r>
+    </w:p>
+    <w:p>
+      <w:pPr>
+        <w:pStyle w:val="Compact"/>
+        <w:numPr>
+          <w:ilvl w:val="0"/>
+          <w:numId w:val="1002"/>
+        </w:numPr>
+      </w:pPr>
+      <w:r>
+        <w:t xml:space="preserve">2026-10-02 측정: 예측 49초·최대 323MB(제한 4Gi), 수집 8초·167MB, 복사 후 DB 150MB.</w:t>
+      </w:r>
+    </w:p>
+    <w:p>
+      <w:pPr>
+        <w:pStyle w:val="Compact"/>
+        <w:numPr>
+          <w:ilvl w:val="0"/>
+          <w:numId w:val="1002"/>
+        </w:numPr>
+      </w:pPr>
+      <w:r>
+        <w:t xml:space="preserve">대체 날짜(</w:t>
+      </w:r>
+      <w:r>
+        <w:rPr>
+          <w:rStyle w:val="VerbatimChar"/>
+        </w:rPr>
+        <w:t xml:space="preserve">alt_dates</w:t>
+      </w:r>
+      <w:r>
+        <w:t xml:space="preserve">)는 점수가 같으면 가까운 날짜를 먼저 둡니다. 예행연습에서 예측 작업과 수집 뒤 갱신이 같은 점수의 날짜를 다른 순서로 내는 것이 드러나 고쳤습니다.</w:t>
+      </w:r>
+    </w:p>
     <w:bookmarkEnd w:id="11"/>
     <w:bookmarkStart w:id="12" w:name="비용과-저장량-추정"/>
     <w:p>
@@ -2137,7 +2329,7 @@
         <w:pStyle w:val="Compact"/>
         <w:numPr>
           <w:ilvl w:val="0"/>
-          <w:numId w:val="1002"/>
+          <w:numId w:val="1003"/>
         </w:numPr>
       </w:pPr>
       <w:r>
@@ -2165,7 +2357,7 @@
         <w:pStyle w:val="Compact"/>
         <w:numPr>
           <w:ilvl w:val="0"/>
-          <w:numId w:val="1002"/>
+          <w:numId w:val="1003"/>
         </w:numPr>
       </w:pPr>
       <w:r>
@@ -2187,7 +2379,7 @@
         <w:pStyle w:val="Compact"/>
         <w:numPr>
           <w:ilvl w:val="0"/>
-          <w:numId w:val="1002"/>
+          <w:numId w:val="1003"/>
         </w:numPr>
       </w:pPr>
       <w:r>
@@ -5615,7 +5807,7 @@
         <w:pStyle w:val="Compact"/>
         <w:numPr>
           <w:ilvl w:val="0"/>
-          <w:numId w:val="1003"/>
+          <w:numId w:val="1004"/>
         </w:numPr>
       </w:pPr>
       <w:r>
@@ -5682,31 +5874,31 @@
         <w:pStyle w:val="Compact"/>
         <w:numPr>
           <w:ilvl w:val="1"/>
+          <w:numId w:val="1005"/>
+        </w:numPr>
+      </w:pPr>
+      <w:r>
+        <w:t xml:space="preserve">이 파일들은 1시간 간격으로 뽑은 것입니다. 30분 간격으로 채우려면 공개 수집기의 git 이력에서 다시 받습니다(</w:t>
+      </w:r>
+      <w:r>
+        <w:rPr>
+          <w:rStyle w:val="VerbatimChar"/>
+        </w:rPr>
+        <w:t xml:space="preserve">collect_rtd_history.py</w:t>
+      </w:r>
+      <w:r>
+        <w:t xml:space="preserve"> </w:t>
+      </w:r>
+      <w:r>
+        <w:t xml:space="preserve">방식).</w:t>
+      </w:r>
+    </w:p>
+    <w:p>
+      <w:pPr>
+        <w:pStyle w:val="Compact"/>
+        <w:numPr>
+          <w:ilvl w:val="0"/>
           <w:numId w:val="1004"/>
-        </w:numPr>
-      </w:pPr>
-      <w:r>
-        <w:t xml:space="preserve">이 파일들은 1시간 간격으로 뽑은 것입니다. 30분 간격으로 채우려면 공개 수집기의 git 이력에서 다시 받습니다(</w:t>
-      </w:r>
-      <w:r>
-        <w:rPr>
-          <w:rStyle w:val="VerbatimChar"/>
-        </w:rPr>
-        <w:t xml:space="preserve">collect_rtd_history.py</w:t>
-      </w:r>
-      <w:r>
-        <w:t xml:space="preserve"> </w:t>
-      </w:r>
-      <w:r>
-        <w:t xml:space="preserve">방식).</w:t>
-      </w:r>
-    </w:p>
-    <w:p>
-      <w:pPr>
-        <w:pStyle w:val="Compact"/>
-        <w:numPr>
-          <w:ilvl w:val="0"/>
-          <w:numId w:val="1003"/>
         </w:numPr>
       </w:pPr>
       <w:r>
@@ -5774,7 +5966,7 @@
         <w:pStyle w:val="Compact"/>
         <w:numPr>
           <w:ilvl w:val="0"/>
-          <w:numId w:val="1003"/>
+          <w:numId w:val="1004"/>
         </w:numPr>
       </w:pPr>
       <w:r>
@@ -5796,7 +5988,7 @@
         <w:pStyle w:val="Compact"/>
         <w:numPr>
           <w:ilvl w:val="0"/>
-          <w:numId w:val="1003"/>
+          <w:numId w:val="1004"/>
         </w:numPr>
       </w:pPr>
       <w:r>
@@ -5902,7 +6094,7 @@
         <w:pStyle w:val="Compact"/>
         <w:numPr>
           <w:ilvl w:val="0"/>
-          <w:numId w:val="1005"/>
+          <w:numId w:val="1006"/>
         </w:numPr>
       </w:pPr>
       <w:r>
@@ -5926,7 +6118,7 @@
         <w:pStyle w:val="Compact"/>
         <w:numPr>
           <w:ilvl w:val="0"/>
-          <w:numId w:val="1005"/>
+          <w:numId w:val="1006"/>
         </w:numPr>
       </w:pPr>
       <w:r>
@@ -5950,7 +6142,7 @@
         <w:pStyle w:val="Compact"/>
         <w:numPr>
           <w:ilvl w:val="0"/>
-          <w:numId w:val="1005"/>
+          <w:numId w:val="1006"/>
         </w:numPr>
       </w:pPr>
       <w:r>
@@ -6022,19 +6214,19 @@
         <w:pStyle w:val="Compact"/>
         <w:numPr>
           <w:ilvl w:val="1"/>
+          <w:numId w:val="1007"/>
+        </w:numPr>
+      </w:pPr>
+      <w:r>
+        <w:t xml:space="preserve">업종이 하나뿐인 장소는 목록이 아닌 단일 객체로 옵니다. 두 형태를 모두 처리해야 합니다.</w:t>
+      </w:r>
+    </w:p>
+    <w:p>
+      <w:pPr>
+        <w:pStyle w:val="Compact"/>
+        <w:numPr>
+          <w:ilvl w:val="0"/>
           <w:numId w:val="1006"/>
-        </w:numPr>
-      </w:pPr>
-      <w:r>
-        <w:t xml:space="preserve">업종이 하나뿐인 장소는 목록이 아닌 단일 객체로 옵니다. 두 형태를 모두 처리해야 합니다.</w:t>
-      </w:r>
-    </w:p>
-    <w:p>
-      <w:pPr>
-        <w:pStyle w:val="Compact"/>
-        <w:numPr>
-          <w:ilvl w:val="0"/>
-          <w:numId w:val="1005"/>
         </w:numPr>
       </w:pPr>
       <w:r>
@@ -6077,7 +6269,7 @@
         <w:pStyle w:val="Compact"/>
         <w:numPr>
           <w:ilvl w:val="1"/>
-          <w:numId w:val="1007"/>
+          <w:numId w:val="1008"/>
         </w:numPr>
       </w:pPr>
       <w:r>
@@ -6143,7 +6335,7 @@
         <w:pStyle w:val="Compact"/>
         <w:numPr>
           <w:ilvl w:val="1"/>
-          <w:numId w:val="1007"/>
+          <w:numId w:val="1008"/>
         </w:numPr>
       </w:pPr>
       <w:r>
@@ -6155,7 +6347,7 @@
         <w:pStyle w:val="Compact"/>
         <w:numPr>
           <w:ilvl w:val="1"/>
-          <w:numId w:val="1007"/>
+          <w:numId w:val="1008"/>
         </w:numPr>
       </w:pPr>
       <w:r>
@@ -6179,7 +6371,7 @@
         <w:pStyle w:val="Compact"/>
         <w:numPr>
           <w:ilvl w:val="0"/>
-          <w:numId w:val="1005"/>
+          <w:numId w:val="1006"/>
         </w:numPr>
       </w:pPr>
       <w:r>
@@ -6248,7 +6440,7 @@
         <w:pStyle w:val="Compact"/>
         <w:numPr>
           <w:ilvl w:val="0"/>
-          <w:numId w:val="1008"/>
+          <w:numId w:val="1009"/>
         </w:numPr>
       </w:pPr>
       <w:r>
@@ -6291,7 +6483,7 @@
         <w:pStyle w:val="Compact"/>
         <w:numPr>
           <w:ilvl w:val="0"/>
-          <w:numId w:val="1008"/>
+          <w:numId w:val="1009"/>
         </w:numPr>
       </w:pPr>
       <w:r>
@@ -6313,79 +6505,79 @@
         <w:pStyle w:val="Compact"/>
         <w:numPr>
           <w:ilvl w:val="1"/>
+          <w:numId w:val="1010"/>
+        </w:numPr>
+      </w:pPr>
+      <w:r>
+        <w:t xml:space="preserve">학습한 장소(장소 번호표에 있음)는</w:t>
+      </w:r>
+      <w:r>
+        <w:t xml:space="preserve"> </w:t>
+      </w:r>
+      <w:r>
+        <w:rPr>
+          <w:rStyle w:val="VerbatimChar"/>
+        </w:rPr>
+        <w:t xml:space="preserve">ratio_v1</w:t>
+      </w:r>
+      <w:r>
+        <w:t xml:space="preserve">을 씁니다.</w:t>
+      </w:r>
+    </w:p>
+    <w:p>
+      <w:pPr>
+        <w:pStyle w:val="Compact"/>
+        <w:numPr>
+          <w:ilvl w:val="1"/>
+          <w:numId w:val="1010"/>
+        </w:numPr>
+      </w:pPr>
+      <w:r>
+        <w:t xml:space="preserve">번호표에 없는 장소(실시간 111곳 중 9곳)는</w:t>
+      </w:r>
+      <w:r>
+        <w:t xml:space="preserve"> </w:t>
+      </w:r>
+      <w:r>
+        <w:rPr>
+          <w:rStyle w:val="VerbatimChar"/>
+        </w:rPr>
+        <w:t xml:space="preserve">ratio_v1b</w:t>
+      </w:r>
+      <w:r>
+        <w:t xml:space="preserve">를 씁니다.</w:t>
+      </w:r>
+    </w:p>
+    <w:p>
+      <w:pPr>
+        <w:pStyle w:val="Compact"/>
+        <w:numPr>
+          <w:ilvl w:val="1"/>
+          <w:numId w:val="1010"/>
+        </w:numPr>
+      </w:pPr>
+      <w:r>
+        <w:t xml:space="preserve">입력: 장소(또는 장소 유형), 시간, 요일, 월, 공휴일 여부, 주말과 겹친 공휴일 여부, 명절 구간, 공휴일까지 남은 날·지난 날, 예측 거리(0~7일)</w:t>
+      </w:r>
+    </w:p>
+    <w:p>
+      <w:pPr>
+        <w:pStyle w:val="Compact"/>
+        <w:numPr>
+          <w:ilvl w:val="1"/>
+          <w:numId w:val="1010"/>
+        </w:numPr>
+      </w:pPr>
+      <w:r>
+        <w:t xml:space="preserve">출력: log(실제 ÷ 3주 같은 요일 평균)</w:t>
+      </w:r>
+    </w:p>
+    <w:p>
+      <w:pPr>
+        <w:pStyle w:val="Compact"/>
+        <w:numPr>
+          <w:ilvl w:val="0"/>
           <w:numId w:val="1009"/>
-        </w:numPr>
-      </w:pPr>
-      <w:r>
-        <w:t xml:space="preserve">학습한 장소(장소 번호표에 있음)는</w:t>
-      </w:r>
-      <w:r>
-        <w:t xml:space="preserve"> </w:t>
-      </w:r>
-      <w:r>
-        <w:rPr>
-          <w:rStyle w:val="VerbatimChar"/>
-        </w:rPr>
-        <w:t xml:space="preserve">ratio_v1</w:t>
-      </w:r>
-      <w:r>
-        <w:t xml:space="preserve">을 씁니다.</w:t>
-      </w:r>
-    </w:p>
-    <w:p>
-      <w:pPr>
-        <w:pStyle w:val="Compact"/>
-        <w:numPr>
-          <w:ilvl w:val="1"/>
-          <w:numId w:val="1009"/>
-        </w:numPr>
-      </w:pPr>
-      <w:r>
-        <w:t xml:space="preserve">번호표에 없는 장소(실시간 111곳 중 9곳)는</w:t>
-      </w:r>
-      <w:r>
-        <w:t xml:space="preserve"> </w:t>
-      </w:r>
-      <w:r>
-        <w:rPr>
-          <w:rStyle w:val="VerbatimChar"/>
-        </w:rPr>
-        <w:t xml:space="preserve">ratio_v1b</w:t>
-      </w:r>
-      <w:r>
-        <w:t xml:space="preserve">를 씁니다.</w:t>
-      </w:r>
-    </w:p>
-    <w:p>
-      <w:pPr>
-        <w:pStyle w:val="Compact"/>
-        <w:numPr>
-          <w:ilvl w:val="1"/>
-          <w:numId w:val="1009"/>
-        </w:numPr>
-      </w:pPr>
-      <w:r>
-        <w:t xml:space="preserve">입력: 장소(또는 장소 유형), 시간, 요일, 월, 공휴일 여부, 주말과 겹친 공휴일 여부, 명절 구간, 공휴일까지 남은 날·지난 날, 예측 거리(0~7일)</w:t>
-      </w:r>
-    </w:p>
-    <w:p>
-      <w:pPr>
-        <w:pStyle w:val="Compact"/>
-        <w:numPr>
-          <w:ilvl w:val="1"/>
-          <w:numId w:val="1009"/>
-        </w:numPr>
-      </w:pPr>
-      <w:r>
-        <w:t xml:space="preserve">출력: log(실제 ÷ 3주 같은 요일 평균)</w:t>
-      </w:r>
-    </w:p>
-    <w:p>
-      <w:pPr>
-        <w:pStyle w:val="Compact"/>
-        <w:numPr>
-          <w:ilvl w:val="0"/>
-          <w:numId w:val="1008"/>
         </w:numPr>
       </w:pPr>
       <w:r>
@@ -6401,7 +6593,7 @@
         <w:pStyle w:val="Compact"/>
         <w:numPr>
           <w:ilvl w:val="1"/>
-          <w:numId w:val="1010"/>
+          <w:numId w:val="1011"/>
         </w:numPr>
       </w:pPr>
       <w:r>
@@ -6413,7 +6605,7 @@
         <w:pStyle w:val="Compact"/>
         <w:numPr>
           <w:ilvl w:val="0"/>
-          <w:numId w:val="1008"/>
+          <w:numId w:val="1009"/>
         </w:numPr>
       </w:pPr>
       <w:r>
@@ -6441,7 +6633,7 @@
         <w:pStyle w:val="Compact"/>
         <w:numPr>
           <w:ilvl w:val="1"/>
-          <w:numId w:val="1011"/>
+          <w:numId w:val="1012"/>
         </w:numPr>
       </w:pPr>
       <w:r>
@@ -6453,7 +6645,7 @@
         <w:pStyle w:val="Compact"/>
         <w:numPr>
           <w:ilvl w:val="1"/>
-          <w:numId w:val="1011"/>
+          <w:numId w:val="1012"/>
         </w:numPr>
       </w:pPr>
       <w:r>
@@ -6474,7 +6666,7 @@
         <w:pStyle w:val="Compact"/>
         <w:numPr>
           <w:ilvl w:val="1"/>
-          <w:numId w:val="1011"/>
+          <w:numId w:val="1012"/>
         </w:numPr>
       </w:pPr>
       <w:r>
@@ -6486,7 +6678,7 @@
         <w:pStyle w:val="Compact"/>
         <w:numPr>
           <w:ilvl w:val="0"/>
-          <w:numId w:val="1008"/>
+          <w:numId w:val="1009"/>
         </w:numPr>
       </w:pPr>
       <w:r>
@@ -6514,7 +6706,7 @@
         <w:pStyle w:val="Compact"/>
         <w:numPr>
           <w:ilvl w:val="1"/>
-          <w:numId w:val="1012"/>
+          <w:numId w:val="1013"/>
         </w:numPr>
       </w:pPr>
       <w:r>
@@ -6559,7 +6751,7 @@
         <w:pStyle w:val="Compact"/>
         <w:numPr>
           <w:ilvl w:val="0"/>
-          <w:numId w:val="1008"/>
+          <w:numId w:val="1009"/>
         </w:numPr>
       </w:pPr>
       <w:r>
@@ -6583,7 +6775,7 @@
         <w:pStyle w:val="Compact"/>
         <w:numPr>
           <w:ilvl w:val="0"/>
-          <w:numId w:val="1008"/>
+          <w:numId w:val="1009"/>
         </w:numPr>
       </w:pPr>
       <w:r>
@@ -6628,7 +6820,7 @@
         <w:pStyle w:val="Compact"/>
         <w:numPr>
           <w:ilvl w:val="0"/>
-          <w:numId w:val="1013"/>
+          <w:numId w:val="1014"/>
         </w:numPr>
       </w:pPr>
       <w:r>
@@ -6650,7 +6842,7 @@
         <w:pStyle w:val="Compact"/>
         <w:numPr>
           <w:ilvl w:val="0"/>
-          <w:numId w:val="1013"/>
+          <w:numId w:val="1014"/>
         </w:numPr>
       </w:pPr>
       <w:r>
@@ -6697,7 +6889,7 @@
         <w:pStyle w:val="Compact"/>
         <w:numPr>
           <w:ilvl w:val="0"/>
-          <w:numId w:val="1013"/>
+          <w:numId w:val="1014"/>
         </w:numPr>
       </w:pPr>
       <w:r>
@@ -6731,7 +6923,7 @@
         <w:pStyle w:val="Compact"/>
         <w:numPr>
           <w:ilvl w:val="0"/>
-          <w:numId w:val="1013"/>
+          <w:numId w:val="1014"/>
         </w:numPr>
       </w:pPr>
       <w:r>
@@ -6766,11 +6958,47 @@
         <w:pStyle w:val="Compact"/>
         <w:numPr>
           <w:ilvl w:val="1"/>
+          <w:numId w:val="1015"/>
+        </w:numPr>
+      </w:pPr>
+      <w:r>
+        <w:t xml:space="preserve">기준값 0.0~0.5 모두 결과가 거의 같았습니다(흐름 상관 중앙값 0.81~0.83). 미리 정한 규칙대로 8월 데이터로 고른 0.0을 씁니다(서비스정의서 10.15).</w:t>
+      </w:r>
+    </w:p>
+    <w:p>
+      <w:pPr>
+        <w:pStyle w:val="Compact"/>
+        <w:numPr>
+          <w:ilvl w:val="0"/>
           <w:numId w:val="1014"/>
         </w:numPr>
       </w:pPr>
       <w:r>
-        <w:t xml:space="preserve">기준값 0.0~0.5 모두 결과가 거의 같았습니다(흐름 상관 중앙값 0.81~0.83). 미리 정한 규칙대로 8월 데이터로 고른 0.0을 씁니다(서비스정의서 10.15).</w:t>
+        <w:t xml:space="preserve">공휴일을 뺀 평소 최대(상위 10%) 대비 비율</w:t>
+      </w:r>
+      <w:r>
+        <w:t xml:space="preserve"> </w:t>
+      </w:r>
+      <w:r>
+        <w:rPr>
+          <w:rStyle w:val="VerbatimChar"/>
+        </w:rPr>
+        <w:t xml:space="preserve">rel</w:t>
+      </w:r>
+      <w:r>
+        <w:t xml:space="preserve">로 바꿔</w:t>
+      </w:r>
+      <w:r>
+        <w:t xml:space="preserve"> </w:t>
+      </w:r>
+      <w:r>
+        <w:rPr>
+          <w:rStyle w:val="VerbatimChar"/>
+        </w:rPr>
+        <w:t xml:space="preserve">tier_b_profile</w:t>
+      </w:r>
+      <w:r>
+        <w:t xml:space="preserve">에 넣습니다.</w:t>
       </w:r>
     </w:p>
     <w:p>
@@ -6778,43 +7006,7 @@
         <w:pStyle w:val="Compact"/>
         <w:numPr>
           <w:ilvl w:val="0"/>
-          <w:numId w:val="1013"/>
-        </w:numPr>
-      </w:pPr>
-      <w:r>
-        <w:t xml:space="preserve">공휴일을 뺀 평소 최대(상위 10%) 대비 비율</w:t>
-      </w:r>
-      <w:r>
-        <w:t xml:space="preserve"> </w:t>
-      </w:r>
-      <w:r>
-        <w:rPr>
-          <w:rStyle w:val="VerbatimChar"/>
-        </w:rPr>
-        <w:t xml:space="preserve">rel</w:t>
-      </w:r>
-      <w:r>
-        <w:t xml:space="preserve">로 바꿔</w:t>
-      </w:r>
-      <w:r>
-        <w:t xml:space="preserve"> </w:t>
-      </w:r>
-      <w:r>
-        <w:rPr>
-          <w:rStyle w:val="VerbatimChar"/>
-        </w:rPr>
-        <w:t xml:space="preserve">tier_b_profile</w:t>
-      </w:r>
-      <w:r>
-        <w:t xml:space="preserve">에 넣습니다.</w:t>
-      </w:r>
-    </w:p>
-    <w:p>
-      <w:pPr>
-        <w:pStyle w:val="Compact"/>
-        <w:numPr>
-          <w:ilvl w:val="0"/>
-          <w:numId w:val="1013"/>
+          <w:numId w:val="1014"/>
         </w:numPr>
       </w:pPr>
       <w:r>
@@ -6875,7 +7067,7 @@
         <w:pStyle w:val="Compact"/>
         <w:numPr>
           <w:ilvl w:val="1"/>
-          <w:numId w:val="1015"/>
+          <w:numId w:val="1016"/>
         </w:numPr>
       </w:pPr>
       <w:r>
@@ -6900,7 +7092,7 @@
         <w:pStyle w:val="Compact"/>
         <w:numPr>
           <w:ilvl w:val="1"/>
-          <w:numId w:val="1015"/>
+          <w:numId w:val="1016"/>
         </w:numPr>
       </w:pPr>
       <w:r>
@@ -6953,7 +7145,7 @@
         <w:pStyle w:val="Compact"/>
         <w:numPr>
           <w:ilvl w:val="0"/>
-          <w:numId w:val="1013"/>
+          <w:numId w:val="1014"/>
         </w:numPr>
       </w:pPr>
       <w:r>
@@ -6990,7 +7182,7 @@
         <w:pStyle w:val="Compact"/>
         <w:numPr>
           <w:ilvl w:val="1"/>
-          <w:numId w:val="1016"/>
+          <w:numId w:val="1017"/>
         </w:numPr>
       </w:pPr>
       <w:r>
@@ -7027,7 +7219,7 @@
         <w:pStyle w:val="Compact"/>
         <w:numPr>
           <w:ilvl w:val="1"/>
-          <w:numId w:val="1016"/>
+          <w:numId w:val="1017"/>
         </w:numPr>
       </w:pPr>
       <w:r>
@@ -7060,7 +7252,7 @@
         <w:pStyle w:val="Compact"/>
         <w:numPr>
           <w:ilvl w:val="0"/>
-          <w:numId w:val="1013"/>
+          <w:numId w:val="1014"/>
         </w:numPr>
       </w:pPr>
       <w:r>
@@ -7082,7 +7274,7 @@
         <w:pStyle w:val="Compact"/>
         <w:numPr>
           <w:ilvl w:val="0"/>
-          <w:numId w:val="1013"/>
+          <w:numId w:val="1014"/>
         </w:numPr>
       </w:pPr>
       <w:r>
@@ -7146,7 +7338,7 @@
         <w:pStyle w:val="Compact"/>
         <w:numPr>
           <w:ilvl w:val="0"/>
-          <w:numId w:val="1017"/>
+          <w:numId w:val="1018"/>
         </w:numPr>
       </w:pPr>
       <w:r>
@@ -7162,7 +7354,7 @@
         <w:pStyle w:val="Compact"/>
         <w:numPr>
           <w:ilvl w:val="1"/>
-          <w:numId w:val="1018"/>
+          <w:numId w:val="1019"/>
         </w:numPr>
       </w:pPr>
       <w:r>
@@ -7193,7 +7385,7 @@
         <w:pStyle w:val="Compact"/>
         <w:numPr>
           <w:ilvl w:val="2"/>
-          <w:numId w:val="1019"/>
+          <w:numId w:val="1020"/>
         </w:numPr>
       </w:pPr>
       <w:r>
@@ -7205,7 +7397,7 @@
         <w:pStyle w:val="Compact"/>
         <w:numPr>
           <w:ilvl w:val="2"/>
-          <w:numId w:val="1019"/>
+          <w:numId w:val="1020"/>
         </w:numPr>
       </w:pPr>
       <w:r>
@@ -7227,7 +7419,7 @@
         <w:pStyle w:val="Compact"/>
         <w:numPr>
           <w:ilvl w:val="2"/>
-          <w:numId w:val="1019"/>
+          <w:numId w:val="1020"/>
         </w:numPr>
       </w:pPr>
       <w:r>
@@ -7243,52 +7435,52 @@
         <w:pStyle w:val="Compact"/>
         <w:numPr>
           <w:ilvl w:val="3"/>
+          <w:numId w:val="1021"/>
+        </w:numPr>
+      </w:pPr>
+      <w:r>
+        <w:t xml:space="preserve">구경·산책, 맛집: 추천 시간에 실제로 활발했던 비율 91~92%</w:t>
+      </w:r>
+    </w:p>
+    <w:p>
+      <w:pPr>
+        <w:pStyle w:val="Compact"/>
+        <w:numPr>
+          <w:ilvl w:val="3"/>
+          <w:numId w:val="1021"/>
+        </w:numPr>
+      </w:pPr>
+      <w:r>
+        <w:t xml:space="preserve">쇼핑: 기준 0.5에서는 실패(83.4%). 기준을 0.6으로 올린 재시험(E3b)에서 사전 기준을 통과했습니다(9월 활발 88.9%).</w:t>
+      </w:r>
+    </w:p>
+    <w:p>
+      <w:pPr>
+        <w:pStyle w:val="Compact"/>
+        <w:numPr>
+          <w:ilvl w:val="3"/>
+          <w:numId w:val="1021"/>
+        </w:numPr>
+      </w:pPr>
+      <w:r>
+        <w:t xml:space="preserve">목적 × 허용도별로 켜고 끄는 것은 아래</w:t>
+      </w:r>
+      <w:r>
+        <w:t xml:space="preserve"> </w:t>
+      </w:r>
+      <w:r>
+        <w:t xml:space="preserve">“켜기·끄기 표”</w:t>
+      </w:r>
+      <w:r>
+        <w:t xml:space="preserve">를 따릅니다.</w:t>
+      </w:r>
+    </w:p>
+    <w:p>
+      <w:pPr>
+        <w:pStyle w:val="Compact"/>
+        <w:numPr>
+          <w:ilvl w:val="2"/>
           <w:numId w:val="1020"/>
-        </w:numPr>
-      </w:pPr>
-      <w:r>
-        <w:t xml:space="preserve">구경·산책, 맛집: 추천 시간에 실제로 활발했던 비율 91~92%</w:t>
-      </w:r>
-    </w:p>
-    <w:p>
-      <w:pPr>
-        <w:pStyle w:val="Compact"/>
-        <w:numPr>
-          <w:ilvl w:val="3"/>
-          <w:numId w:val="1020"/>
-        </w:numPr>
-      </w:pPr>
-      <w:r>
-        <w:t xml:space="preserve">쇼핑: 기준 0.5에서는 실패(83.4%). 기준을 0.6으로 올린 재시험(E3b)에서 사전 기준을 통과했습니다(9월 활발 88.9%).</w:t>
-      </w:r>
-    </w:p>
-    <w:p>
-      <w:pPr>
-        <w:pStyle w:val="Compact"/>
-        <w:numPr>
-          <w:ilvl w:val="3"/>
-          <w:numId w:val="1020"/>
-        </w:numPr>
-      </w:pPr>
-      <w:r>
-        <w:t xml:space="preserve">목적 × 허용도별로 켜고 끄는 것은 아래</w:t>
-      </w:r>
-      <w:r>
-        <w:t xml:space="preserve"> </w:t>
-      </w:r>
-      <w:r>
-        <w:t xml:space="preserve">“켜기·끄기 표”</w:t>
-      </w:r>
-      <w:r>
-        <w:t xml:space="preserve">를 따릅니다.</w:t>
-      </w:r>
-    </w:p>
-    <w:p>
-      <w:pPr>
-        <w:pStyle w:val="Compact"/>
-        <w:numPr>
-          <w:ilvl w:val="2"/>
-          <w:numId w:val="1019"/>
         </w:numPr>
       </w:pPr>
       <w:r>
@@ -7335,7 +7527,7 @@
         <w:pStyle w:val="Compact"/>
         <w:numPr>
           <w:ilvl w:val="2"/>
-          <w:numId w:val="1019"/>
+          <w:numId w:val="1020"/>
         </w:numPr>
       </w:pPr>
       <w:r>
@@ -7354,7 +7546,7 @@
         <w:pStyle w:val="Compact"/>
         <w:numPr>
           <w:ilvl w:val="1"/>
-          <w:numId w:val="1018"/>
+          <w:numId w:val="1019"/>
         </w:numPr>
       </w:pPr>
       <w:r>
@@ -7388,7 +7580,7 @@
         <w:pStyle w:val="Compact"/>
         <w:numPr>
           <w:ilvl w:val="1"/>
-          <w:numId w:val="1018"/>
+          <w:numId w:val="1019"/>
         </w:numPr>
       </w:pPr>
       <w:r>
@@ -7410,7 +7602,7 @@
         <w:pStyle w:val="Compact"/>
         <w:numPr>
           <w:ilvl w:val="0"/>
-          <w:numId w:val="1017"/>
+          <w:numId w:val="1018"/>
         </w:numPr>
       </w:pPr>
       <w:r>
@@ -7542,7 +7734,7 @@
         <w:pStyle w:val="Compact"/>
         <w:numPr>
           <w:ilvl w:val="0"/>
-          <w:numId w:val="1021"/>
+          <w:numId w:val="1022"/>
         </w:numPr>
       </w:pPr>
       <w:r>
@@ -7570,97 +7762,97 @@
         <w:pStyle w:val="Compact"/>
         <w:numPr>
           <w:ilvl w:val="1"/>
+          <w:numId w:val="1023"/>
+        </w:numPr>
+      </w:pPr>
+      <w:r>
+        <w:t xml:space="preserve">창 후보는</w:t>
+      </w:r>
+      <w:r>
+        <w:t xml:space="preserve"> </w:t>
+      </w:r>
+      <w:r>
+        <w:t xml:space="preserve">“가도 괜찮아요”</w:t>
+      </w:r>
+      <w:r>
+        <w:t xml:space="preserve">(4.4-9의</w:t>
+      </w:r>
+      <w:r>
+        <w:t xml:space="preserve"> </w:t>
+      </w:r>
+      <w:r>
+        <w:rPr>
+          <w:rStyle w:val="VerbatimChar"/>
+        </w:rPr>
+        <w:t xml:space="preserve">rating = 1</w:t>
+      </w:r>
+      <w:r>
+        <w:t xml:space="preserve">) 시간만. 활발하지만 허용도를 넘는 시간은 창에 들어가지 않음. 실험 15로 재판정(7.1)</w:t>
+      </w:r>
+    </w:p>
+    <w:p>
+      <w:pPr>
+        <w:pStyle w:val="Compact"/>
+        <w:numPr>
+          <w:ilvl w:val="1"/>
+          <w:numId w:val="1023"/>
+        </w:numPr>
+      </w:pPr>
+      <w:r>
+        <w:t xml:space="preserve">오늘 날짜는 지금 시각 이후의 시간만 후보. 지난 시간의 칸은 그대로 두고 창에서만 제외. 남은 후보가 없으면</w:t>
+      </w:r>
+      <w:r>
+        <w:t xml:space="preserve"> </w:t>
+      </w:r>
+      <w:r>
+        <w:rPr>
+          <w:rStyle w:val="VerbatimChar"/>
+        </w:rPr>
+        <w:t xml:space="preserve">no_window = true</w:t>
+      </w:r>
+    </w:p>
+    <w:p>
+      <w:pPr>
+        <w:pStyle w:val="Compact"/>
+        <w:numPr>
+          <w:ilvl w:val="1"/>
+          <w:numId w:val="1023"/>
+        </w:numPr>
+      </w:pPr>
+      <w:r>
+        <w:t xml:space="preserve">저장되는 창은 모두 1시간. 2시간 창의 점수는 두 시간의 평균이라 더 좋은 한 시간을 넘지 못함(연구 코드와 같은 동작). 화면이 붙어 있는 시간을 한 범위로 묶어 표시(디자인 명세서 9.1)</w:t>
+      </w:r>
+    </w:p>
+    <w:p>
+      <w:pPr>
+        <w:pStyle w:val="Compact"/>
+        <w:numPr>
+          <w:ilvl w:val="0"/>
           <w:numId w:val="1022"/>
         </w:numPr>
       </w:pPr>
       <w:r>
-        <w:t xml:space="preserve">창 후보는</w:t>
-      </w:r>
-      <w:r>
-        <w:t xml:space="preserve"> </w:t>
-      </w:r>
-      <w:r>
-        <w:t xml:space="preserve">“가도 괜찮아요”</w:t>
-      </w:r>
-      <w:r>
-        <w:t xml:space="preserve">(4.4-9의</w:t>
-      </w:r>
-      <w:r>
-        <w:t xml:space="preserve"> </w:t>
-      </w:r>
-      <w:r>
-        <w:rPr>
-          <w:rStyle w:val="VerbatimChar"/>
-        </w:rPr>
-        <w:t xml:space="preserve">rating = 1</w:t>
-      </w:r>
-      <w:r>
-        <w:t xml:space="preserve">) 시간만. 활발하지만 허용도를 넘는 시간은 창에 들어가지 않음. 실험 15로 재판정(7.1)</w:t>
-      </w:r>
-    </w:p>
-    <w:p>
-      <w:pPr>
-        <w:pStyle w:val="Compact"/>
-        <w:numPr>
-          <w:ilvl w:val="1"/>
+        <w:t xml:space="preserve">후보 시간이 하나도 없거나, 가장 좋은 창도 허용도를 넘는 단계(한적: L ≥ 2, 적당: L = 3)면</w:t>
+      </w:r>
+      <w:r>
+        <w:t xml:space="preserve"> </w:t>
+      </w:r>
+      <w:r>
+        <w:rPr>
+          <w:rStyle w:val="VerbatimChar"/>
+        </w:rPr>
+        <w:t xml:space="preserve">no_window = true</w:t>
+      </w:r>
+      <w:r>
+        <w:t xml:space="preserve">입니다. 화면은 대안을 맨 위로 올립니다.</w:t>
+      </w:r>
+    </w:p>
+    <w:p>
+      <w:pPr>
+        <w:pStyle w:val="Compact"/>
+        <w:numPr>
+          <w:ilvl w:val="0"/>
           <w:numId w:val="1022"/>
-        </w:numPr>
-      </w:pPr>
-      <w:r>
-        <w:t xml:space="preserve">오늘 날짜는 지금 시각 이후의 시간만 후보. 지난 시간의 칸은 그대로 두고 창에서만 제외. 남은 후보가 없으면</w:t>
-      </w:r>
-      <w:r>
-        <w:t xml:space="preserve"> </w:t>
-      </w:r>
-      <w:r>
-        <w:rPr>
-          <w:rStyle w:val="VerbatimChar"/>
-        </w:rPr>
-        <w:t xml:space="preserve">no_window = true</w:t>
-      </w:r>
-    </w:p>
-    <w:p>
-      <w:pPr>
-        <w:pStyle w:val="Compact"/>
-        <w:numPr>
-          <w:ilvl w:val="1"/>
-          <w:numId w:val="1022"/>
-        </w:numPr>
-      </w:pPr>
-      <w:r>
-        <w:t xml:space="preserve">저장되는 창은 모두 1시간. 2시간 창의 점수는 두 시간의 평균이라 더 좋은 한 시간을 넘지 못함(연구 코드와 같은 동작). 화면이 붙어 있는 시간을 한 범위로 묶어 표시(디자인 명세서 9.1)</w:t>
-      </w:r>
-    </w:p>
-    <w:p>
-      <w:pPr>
-        <w:pStyle w:val="Compact"/>
-        <w:numPr>
-          <w:ilvl w:val="0"/>
-          <w:numId w:val="1021"/>
-        </w:numPr>
-      </w:pPr>
-      <w:r>
-        <w:t xml:space="preserve">후보 시간이 하나도 없거나, 가장 좋은 창도 허용도를 넘는 단계(한적: L ≥ 2, 적당: L = 3)면</w:t>
-      </w:r>
-      <w:r>
-        <w:t xml:space="preserve"> </w:t>
-      </w:r>
-      <w:r>
-        <w:rPr>
-          <w:rStyle w:val="VerbatimChar"/>
-        </w:rPr>
-        <w:t xml:space="preserve">no_window = true</w:t>
-      </w:r>
-      <w:r>
-        <w:t xml:space="preserve">입니다. 화면은 대안을 맨 위로 올립니다.</w:t>
-      </w:r>
-    </w:p>
-    <w:p>
-      <w:pPr>
-        <w:pStyle w:val="Compact"/>
-        <w:numPr>
-          <w:ilvl w:val="0"/>
-          <w:numId w:val="1021"/>
         </w:numPr>
       </w:pPr>
       <w:r>
@@ -7682,7 +7874,7 @@
         <w:pStyle w:val="Compact"/>
         <w:numPr>
           <w:ilvl w:val="0"/>
-          <w:numId w:val="1021"/>
+          <w:numId w:val="1022"/>
         </w:numPr>
       </w:pPr>
       <w:r>
@@ -7704,7 +7896,7 @@
         <w:pStyle w:val="Compact"/>
         <w:numPr>
           <w:ilvl w:val="0"/>
-          <w:numId w:val="1021"/>
+          <w:numId w:val="1022"/>
         </w:numPr>
       </w:pPr>
       <w:r>
@@ -7726,7 +7918,7 @@
         <w:pStyle w:val="Compact"/>
         <w:numPr>
           <w:ilvl w:val="1"/>
-          <w:numId w:val="1023"/>
+          <w:numId w:val="1024"/>
         </w:numPr>
       </w:pPr>
       <w:r>
@@ -7766,7 +7958,7 @@
         <w:pStyle w:val="Compact"/>
         <w:numPr>
           <w:ilvl w:val="1"/>
-          <w:numId w:val="1023"/>
+          <w:numId w:val="1024"/>
         </w:numPr>
       </w:pPr>
       <w:r>
@@ -7778,46 +7970,46 @@
         <w:pStyle w:val="Compact"/>
         <w:numPr>
           <w:ilvl w:val="2"/>
+          <w:numId w:val="1025"/>
+        </w:numPr>
+      </w:pPr>
+      <w:r>
+        <w:t xml:space="preserve">한국어:</w:t>
+      </w:r>
+      <w:r>
+        <w:t xml:space="preserve"> </w:t>
+      </w:r>
+      <w:r>
+        <w:t xml:space="preserve">“12~13시: 사람 보통, 음식점 활발”</w:t>
+      </w:r>
+    </w:p>
+    <w:p>
+      <w:pPr>
+        <w:pStyle w:val="Compact"/>
+        <w:numPr>
+          <w:ilvl w:val="2"/>
+          <w:numId w:val="1025"/>
+        </w:numPr>
+      </w:pPr>
+      <w:r>
+        <w:t xml:space="preserve">영어:</w:t>
+      </w:r>
+      <w:r>
+        <w:t xml:space="preserve"> </w:t>
+      </w:r>
+      <w:r>
+        <w:t xml:space="preserve">“12–1 PM: moderate crowd, restaurants busy”</w:t>
+      </w:r>
+    </w:p>
+    <w:p>
+      <w:pPr>
+        <w:pStyle w:val="Compact"/>
+        <w:numPr>
+          <w:ilvl w:val="1"/>
           <w:numId w:val="1024"/>
         </w:numPr>
       </w:pPr>
       <w:r>
-        <w:t xml:space="preserve">한국어:</w:t>
-      </w:r>
-      <w:r>
-        <w:t xml:space="preserve"> </w:t>
-      </w:r>
-      <w:r>
-        <w:t xml:space="preserve">“12~13시: 사람 보통, 음식점 활발”</w:t>
-      </w:r>
-    </w:p>
-    <w:p>
-      <w:pPr>
-        <w:pStyle w:val="Compact"/>
-        <w:numPr>
-          <w:ilvl w:val="2"/>
-          <w:numId w:val="1024"/>
-        </w:numPr>
-      </w:pPr>
-      <w:r>
-        <w:t xml:space="preserve">영어:</w:t>
-      </w:r>
-      <w:r>
-        <w:t xml:space="preserve"> </w:t>
-      </w:r>
-      <w:r>
-        <w:t xml:space="preserve">“12–1 PM: moderate crowd, restaurants busy”</w:t>
-      </w:r>
-    </w:p>
-    <w:p>
-      <w:pPr>
-        <w:pStyle w:val="Compact"/>
-        <w:numPr>
-          <w:ilvl w:val="1"/>
-          <w:numId w:val="1023"/>
-        </w:numPr>
-      </w:pPr>
-      <w:r>
         <w:t xml:space="preserve">A2·B 문구에는 영업 활동 표현을 쓰지 않습니다.</w:t>
       </w:r>
     </w:p>
@@ -7826,7 +8018,7 @@
         <w:pStyle w:val="Compact"/>
         <w:numPr>
           <w:ilvl w:val="0"/>
-          <w:numId w:val="1021"/>
+          <w:numId w:val="1022"/>
         </w:numPr>
       </w:pPr>
       <w:r>
@@ -7889,7 +8081,7 @@
         <w:pStyle w:val="Compact"/>
         <w:numPr>
           <w:ilvl w:val="1"/>
-          <w:numId w:val="1025"/>
+          <w:numId w:val="1026"/>
         </w:numPr>
       </w:pPr>
       <w:r>
@@ -7985,7 +8177,7 @@
         <w:pStyle w:val="Compact"/>
         <w:numPr>
           <w:ilvl w:val="1"/>
-          <w:numId w:val="1025"/>
+          <w:numId w:val="1026"/>
         </w:numPr>
       </w:pPr>
       <w:r>
@@ -8015,7 +8207,7 @@
         <w:pStyle w:val="Compact"/>
         <w:numPr>
           <w:ilvl w:val="1"/>
-          <w:numId w:val="1025"/>
+          <w:numId w:val="1026"/>
         </w:numPr>
       </w:pPr>
       <w:r>
@@ -8033,7 +8225,7 @@
         <w:pStyle w:val="Compact"/>
         <w:numPr>
           <w:ilvl w:val="1"/>
-          <w:numId w:val="1025"/>
+          <w:numId w:val="1026"/>
         </w:numPr>
       </w:pPr>
       <w:r>
@@ -8060,7 +8252,7 @@
         <w:pStyle w:val="Compact"/>
         <w:numPr>
           <w:ilvl w:val="1"/>
-          <w:numId w:val="1025"/>
+          <w:numId w:val="1026"/>
         </w:numPr>
       </w:pPr>
       <w:r>
@@ -8129,7 +8321,7 @@
         <w:pStyle w:val="Compact"/>
         <w:numPr>
           <w:ilvl w:val="0"/>
-          <w:numId w:val="1021"/>
+          <w:numId w:val="1022"/>
         </w:numPr>
       </w:pPr>
       <w:r>
@@ -8141,7 +8333,7 @@
         <w:pStyle w:val="Compact"/>
         <w:numPr>
           <w:ilvl w:val="0"/>
-          <w:numId w:val="1026"/>
+          <w:numId w:val="1027"/>
         </w:numPr>
       </w:pPr>
       <w:r>
@@ -8156,7 +8348,7 @@
         <w:pStyle w:val="Compact"/>
         <w:numPr>
           <w:ilvl w:val="0"/>
-          <w:numId w:val="1026"/>
+          <w:numId w:val="1027"/>
         </w:numPr>
       </w:pPr>
       <w:r>
@@ -8674,7 +8866,7 @@
         <w:pStyle w:val="Compact"/>
         <w:numPr>
           <w:ilvl w:val="0"/>
-          <w:numId w:val="1027"/>
+          <w:numId w:val="1028"/>
         </w:numPr>
       </w:pPr>
       <w:r>
@@ -8707,7 +8899,7 @@
         <w:pStyle w:val="Compact"/>
         <w:numPr>
           <w:ilvl w:val="0"/>
-          <w:numId w:val="1027"/>
+          <w:numId w:val="1028"/>
         </w:numPr>
       </w:pPr>
       <w:r>
@@ -8755,7 +8947,7 @@
         <w:pStyle w:val="Compact"/>
         <w:numPr>
           <w:ilvl w:val="0"/>
-          <w:numId w:val="1027"/>
+          <w:numId w:val="1028"/>
         </w:numPr>
       </w:pPr>
       <w:r>
@@ -8800,7 +8992,7 @@
         <w:pStyle w:val="Compact"/>
         <w:numPr>
           <w:ilvl w:val="0"/>
-          <w:numId w:val="1027"/>
+          <w:numId w:val="1028"/>
         </w:numPr>
       </w:pPr>
       <w:r>
@@ -8822,7 +9014,7 @@
         <w:pStyle w:val="Compact"/>
         <w:numPr>
           <w:ilvl w:val="0"/>
-          <w:numId w:val="1028"/>
+          <w:numId w:val="1029"/>
         </w:numPr>
       </w:pPr>
       <w:r>
@@ -8844,67 +9036,67 @@
         <w:pStyle w:val="Compact"/>
         <w:numPr>
           <w:ilvl w:val="1"/>
+          <w:numId w:val="1030"/>
+        </w:numPr>
+      </w:pPr>
+      <w:r>
+        <w:t xml:space="preserve">방문객 연령 비율(10대~70대), 남성 비율</w:t>
+      </w:r>
+    </w:p>
+    <w:p>
+      <w:pPr>
+        <w:pStyle w:val="Compact"/>
+        <w:numPr>
+          <w:ilvl w:val="1"/>
+          <w:numId w:val="1030"/>
+        </w:numPr>
+      </w:pPr>
+      <w:r>
+        <w:t xml:space="preserve">업종 대분류별 결제 비중</w:t>
+      </w:r>
+    </w:p>
+    <w:p>
+      <w:pPr>
+        <w:pStyle w:val="Compact"/>
+        <w:numPr>
+          <w:ilvl w:val="1"/>
+          <w:numId w:val="1030"/>
+        </w:numPr>
+      </w:pPr>
+      <w:r>
+        <w:t xml:space="preserve">장소 유형(발달상권·관광특구 등)</w:t>
+      </w:r>
+    </w:p>
+    <w:p>
+      <w:pPr>
+        <w:pStyle w:val="Compact"/>
+        <w:numPr>
+          <w:ilvl w:val="0"/>
           <w:numId w:val="1029"/>
         </w:numPr>
       </w:pPr>
       <w:r>
-        <w:t xml:space="preserve">방문객 연령 비율(10대~70대), 남성 비율</w:t>
-      </w:r>
-    </w:p>
-    <w:p>
-      <w:pPr>
-        <w:pStyle w:val="Compact"/>
-        <w:numPr>
-          <w:ilvl w:val="1"/>
+        <w:t xml:space="preserve">이 특징들의 코사인 유사도로 상위 10곳을</w:t>
+      </w:r>
+      <w:r>
+        <w:t xml:space="preserve"> </w:t>
+      </w:r>
+      <w:r>
+        <w:rPr>
+          <w:rStyle w:val="VerbatimChar"/>
+        </w:rPr>
+        <w:t xml:space="preserve">similar_places</w:t>
+      </w:r>
+      <w:r>
+        <w:t xml:space="preserve">에 넣습니다.</w:t>
+      </w:r>
+    </w:p>
+    <w:p>
+      <w:pPr>
+        <w:pStyle w:val="Compact"/>
+        <w:numPr>
+          <w:ilvl w:val="0"/>
           <w:numId w:val="1029"/>
-        </w:numPr>
-      </w:pPr>
-      <w:r>
-        <w:t xml:space="preserve">업종 대분류별 결제 비중</w:t>
-      </w:r>
-    </w:p>
-    <w:p>
-      <w:pPr>
-        <w:pStyle w:val="Compact"/>
-        <w:numPr>
-          <w:ilvl w:val="1"/>
-          <w:numId w:val="1029"/>
-        </w:numPr>
-      </w:pPr>
-      <w:r>
-        <w:t xml:space="preserve">장소 유형(발달상권·관광특구 등)</w:t>
-      </w:r>
-    </w:p>
-    <w:p>
-      <w:pPr>
-        <w:pStyle w:val="Compact"/>
-        <w:numPr>
-          <w:ilvl w:val="0"/>
-          <w:numId w:val="1028"/>
-        </w:numPr>
-      </w:pPr>
-      <w:r>
-        <w:t xml:space="preserve">이 특징들의 코사인 유사도로 상위 10곳을</w:t>
-      </w:r>
-      <w:r>
-        <w:t xml:space="preserve"> </w:t>
-      </w:r>
-      <w:r>
-        <w:rPr>
-          <w:rStyle w:val="VerbatimChar"/>
-        </w:rPr>
-        <w:t xml:space="preserve">similar_places</w:t>
-      </w:r>
-      <w:r>
-        <w:t xml:space="preserve">에 넣습니다.</w:t>
-      </w:r>
-    </w:p>
-    <w:p>
-      <w:pPr>
-        <w:pStyle w:val="Compact"/>
-        <w:numPr>
-          <w:ilvl w:val="0"/>
-          <w:numId w:val="1028"/>
         </w:numPr>
       </w:pPr>
       <w:r>
@@ -8956,7 +9148,7 @@
       <w:pPr>
         <w:numPr>
           <w:ilvl w:val="0"/>
-          <w:numId w:val="1030"/>
+          <w:numId w:val="1031"/>
         </w:numPr>
       </w:pPr>
       <w:r>
@@ -8988,7 +9180,7 @@
       <w:pPr>
         <w:numPr>
           <w:ilvl w:val="0"/>
-          <w:numId w:val="1030"/>
+          <w:numId w:val="1031"/>
         </w:numPr>
       </w:pPr>
       <w:r>
@@ -9011,7 +9203,7 @@
       <w:pPr>
         <w:numPr>
           <w:ilvl w:val="0"/>
-          <w:numId w:val="1030"/>
+          <w:numId w:val="1031"/>
         </w:numPr>
       </w:pPr>
       <w:r>
@@ -9044,7 +9236,7 @@
       <w:pPr>
         <w:numPr>
           <w:ilvl w:val="0"/>
-          <w:numId w:val="1030"/>
+          <w:numId w:val="1031"/>
         </w:numPr>
       </w:pPr>
       <w:r>
@@ -9066,51 +9258,51 @@
         <w:pStyle w:val="Compact"/>
         <w:numPr>
           <w:ilvl w:val="1"/>
+          <w:numId w:val="1032"/>
+        </w:numPr>
+      </w:pPr>
+      <w:r>
+        <w:t xml:space="preserve">실측 활동값(같은 업종)이 0.5 이상인 비율</w:t>
+      </w:r>
+    </w:p>
+    <w:p>
+      <w:pPr>
+        <w:pStyle w:val="Compact"/>
+        <w:numPr>
+          <w:ilvl w:val="1"/>
+          <w:numId w:val="1032"/>
+        </w:numPr>
+      </w:pPr>
+      <w:r>
+        <w:t xml:space="preserve">우연 수준(09~23시 중 실제로 활발했던 시간의 비율)</w:t>
+      </w:r>
+    </w:p>
+    <w:p>
+      <w:pPr>
+        <w:pStyle w:val="Compact"/>
+        <w:numPr>
+          <w:ilvl w:val="1"/>
+          <w:numId w:val="1032"/>
+        </w:numPr>
+      </w:pPr>
+      <w:r>
+        <w:t xml:space="preserve">혼잡 약속을 지킨 비율.</w:t>
+      </w:r>
+      <w:r>
+        <w:t xml:space="preserve"> </w:t>
+      </w:r>
+      <w:r>
+        <w:t xml:space="preserve">“붐벼도 괜찮아요”</w:t>
+      </w:r>
+      <w:r>
+        <w:t xml:space="preserve">는 정의상 항상 지키므로 빼고 계산합니다.</w:t>
+      </w:r>
+    </w:p>
+    <w:p>
+      <w:pPr>
+        <w:numPr>
+          <w:ilvl w:val="0"/>
           <w:numId w:val="1031"/>
-        </w:numPr>
-      </w:pPr>
-      <w:r>
-        <w:t xml:space="preserve">실측 활동값(같은 업종)이 0.5 이상인 비율</w:t>
-      </w:r>
-    </w:p>
-    <w:p>
-      <w:pPr>
-        <w:pStyle w:val="Compact"/>
-        <w:numPr>
-          <w:ilvl w:val="1"/>
-          <w:numId w:val="1031"/>
-        </w:numPr>
-      </w:pPr>
-      <w:r>
-        <w:t xml:space="preserve">우연 수준(09~23시 중 실제로 활발했던 시간의 비율)</w:t>
-      </w:r>
-    </w:p>
-    <w:p>
-      <w:pPr>
-        <w:pStyle w:val="Compact"/>
-        <w:numPr>
-          <w:ilvl w:val="1"/>
-          <w:numId w:val="1031"/>
-        </w:numPr>
-      </w:pPr>
-      <w:r>
-        <w:t xml:space="preserve">혼잡 약속을 지킨 비율.</w:t>
-      </w:r>
-      <w:r>
-        <w:t xml:space="preserve"> </w:t>
-      </w:r>
-      <w:r>
-        <w:t xml:space="preserve">“붐벼도 괜찮아요”</w:t>
-      </w:r>
-      <w:r>
-        <w:t xml:space="preserve">는 정의상 항상 지키므로 빼고 계산합니다.</w:t>
-      </w:r>
-    </w:p>
-    <w:p>
-      <w:pPr>
-        <w:numPr>
-          <w:ilvl w:val="0"/>
-          <w:numId w:val="1030"/>
         </w:numPr>
       </w:pPr>
       <w:r>
@@ -9182,7 +9374,7 @@
       <w:pPr>
         <w:numPr>
           <w:ilvl w:val="0"/>
-          <w:numId w:val="1030"/>
+          <w:numId w:val="1031"/>
         </w:numPr>
       </w:pPr>
       <w:r>
@@ -9215,7 +9407,7 @@
       <w:pPr>
         <w:numPr>
           <w:ilvl w:val="0"/>
-          <w:numId w:val="1030"/>
+          <w:numId w:val="1031"/>
         </w:numPr>
       </w:pPr>
       <w:r>
@@ -9317,7 +9509,7 @@
         <w:pStyle w:val="Compact"/>
         <w:numPr>
           <w:ilvl w:val="0"/>
-          <w:numId w:val="1032"/>
+          <w:numId w:val="1033"/>
         </w:numPr>
       </w:pPr>
       <w:r>
@@ -9362,7 +9554,7 @@
         <w:pStyle w:val="Compact"/>
         <w:numPr>
           <w:ilvl w:val="0"/>
-          <w:numId w:val="1032"/>
+          <w:numId w:val="1033"/>
         </w:numPr>
       </w:pPr>
       <w:r>
@@ -9374,7 +9566,7 @@
         <w:pStyle w:val="Compact"/>
         <w:numPr>
           <w:ilvl w:val="0"/>
-          <w:numId w:val="1032"/>
+          <w:numId w:val="1033"/>
         </w:numPr>
       </w:pPr>
       <w:r>
@@ -9430,7 +9622,7 @@
         <w:pStyle w:val="Compact"/>
         <w:numPr>
           <w:ilvl w:val="0"/>
-          <w:numId w:val="1033"/>
+          <w:numId w:val="1034"/>
         </w:numPr>
       </w:pPr>
       <w:r>
@@ -9454,7 +9646,7 @@
         <w:pStyle w:val="Compact"/>
         <w:numPr>
           <w:ilvl w:val="0"/>
-          <w:numId w:val="1033"/>
+          <w:numId w:val="1034"/>
         </w:numPr>
       </w:pPr>
       <w:r>
@@ -9478,7 +9670,7 @@
         <w:pStyle w:val="Compact"/>
         <w:numPr>
           <w:ilvl w:val="0"/>
-          <w:numId w:val="1033"/>
+          <w:numId w:val="1034"/>
         </w:numPr>
       </w:pPr>
       <w:r>
@@ -9490,7 +9682,7 @@
         <w:pStyle w:val="Compact"/>
         <w:numPr>
           <w:ilvl w:val="0"/>
-          <w:numId w:val="1033"/>
+          <w:numId w:val="1034"/>
         </w:numPr>
       </w:pPr>
       <w:r>
@@ -9514,7 +9706,7 @@
         <w:pStyle w:val="Compact"/>
         <w:numPr>
           <w:ilvl w:val="0"/>
-          <w:numId w:val="1033"/>
+          <w:numId w:val="1034"/>
         </w:numPr>
       </w:pPr>
       <w:r>
@@ -9538,7 +9730,7 @@
         <w:pStyle w:val="Compact"/>
         <w:numPr>
           <w:ilvl w:val="0"/>
-          <w:numId w:val="1033"/>
+          <w:numId w:val="1034"/>
         </w:numPr>
       </w:pPr>
       <w:r>
@@ -9550,7 +9742,7 @@
         <w:pStyle w:val="Compact"/>
         <w:numPr>
           <w:ilvl w:val="0"/>
-          <w:numId w:val="1033"/>
+          <w:numId w:val="1034"/>
         </w:numPr>
       </w:pPr>
       <w:r>
@@ -9589,7 +9781,7 @@
         <w:pStyle w:val="Compact"/>
         <w:numPr>
           <w:ilvl w:val="0"/>
-          <w:numId w:val="1033"/>
+          <w:numId w:val="1034"/>
         </w:numPr>
       </w:pPr>
       <w:r>
@@ -9631,7 +9823,7 @@
         <w:pStyle w:val="Compact"/>
         <w:numPr>
           <w:ilvl w:val="0"/>
-          <w:numId w:val="1033"/>
+          <w:numId w:val="1034"/>
         </w:numPr>
       </w:pPr>
       <w:r>
@@ -9688,7 +9880,7 @@
         <w:pStyle w:val="Compact"/>
         <w:numPr>
           <w:ilvl w:val="0"/>
-          <w:numId w:val="1033"/>
+          <w:numId w:val="1034"/>
         </w:numPr>
       </w:pPr>
       <w:r>
@@ -9733,7 +9925,7 @@
         <w:pStyle w:val="Compact"/>
         <w:numPr>
           <w:ilvl w:val="0"/>
-          <w:numId w:val="1033"/>
+          <w:numId w:val="1034"/>
         </w:numPr>
       </w:pPr>
       <w:r>
@@ -9803,7 +9995,7 @@
         <w:pStyle w:val="Compact"/>
         <w:numPr>
           <w:ilvl w:val="0"/>
-          <w:numId w:val="1034"/>
+          <w:numId w:val="1035"/>
         </w:numPr>
       </w:pPr>
       <w:r>
@@ -9815,7 +10007,7 @@
         <w:pStyle w:val="Compact"/>
         <w:numPr>
           <w:ilvl w:val="0"/>
-          <w:numId w:val="1034"/>
+          <w:numId w:val="1035"/>
         </w:numPr>
       </w:pPr>
       <w:r>
@@ -9863,7 +10055,7 @@
         <w:pStyle w:val="Compact"/>
         <w:numPr>
           <w:ilvl w:val="0"/>
-          <w:numId w:val="1034"/>
+          <w:numId w:val="1035"/>
         </w:numPr>
       </w:pPr>
       <w:r>
@@ -9884,7 +10076,7 @@
         <w:pStyle w:val="Compact"/>
         <w:numPr>
           <w:ilvl w:val="0"/>
-          <w:numId w:val="1034"/>
+          <w:numId w:val="1035"/>
         </w:numPr>
       </w:pPr>
       <w:r>
@@ -9948,7 +10140,7 @@
         <w:pStyle w:val="Compact"/>
         <w:numPr>
           <w:ilvl w:val="0"/>
-          <w:numId w:val="1035"/>
+          <w:numId w:val="1036"/>
         </w:numPr>
       </w:pPr>
       <w:r>
@@ -9999,7 +10191,7 @@
         <w:pStyle w:val="Compact"/>
         <w:numPr>
           <w:ilvl w:val="0"/>
-          <w:numId w:val="1035"/>
+          <w:numId w:val="1036"/>
         </w:numPr>
       </w:pPr>
       <w:r>
@@ -10017,7 +10209,7 @@
         <w:pStyle w:val="Compact"/>
         <w:numPr>
           <w:ilvl w:val="0"/>
-          <w:numId w:val="1035"/>
+          <w:numId w:val="1036"/>
         </w:numPr>
       </w:pPr>
       <w:r>
@@ -10056,7 +10248,7 @@
         <w:pStyle w:val="Compact"/>
         <w:numPr>
           <w:ilvl w:val="0"/>
-          <w:numId w:val="1035"/>
+          <w:numId w:val="1036"/>
         </w:numPr>
       </w:pPr>
       <w:r>
@@ -10080,7 +10272,7 @@
         <w:pStyle w:val="Compact"/>
         <w:numPr>
           <w:ilvl w:val="0"/>
-          <w:numId w:val="1035"/>
+          <w:numId w:val="1036"/>
         </w:numPr>
       </w:pPr>
       <w:r>
@@ -10110,7 +10302,7 @@
         <w:pStyle w:val="Compact"/>
         <w:numPr>
           <w:ilvl w:val="0"/>
-          <w:numId w:val="1035"/>
+          <w:numId w:val="1036"/>
         </w:numPr>
       </w:pPr>
       <w:r>
@@ -10161,7 +10353,7 @@
         <w:pStyle w:val="Compact"/>
         <w:numPr>
           <w:ilvl w:val="0"/>
-          <w:numId w:val="1036"/>
+          <w:numId w:val="1037"/>
         </w:numPr>
       </w:pPr>
       <w:r>
@@ -10183,46 +10375,46 @@
         <w:pStyle w:val="Compact"/>
         <w:numPr>
           <w:ilvl w:val="1"/>
+          <w:numId w:val="1038"/>
+        </w:numPr>
+      </w:pPr>
+      <w:r>
+        <w:rPr>
+          <w:rStyle w:val="VerbatimChar"/>
+        </w:rPr>
+        <w:t xml:space="preserve">analysis/scripts/build_place_oa.py</w:t>
+      </w:r>
+      <w:r>
+        <w:t xml:space="preserve">의 결과</w:t>
+      </w:r>
+      <w:r>
+        <w:t xml:space="preserve"> </w:t>
+      </w:r>
+      <w:r>
+        <w:rPr>
+          <w:rStyle w:val="VerbatimChar"/>
+        </w:rPr>
+        <w:t xml:space="preserve">analysis/data/place_oa/*.parquet</w:t>
+      </w:r>
+    </w:p>
+    <w:p>
+      <w:pPr>
+        <w:pStyle w:val="Compact"/>
+        <w:numPr>
+          <w:ilvl w:val="1"/>
+          <w:numId w:val="1038"/>
+        </w:numPr>
+      </w:pPr>
+      <w:r>
+        <w:t xml:space="preserve">실시간 장소 111곳과 학습 장소 111곳은 같은 집합이 아닙니다. 실시간 장소 중 9곳이 학습에 없습니다.</w:t>
+      </w:r>
+    </w:p>
+    <w:p>
+      <w:pPr>
+        <w:pStyle w:val="Compact"/>
+        <w:numPr>
+          <w:ilvl w:val="0"/>
           <w:numId w:val="1037"/>
-        </w:numPr>
-      </w:pPr>
-      <w:r>
-        <w:rPr>
-          <w:rStyle w:val="VerbatimChar"/>
-        </w:rPr>
-        <w:t xml:space="preserve">analysis/scripts/build_place_oa.py</w:t>
-      </w:r>
-      <w:r>
-        <w:t xml:space="preserve">의 결과</w:t>
-      </w:r>
-      <w:r>
-        <w:t xml:space="preserve"> </w:t>
-      </w:r>
-      <w:r>
-        <w:rPr>
-          <w:rStyle w:val="VerbatimChar"/>
-        </w:rPr>
-        <w:t xml:space="preserve">analysis/data/place_oa/*.parquet</w:t>
-      </w:r>
-    </w:p>
-    <w:p>
-      <w:pPr>
-        <w:pStyle w:val="Compact"/>
-        <w:numPr>
-          <w:ilvl w:val="1"/>
-          <w:numId w:val="1037"/>
-        </w:numPr>
-      </w:pPr>
-      <w:r>
-        <w:t xml:space="preserve">실시간 장소 111곳과 학습 장소 111곳은 같은 집합이 아닙니다. 실시간 장소 중 9곳이 학습에 없습니다.</w:t>
-      </w:r>
-    </w:p>
-    <w:p>
-      <w:pPr>
-        <w:pStyle w:val="Compact"/>
-        <w:numPr>
-          <w:ilvl w:val="0"/>
-          <w:numId w:val="1036"/>
         </w:numPr>
       </w:pPr>
       <w:r>
@@ -10274,7 +10466,7 @@
         <w:pStyle w:val="Compact"/>
         <w:numPr>
           <w:ilvl w:val="1"/>
-          <w:numId w:val="1038"/>
+          <w:numId w:val="1039"/>
         </w:numPr>
       </w:pPr>
       <w:r>
@@ -10301,7 +10493,7 @@
         <w:pStyle w:val="Compact"/>
         <w:numPr>
           <w:ilvl w:val="1"/>
-          <w:numId w:val="1038"/>
+          <w:numId w:val="1039"/>
         </w:numPr>
       </w:pPr>
       <w:r>
@@ -10323,7 +10515,7 @@
         <w:pStyle w:val="Compact"/>
         <w:numPr>
           <w:ilvl w:val="1"/>
-          <w:numId w:val="1038"/>
+          <w:numId w:val="1039"/>
         </w:numPr>
       </w:pPr>
       <w:r>
@@ -10335,7 +10527,7 @@
         <w:pStyle w:val="Compact"/>
         <w:numPr>
           <w:ilvl w:val="0"/>
-          <w:numId w:val="1036"/>
+          <w:numId w:val="1037"/>
         </w:numPr>
       </w:pPr>
       <w:r>
@@ -10357,7 +10549,7 @@
         <w:pStyle w:val="Compact"/>
         <w:numPr>
           <w:ilvl w:val="0"/>
-          <w:numId w:val="1036"/>
+          <w:numId w:val="1037"/>
         </w:numPr>
       </w:pPr>
       <w:r>
@@ -10387,7 +10579,7 @@
         <w:pStyle w:val="Compact"/>
         <w:numPr>
           <w:ilvl w:val="1"/>
-          <w:numId w:val="1039"/>
+          <w:numId w:val="1040"/>
         </w:numPr>
       </w:pPr>
       <w:r>
@@ -10399,7 +10591,7 @@
         <w:pStyle w:val="Compact"/>
         <w:numPr>
           <w:ilvl w:val="1"/>
-          <w:numId w:val="1039"/>
+          <w:numId w:val="1040"/>
         </w:numPr>
       </w:pPr>
       <w:r>
@@ -10423,7 +10615,7 @@
         <w:pStyle w:val="Compact"/>
         <w:numPr>
           <w:ilvl w:val="0"/>
-          <w:numId w:val="1036"/>
+          <w:numId w:val="1037"/>
         </w:numPr>
       </w:pPr>
       <w:r>
@@ -10461,23 +10653,11 @@
         <w:pStyle w:val="Compact"/>
         <w:numPr>
           <w:ilvl w:val="1"/>
-          <w:numId w:val="1040"/>
+          <w:numId w:val="1041"/>
         </w:numPr>
       </w:pPr>
       <w:r>
         <w:t xml:space="preserve">최근 공휴일 5일 이상에서 실측 기준 오차가 기준값보다 10% 이상 낮을 것</w:t>
-      </w:r>
-    </w:p>
-    <w:p>
-      <w:pPr>
-        <w:pStyle w:val="Compact"/>
-        <w:numPr>
-          <w:ilvl w:val="1"/>
-          <w:numId w:val="1040"/>
-        </w:numPr>
-      </w:pPr>
-      <w:r>
-        <w:t xml:space="preserve">평소(주말 포함) 오차가 기준값보다 0.3%p 넘게 나쁘지 않을 것</w:t>
       </w:r>
     </w:p>
     <w:p>
@@ -10489,6 +10669,18 @@
         </w:numPr>
       </w:pPr>
       <w:r>
+        <w:t xml:space="preserve">평소(주말 포함) 오차가 기준값보다 0.3%p 넘게 나쁘지 않을 것</w:t>
+      </w:r>
+    </w:p>
+    <w:p>
+      <w:pPr>
+        <w:pStyle w:val="Compact"/>
+        <w:numPr>
+          <w:ilvl w:val="1"/>
+          <w:numId w:val="1042"/>
+        </w:numPr>
+      </w:pPr>
+      <w:r>
         <w:t xml:space="preserve">관문을 통과하지 못한 예측 거리는 변화율을 쓰지 않고 기준값(3주 평균)만 씁니다. 이것은 숨은 대체가 아니라 관문 결과에 따른 설정이고,</w:t>
       </w:r>
       <w:r>
@@ -10509,7 +10701,7 @@
         <w:pStyle w:val="Compact"/>
         <w:numPr>
           <w:ilvl w:val="0"/>
-          <w:numId w:val="1036"/>
+          <w:numId w:val="1037"/>
         </w:numPr>
       </w:pPr>
       <w:r>
@@ -10572,7 +10764,7 @@
         <w:pStyle w:val="Compact"/>
         <w:numPr>
           <w:ilvl w:val="1"/>
-          <w:numId w:val="1042"/>
+          <w:numId w:val="1043"/>
         </w:numPr>
       </w:pPr>
       <w:r>
@@ -10584,7 +10776,7 @@
         <w:pStyle w:val="Compact"/>
         <w:numPr>
           <w:ilvl w:val="1"/>
-          <w:numId w:val="1042"/>
+          <w:numId w:val="1043"/>
         </w:numPr>
       </w:pPr>
       <w:r>
@@ -10596,7 +10788,7 @@
         <w:pStyle w:val="Compact"/>
         <w:numPr>
           <w:ilvl w:val="1"/>
-          <w:numId w:val="1042"/>
+          <w:numId w:val="1043"/>
         </w:numPr>
       </w:pPr>
       <w:r>
@@ -10608,7 +10800,7 @@
         <w:pStyle w:val="Compact"/>
         <w:numPr>
           <w:ilvl w:val="1"/>
-          <w:numId w:val="1042"/>
+          <w:numId w:val="1043"/>
         </w:numPr>
       </w:pPr>
       <w:r>
@@ -10620,7 +10812,7 @@
         <w:pStyle w:val="Compact"/>
         <w:numPr>
           <w:ilvl w:val="0"/>
-          <w:numId w:val="1036"/>
+          <w:numId w:val="1037"/>
         </w:numPr>
       </w:pPr>
       <w:r>
@@ -10993,6 +11185,21 @@
         <w:rPr>
           <w:rStyle w:val="VerbatimChar"/>
         </w:rPr>
+        <w:t xml:space="preserve">/admin</w:t>
+      </w:r>
+      <w:r>
+        <w:t xml:space="preserve"> </w:t>
+      </w:r>
+      <w:r>
+        <w:t xml:space="preserve">→</w:t>
+      </w:r>
+      <w:r>
+        <w:t xml:space="preserve"> </w:t>
+      </w:r>
+      <w:r>
+        <w:rPr>
+          <w:rStyle w:val="VerbatimChar"/>
+        </w:rPr>
         <w:t xml:space="preserve">/admin/eval</w:t>
       </w:r>
       <w:r>
@@ -11017,7 +11224,31 @@
         <w:t xml:space="preserve">job_runs</w:t>
       </w:r>
       <w:r>
-        <w:t xml:space="preserve">). 환경변수 토큰으로 보호 | PC |</w:t>
+        <w:t xml:space="preserve">).</w:t>
+      </w:r>
+      <w:r>
+        <w:t xml:space="preserve"> </w:t>
+      </w:r>
+      <w:r>
+        <w:rPr>
+          <w:rStyle w:val="VerbatimChar"/>
+        </w:rPr>
+        <w:t xml:space="preserve">/admin</w:t>
+      </w:r>
+      <w:r>
+        <w:t xml:space="preserve">의 입력 창에 토큰을 넣으면 12시간짜리 세션 쿠키(httpOnly, SameSite=Strict)를 받고, 쿠키가 없으면</w:t>
+      </w:r>
+      <w:r>
+        <w:t xml:space="preserve"> </w:t>
+      </w:r>
+      <w:r>
+        <w:rPr>
+          <w:rStyle w:val="VerbatimChar"/>
+        </w:rPr>
+        <w:t xml:space="preserve">/admin/eval</w:t>
+      </w:r>
+      <w:r>
+        <w:t xml:space="preserve">은 404. 토큰은 주소에 싣지 않음(접속 기록에 남기 때문) | PC |</w:t>
       </w:r>
     </w:p>
     <w:bookmarkEnd w:id="29"/>
@@ -11044,7 +11275,7 @@
         <w:pStyle w:val="Compact"/>
         <w:numPr>
           <w:ilvl w:val="0"/>
-          <w:numId w:val="1043"/>
+          <w:numId w:val="1044"/>
         </w:numPr>
       </w:pPr>
       <w:r>
@@ -11075,7 +11306,7 @@
         <w:pStyle w:val="Compact"/>
         <w:numPr>
           <w:ilvl w:val="0"/>
-          <w:numId w:val="1043"/>
+          <w:numId w:val="1044"/>
         </w:numPr>
       </w:pPr>
       <w:r>
@@ -11097,103 +11328,103 @@
         <w:pStyle w:val="Compact"/>
         <w:numPr>
           <w:ilvl w:val="1"/>
+          <w:numId w:val="1045"/>
+        </w:numPr>
+      </w:pPr>
+      <w:r>
+        <w:t xml:space="preserve">켜기·끄기 표(4.4)에서</w:t>
+      </w:r>
+      <w:r>
+        <w:t xml:space="preserve"> </w:t>
+      </w:r>
+      <w:r>
+        <w:t xml:space="preserve">“끔”</w:t>
+      </w:r>
+      <w:r>
+        <w:t xml:space="preserve">인 조합의 칩은 흐리게</w:t>
+      </w:r>
+      <w:r>
+        <w:t xml:space="preserve"> </w:t>
+      </w:r>
+      <w:r>
+        <w:t xml:space="preserve">“준비 중”</w:t>
+      </w:r>
+      <w:r>
+        <w:t xml:space="preserve">으로 보여 주고 누를 수 없어요. 예) 맛집을 고르면</w:t>
+      </w:r>
+      <w:r>
+        <w:t xml:space="preserve"> </w:t>
+      </w:r>
+      <w:r>
+        <w:t xml:space="preserve">“한적”</w:t>
+      </w:r>
+      <w:r>
+        <w:t xml:space="preserve"> </w:t>
+      </w:r>
+      <w:r>
+        <w:t xml:space="preserve">칩이 준비 중</w:t>
+      </w:r>
+    </w:p>
+    <w:p>
+      <w:pPr>
+        <w:pStyle w:val="Compact"/>
+        <w:numPr>
+          <w:ilvl w:val="1"/>
+          <w:numId w:val="1045"/>
+        </w:numPr>
+      </w:pPr>
+      <w:r>
+        <w:t xml:space="preserve">“참고용”</w:t>
+      </w:r>
+      <w:r>
+        <w:t xml:space="preserve"> </w:t>
+      </w:r>
+      <w:r>
+        <w:t xml:space="preserve">조합의 추천 카드에는</w:t>
+      </w:r>
+      <w:r>
+        <w:t xml:space="preserve"> </w:t>
+      </w:r>
+      <w:r>
+        <w:t xml:space="preserve">“참고용”</w:t>
+      </w:r>
+      <w:r>
+        <w:t xml:space="preserve"> </w:t>
+      </w:r>
+      <w:r>
+        <w:t xml:space="preserve">배지와</w:t>
+      </w:r>
+      <w:r>
+        <w:t xml:space="preserve"> </w:t>
+      </w:r>
+      <w:r>
+        <w:t xml:space="preserve">“검증 표본이 아직 적어요”</w:t>
+      </w:r>
+      <w:r>
+        <w:t xml:space="preserve"> </w:t>
+      </w:r>
+      <w:r>
+        <w:t xml:space="preserve">설명을 붙여요.</w:t>
+      </w:r>
+    </w:p>
+    <w:p>
+      <w:pPr>
+        <w:pStyle w:val="Compact"/>
+        <w:numPr>
+          <w:ilvl w:val="1"/>
+          <w:numId w:val="1045"/>
+        </w:numPr>
+      </w:pPr>
+      <w:r>
+        <w:t xml:space="preserve">A1에서 명절 날짜를 고르면 추천 카드 대신 혼잡 예측 막대와 휴무 안내만 나와요.</w:t>
+      </w:r>
+    </w:p>
+    <w:p>
+      <w:pPr>
+        <w:pStyle w:val="Compact"/>
+        <w:numPr>
+          <w:ilvl w:val="0"/>
           <w:numId w:val="1044"/>
-        </w:numPr>
-      </w:pPr>
-      <w:r>
-        <w:t xml:space="preserve">켜기·끄기 표(4.4)에서</w:t>
-      </w:r>
-      <w:r>
-        <w:t xml:space="preserve"> </w:t>
-      </w:r>
-      <w:r>
-        <w:t xml:space="preserve">“끔”</w:t>
-      </w:r>
-      <w:r>
-        <w:t xml:space="preserve">인 조합의 칩은 흐리게</w:t>
-      </w:r>
-      <w:r>
-        <w:t xml:space="preserve"> </w:t>
-      </w:r>
-      <w:r>
-        <w:t xml:space="preserve">“준비 중”</w:t>
-      </w:r>
-      <w:r>
-        <w:t xml:space="preserve">으로 보여 주고 누를 수 없어요. 예) 맛집을 고르면</w:t>
-      </w:r>
-      <w:r>
-        <w:t xml:space="preserve"> </w:t>
-      </w:r>
-      <w:r>
-        <w:t xml:space="preserve">“한적”</w:t>
-      </w:r>
-      <w:r>
-        <w:t xml:space="preserve"> </w:t>
-      </w:r>
-      <w:r>
-        <w:t xml:space="preserve">칩이 준비 중</w:t>
-      </w:r>
-    </w:p>
-    <w:p>
-      <w:pPr>
-        <w:pStyle w:val="Compact"/>
-        <w:numPr>
-          <w:ilvl w:val="1"/>
-          <w:numId w:val="1044"/>
-        </w:numPr>
-      </w:pPr>
-      <w:r>
-        <w:t xml:space="preserve">“참고용”</w:t>
-      </w:r>
-      <w:r>
-        <w:t xml:space="preserve"> </w:t>
-      </w:r>
-      <w:r>
-        <w:t xml:space="preserve">조합의 추천 카드에는</w:t>
-      </w:r>
-      <w:r>
-        <w:t xml:space="preserve"> </w:t>
-      </w:r>
-      <w:r>
-        <w:t xml:space="preserve">“참고용”</w:t>
-      </w:r>
-      <w:r>
-        <w:t xml:space="preserve"> </w:t>
-      </w:r>
-      <w:r>
-        <w:t xml:space="preserve">배지와</w:t>
-      </w:r>
-      <w:r>
-        <w:t xml:space="preserve"> </w:t>
-      </w:r>
-      <w:r>
-        <w:t xml:space="preserve">“검증 표본이 아직 적어요”</w:t>
-      </w:r>
-      <w:r>
-        <w:t xml:space="preserve"> </w:t>
-      </w:r>
-      <w:r>
-        <w:t xml:space="preserve">설명을 붙여요.</w:t>
-      </w:r>
-    </w:p>
-    <w:p>
-      <w:pPr>
-        <w:pStyle w:val="Compact"/>
-        <w:numPr>
-          <w:ilvl w:val="1"/>
-          <w:numId w:val="1044"/>
-        </w:numPr>
-      </w:pPr>
-      <w:r>
-        <w:t xml:space="preserve">A1에서 명절 날짜를 고르면 추천 카드 대신 혼잡 예측 막대와 휴무 안내만 나와요.</w:t>
-      </w:r>
-    </w:p>
-    <w:p>
-      <w:pPr>
-        <w:pStyle w:val="Compact"/>
-        <w:numPr>
-          <w:ilvl w:val="0"/>
-          <w:numId w:val="1043"/>
         </w:numPr>
       </w:pPr>
       <w:r>
@@ -11215,7 +11446,7 @@
         <w:pStyle w:val="Compact"/>
         <w:numPr>
           <w:ilvl w:val="1"/>
-          <w:numId w:val="1045"/>
+          <w:numId w:val="1046"/>
         </w:numPr>
       </w:pPr>
       <w:r>
@@ -11227,7 +11458,7 @@
         <w:pStyle w:val="Compact"/>
         <w:numPr>
           <w:ilvl w:val="0"/>
-          <w:numId w:val="1043"/>
+          <w:numId w:val="1044"/>
         </w:numPr>
       </w:pPr>
       <w:r>
@@ -11261,7 +11492,7 @@
         <w:pStyle w:val="Compact"/>
         <w:numPr>
           <w:ilvl w:val="0"/>
-          <w:numId w:val="1043"/>
+          <w:numId w:val="1044"/>
         </w:numPr>
       </w:pPr>
       <w:r>
@@ -11307,7 +11538,7 @@
         <w:pStyle w:val="Compact"/>
         <w:numPr>
           <w:ilvl w:val="0"/>
-          <w:numId w:val="1043"/>
+          <w:numId w:val="1044"/>
         </w:numPr>
       </w:pPr>
       <w:r>
@@ -11344,7 +11575,7 @@
         <w:pStyle w:val="Compact"/>
         <w:numPr>
           <w:ilvl w:val="0"/>
-          <w:numId w:val="1043"/>
+          <w:numId w:val="1044"/>
         </w:numPr>
       </w:pPr>
       <w:r>
@@ -11385,7 +11616,7 @@
         <w:pStyle w:val="Compact"/>
         <w:numPr>
           <w:ilvl w:val="0"/>
-          <w:numId w:val="1046"/>
+          <w:numId w:val="1047"/>
         </w:numPr>
       </w:pPr>
       <w:r>
@@ -11423,7 +11654,7 @@
         <w:pStyle w:val="Compact"/>
         <w:numPr>
           <w:ilvl w:val="1"/>
-          <w:numId w:val="1047"/>
+          <w:numId w:val="1048"/>
         </w:numPr>
       </w:pPr>
       <w:r>
@@ -11435,7 +11666,7 @@
         <w:pStyle w:val="Compact"/>
         <w:numPr>
           <w:ilvl w:val="1"/>
-          <w:numId w:val="1047"/>
+          <w:numId w:val="1048"/>
         </w:numPr>
       </w:pPr>
       <w:r>
@@ -11447,7 +11678,7 @@
         <w:pStyle w:val="Compact"/>
         <w:numPr>
           <w:ilvl w:val="1"/>
-          <w:numId w:val="1047"/>
+          <w:numId w:val="1048"/>
         </w:numPr>
       </w:pPr>
       <w:r>
@@ -11505,7 +11736,7 @@
         <w:pStyle w:val="Compact"/>
         <w:numPr>
           <w:ilvl w:val="0"/>
-          <w:numId w:val="1046"/>
+          <w:numId w:val="1047"/>
         </w:numPr>
       </w:pPr>
       <w:r>
@@ -11527,7 +11758,7 @@
         <w:pStyle w:val="Compact"/>
         <w:numPr>
           <w:ilvl w:val="0"/>
-          <w:numId w:val="1046"/>
+          <w:numId w:val="1047"/>
         </w:numPr>
       </w:pPr>
       <w:r>
@@ -11558,7 +11789,7 @@
         <w:pStyle w:val="Compact"/>
         <w:numPr>
           <w:ilvl w:val="0"/>
-          <w:numId w:val="1046"/>
+          <w:numId w:val="1047"/>
         </w:numPr>
       </w:pPr>
       <w:r>
@@ -12058,7 +12289,7 @@
         <w:pStyle w:val="Compact"/>
         <w:numPr>
           <w:ilvl w:val="0"/>
-          <w:numId w:val="1048"/>
+          <w:numId w:val="1049"/>
         </w:numPr>
       </w:pPr>
       <w:r>
@@ -12101,7 +12332,7 @@
         <w:pStyle w:val="Compact"/>
         <w:numPr>
           <w:ilvl w:val="0"/>
-          <w:numId w:val="1048"/>
+          <w:numId w:val="1049"/>
         </w:numPr>
       </w:pPr>
       <w:r>
@@ -12144,7 +12375,7 @@
         <w:pStyle w:val="Compact"/>
         <w:numPr>
           <w:ilvl w:val="0"/>
-          <w:numId w:val="1048"/>
+          <w:numId w:val="1049"/>
         </w:numPr>
       </w:pPr>
       <w:r>
@@ -12187,7 +12418,7 @@
         <w:pStyle w:val="Compact"/>
         <w:numPr>
           <w:ilvl w:val="0"/>
-          <w:numId w:val="1048"/>
+          <w:numId w:val="1049"/>
         </w:numPr>
       </w:pPr>
       <w:r>
@@ -12219,7 +12450,7 @@
         <w:pStyle w:val="Compact"/>
         <w:numPr>
           <w:ilvl w:val="0"/>
-          <w:numId w:val="1049"/>
+          <w:numId w:val="1050"/>
         </w:numPr>
       </w:pPr>
       <w:r>
@@ -12231,7 +12462,7 @@
         <w:pStyle w:val="Compact"/>
         <w:numPr>
           <w:ilvl w:val="0"/>
-          <w:numId w:val="1049"/>
+          <w:numId w:val="1050"/>
         </w:numPr>
       </w:pPr>
       <w:r>
@@ -12252,7 +12483,7 @@
         <w:pStyle w:val="Compact"/>
         <w:numPr>
           <w:ilvl w:val="0"/>
-          <w:numId w:val="1049"/>
+          <w:numId w:val="1050"/>
         </w:numPr>
       </w:pPr>
       <w:r>
@@ -12273,7 +12504,7 @@
         <w:pStyle w:val="Compact"/>
         <w:numPr>
           <w:ilvl w:val="0"/>
-          <w:numId w:val="1049"/>
+          <w:numId w:val="1050"/>
         </w:numPr>
       </w:pPr>
       <w:r>
@@ -12294,7 +12525,7 @@
         <w:pStyle w:val="Compact"/>
         <w:numPr>
           <w:ilvl w:val="0"/>
-          <w:numId w:val="1049"/>
+          <w:numId w:val="1050"/>
         </w:numPr>
       </w:pPr>
       <w:r>
@@ -12306,7 +12537,7 @@
         <w:pStyle w:val="Compact"/>
         <w:numPr>
           <w:ilvl w:val="0"/>
-          <w:numId w:val="1049"/>
+          <w:numId w:val="1050"/>
         </w:numPr>
       </w:pPr>
       <w:r>
@@ -12327,7 +12558,7 @@
         <w:pStyle w:val="Compact"/>
         <w:numPr>
           <w:ilvl w:val="0"/>
-          <w:numId w:val="1049"/>
+          <w:numId w:val="1050"/>
         </w:numPr>
       </w:pPr>
       <w:r>
@@ -12375,7 +12606,7 @@
         <w:pStyle w:val="Compact"/>
         <w:numPr>
           <w:ilvl w:val="0"/>
-          <w:numId w:val="1050"/>
+          <w:numId w:val="1051"/>
         </w:numPr>
       </w:pPr>
       <w:r>
@@ -12397,7 +12628,7 @@
         <w:pStyle w:val="Compact"/>
         <w:numPr>
           <w:ilvl w:val="0"/>
-          <w:numId w:val="1050"/>
+          <w:numId w:val="1051"/>
         </w:numPr>
       </w:pPr>
       <w:r>
@@ -12431,7 +12662,7 @@
         <w:pStyle w:val="Compact"/>
         <w:numPr>
           <w:ilvl w:val="0"/>
-          <w:numId w:val="1050"/>
+          <w:numId w:val="1051"/>
         </w:numPr>
       </w:pPr>
       <w:r>
@@ -12459,7 +12690,7 @@
         <w:pStyle w:val="Compact"/>
         <w:numPr>
           <w:ilvl w:val="0"/>
-          <w:numId w:val="1050"/>
+          <w:numId w:val="1051"/>
         </w:numPr>
       </w:pPr>
       <w:r>
@@ -12489,7 +12720,7 @@
         <w:pStyle w:val="Compact"/>
         <w:numPr>
           <w:ilvl w:val="0"/>
-          <w:numId w:val="1050"/>
+          <w:numId w:val="1051"/>
         </w:numPr>
       </w:pPr>
       <w:r>
@@ -13674,7 +13905,7 @@
         <w:pStyle w:val="Compact"/>
         <w:numPr>
           <w:ilvl w:val="0"/>
-          <w:numId w:val="1051"/>
+          <w:numId w:val="1052"/>
         </w:numPr>
       </w:pPr>
       <w:r>
@@ -13686,7 +13917,7 @@
         <w:pStyle w:val="Compact"/>
         <w:numPr>
           <w:ilvl w:val="0"/>
-          <w:numId w:val="1051"/>
+          <w:numId w:val="1052"/>
         </w:numPr>
       </w:pPr>
       <w:r>
@@ -13698,7 +13929,7 @@
         <w:pStyle w:val="Compact"/>
         <w:numPr>
           <w:ilvl w:val="0"/>
-          <w:numId w:val="1051"/>
+          <w:numId w:val="1052"/>
         </w:numPr>
       </w:pPr>
       <w:r>
@@ -15257,7 +15488,7 @@
         <w:pStyle w:val="Compact"/>
         <w:numPr>
           <w:ilvl w:val="0"/>
-          <w:numId w:val="1052"/>
+          <w:numId w:val="1053"/>
         </w:numPr>
       </w:pPr>
       <w:r>
@@ -15279,7 +15510,7 @@
         <w:pStyle w:val="Compact"/>
         <w:numPr>
           <w:ilvl w:val="0"/>
-          <w:numId w:val="1052"/>
+          <w:numId w:val="1053"/>
         </w:numPr>
       </w:pPr>
       <w:r>
@@ -15329,7 +15560,7 @@
         <w:pStyle w:val="Compact"/>
         <w:numPr>
           <w:ilvl w:val="0"/>
-          <w:numId w:val="1052"/>
+          <w:numId w:val="1053"/>
         </w:numPr>
       </w:pPr>
       <w:r>
@@ -15351,7 +15582,7 @@
         <w:pStyle w:val="Compact"/>
         <w:numPr>
           <w:ilvl w:val="0"/>
-          <w:numId w:val="1052"/>
+          <w:numId w:val="1053"/>
         </w:numPr>
       </w:pPr>
       <w:r>
@@ -15388,7 +15619,7 @@
         <w:pStyle w:val="Compact"/>
         <w:numPr>
           <w:ilvl w:val="0"/>
-          <w:numId w:val="1052"/>
+          <w:numId w:val="1053"/>
         </w:numPr>
       </w:pPr>
       <w:r>
@@ -15419,7 +15650,7 @@
         <w:pStyle w:val="Compact"/>
         <w:numPr>
           <w:ilvl w:val="0"/>
-          <w:numId w:val="1052"/>
+          <w:numId w:val="1053"/>
         </w:numPr>
       </w:pPr>
       <w:r>
@@ -15447,7 +15678,7 @@
         <w:pStyle w:val="Compact"/>
         <w:numPr>
           <w:ilvl w:val="0"/>
-          <w:numId w:val="1052"/>
+          <w:numId w:val="1053"/>
         </w:numPr>
       </w:pPr>
       <w:r>
@@ -15469,7 +15700,7 @@
         <w:pStyle w:val="Compact"/>
         <w:numPr>
           <w:ilvl w:val="0"/>
-          <w:numId w:val="1052"/>
+          <w:numId w:val="1053"/>
         </w:numPr>
       </w:pPr>
       <w:r>
@@ -15491,7 +15722,7 @@
         <w:pStyle w:val="Compact"/>
         <w:numPr>
           <w:ilvl w:val="0"/>
-          <w:numId w:val="1052"/>
+          <w:numId w:val="1053"/>
         </w:numPr>
       </w:pPr>
       <w:r>
@@ -15513,7 +15744,7 @@
         <w:pStyle w:val="Compact"/>
         <w:numPr>
           <w:ilvl w:val="0"/>
-          <w:numId w:val="1052"/>
+          <w:numId w:val="1053"/>
         </w:numPr>
       </w:pPr>
       <w:r>
@@ -15535,7 +15766,7 @@
         <w:pStyle w:val="Compact"/>
         <w:numPr>
           <w:ilvl w:val="0"/>
-          <w:numId w:val="1052"/>
+          <w:numId w:val="1053"/>
         </w:numPr>
       </w:pPr>
       <w:r>
@@ -15571,7 +15802,7 @@
         <w:pStyle w:val="Compact"/>
         <w:numPr>
           <w:ilvl w:val="0"/>
-          <w:numId w:val="1052"/>
+          <w:numId w:val="1053"/>
         </w:numPr>
       </w:pPr>
       <w:r>
@@ -15593,7 +15824,7 @@
         <w:pStyle w:val="Compact"/>
         <w:numPr>
           <w:ilvl w:val="0"/>
-          <w:numId w:val="1052"/>
+          <w:numId w:val="1053"/>
         </w:numPr>
       </w:pPr>
       <w:r>
@@ -15627,7 +15858,7 @@
         <w:pStyle w:val="Compact"/>
         <w:numPr>
           <w:ilvl w:val="0"/>
-          <w:numId w:val="1052"/>
+          <w:numId w:val="1053"/>
         </w:numPr>
       </w:pPr>
       <w:r>
@@ -15649,7 +15880,7 @@
         <w:pStyle w:val="Compact"/>
         <w:numPr>
           <w:ilvl w:val="0"/>
-          <w:numId w:val="1052"/>
+          <w:numId w:val="1053"/>
         </w:numPr>
       </w:pPr>
       <w:r>
@@ -15671,7 +15902,7 @@
         <w:pStyle w:val="Compact"/>
         <w:numPr>
           <w:ilvl w:val="0"/>
-          <w:numId w:val="1052"/>
+          <w:numId w:val="1053"/>
         </w:numPr>
       </w:pPr>
       <w:r>
@@ -15693,7 +15924,7 @@
         <w:pStyle w:val="Compact"/>
         <w:numPr>
           <w:ilvl w:val="0"/>
-          <w:numId w:val="1052"/>
+          <w:numId w:val="1053"/>
         </w:numPr>
       </w:pPr>
       <w:r>
@@ -15715,7 +15946,7 @@
         <w:pStyle w:val="Compact"/>
         <w:numPr>
           <w:ilvl w:val="0"/>
-          <w:numId w:val="1052"/>
+          <w:numId w:val="1053"/>
         </w:numPr>
       </w:pPr>
       <w:r>
@@ -15737,7 +15968,7 @@
         <w:pStyle w:val="Compact"/>
         <w:numPr>
           <w:ilvl w:val="0"/>
-          <w:numId w:val="1052"/>
+          <w:numId w:val="1053"/>
         </w:numPr>
       </w:pPr>
       <w:r>
@@ -16149,6 +16380,9 @@
     <w:abstractNumId w:val="991"/>
   </w:num>
   <w:num w:numId="1003">
+    <w:abstractNumId w:val="991"/>
+  </w:num>
+  <w:num w:numId="1004">
     <w:abstractNumId w:val="99411"/>
     <w:lvlOverride w:ilvl="0">
       <w:startOverride w:val="1"/>
@@ -16178,10 +16412,10 @@
       <w:startOverride w:val="1"/>
     </w:lvlOverride>
   </w:num>
-  <w:num w:numId="1004">
+  <w:num w:numId="1005">
     <w:abstractNumId w:val="991"/>
   </w:num>
-  <w:num w:numId="1005">
+  <w:num w:numId="1006">
     <w:abstractNumId w:val="99411"/>
     <w:lvlOverride w:ilvl="0">
       <w:startOverride w:val="1"/>
@@ -16211,9 +16445,6 @@
       <w:startOverride w:val="1"/>
     </w:lvlOverride>
   </w:num>
-  <w:num w:numId="1006">
-    <w:abstractNumId w:val="991"/>
-  </w:num>
   <w:num w:numId="1007">
     <w:abstractNumId w:val="991"/>
   </w:num>
@@ -16233,6 +16464,9 @@
     <w:abstractNumId w:val="991"/>
   </w:num>
   <w:num w:numId="1013">
+    <w:abstractNumId w:val="991"/>
+  </w:num>
+  <w:num w:numId="1014">
     <w:abstractNumId w:val="99411"/>
     <w:lvlOverride w:ilvl="0">
       <w:startOverride w:val="1"/>
@@ -16262,9 +16496,6 @@
       <w:startOverride w:val="1"/>
     </w:lvlOverride>
   </w:num>
-  <w:num w:numId="1014">
-    <w:abstractNumId w:val="991"/>
-  </w:num>
   <w:num w:numId="1015">
     <w:abstractNumId w:val="991"/>
   </w:num>
@@ -16272,6 +16503,9 @@
     <w:abstractNumId w:val="991"/>
   </w:num>
   <w:num w:numId="1017">
+    <w:abstractNumId w:val="991"/>
+  </w:num>
+  <w:num w:numId="1018">
     <w:abstractNumId w:val="99411"/>
     <w:lvlOverride w:ilvl="0">
       <w:startOverride w:val="1"/>
@@ -16301,9 +16535,6 @@
       <w:startOverride w:val="1"/>
     </w:lvlOverride>
   </w:num>
-  <w:num w:numId="1018">
-    <w:abstractNumId w:val="991"/>
-  </w:num>
   <w:num w:numId="1019">
     <w:abstractNumId w:val="991"/>
   </w:num>
@@ -16311,6 +16542,9 @@
     <w:abstractNumId w:val="991"/>
   </w:num>
   <w:num w:numId="1021">
+    <w:abstractNumId w:val="991"/>
+  </w:num>
+  <w:num w:numId="1022">
     <w:abstractNumId w:val="99413"/>
     <w:lvlOverride w:ilvl="0">
       <w:startOverride w:val="3"/>
@@ -16339,9 +16573,6 @@
     <w:lvlOverride w:ilvl="8">
       <w:startOverride w:val="3"/>
     </w:lvlOverride>
-  </w:num>
-  <w:num w:numId="1022">
-    <w:abstractNumId w:val="991"/>
   </w:num>
   <w:num w:numId="1023">
     <w:abstractNumId w:val="991"/>
@@ -16374,6 +16605,9 @@
     <w:abstractNumId w:val="991"/>
   </w:num>
   <w:num w:numId="1033">
+    <w:abstractNumId w:val="991"/>
+  </w:num>
+  <w:num w:numId="1034">
     <w:abstractNumId w:val="99411"/>
     <w:lvlOverride w:ilvl="0">
       <w:startOverride w:val="1"/>
@@ -16403,9 +16637,6 @@
       <w:startOverride w:val="1"/>
     </w:lvlOverride>
   </w:num>
-  <w:num w:numId="1034">
-    <w:abstractNumId w:val="991"/>
-  </w:num>
   <w:num w:numId="1035">
     <w:abstractNumId w:val="991"/>
   </w:num>
@@ -16422,6 +16653,9 @@
     <w:abstractNumId w:val="991"/>
   </w:num>
   <w:num w:numId="1040">
+    <w:abstractNumId w:val="991"/>
+  </w:num>
+  <w:num w:numId="1041">
     <w:abstractNumId w:val="99411"/>
     <w:lvlOverride w:ilvl="0">
       <w:startOverride w:val="1"/>
@@ -16450,9 +16684,6 @@
     <w:lvlOverride w:ilvl="8">
       <w:startOverride w:val="1"/>
     </w:lvlOverride>
-  </w:num>
-  <w:num w:numId="1041">
-    <w:abstractNumId w:val="991"/>
   </w:num>
   <w:num w:numId="1042">
     <w:abstractNumId w:val="991"/>
@@ -16485,6 +16716,9 @@
     <w:abstractNumId w:val="991"/>
   </w:num>
   <w:num w:numId="1052">
+    <w:abstractNumId w:val="991"/>
+  </w:num>
+  <w:num w:numId="1053">
     <w:abstractNumId w:val="991"/>
   </w:num>
 </w:numbering>
